--- a/downloads/workbook/ai-5-week-26.docx
+++ b/downloads/workbook/ai-5-week-26.docx
@@ -992,6 +992,178 @@
         <w:t>Project connection: For your Image-pattern Network Investigation, save the input, procedure, observed result and limitation of this check. Label this worked example as practice; use a different, previously unreviewed case when checking independent understanding.</w:t>
       </w:r>
     </w:p>
+    <w:p>
+      <w:pPr>
+        <w:pStyle w:val="Heading1"/>
+      </w:pPr>
+      <w:r>
+        <w:t>13. Project portfolio milestone</w:t>
+      </w:r>
+    </w:p>
+    <w:p>
+      <w:r>
+        <w:t>Project: Image-pattern Network Investigation</w:t>
+      </w:r>
+    </w:p>
+    <w:p>
+      <w:r>
+        <w:t>Current milestone: Prepare the demonstration. Gather reproducible instructions, evidence, access checks and remaining limitations.</w:t>
+      </w:r>
+    </w:p>
+    <w:p>
+      <w:r>
+        <w:t>For your Image-pattern Network Investigation, save the input, procedure, observed result and limitation of this check. Label this worked example as practice; use a different, previously unreviewed case when checking independent understanding.</w:t>
+      </w:r>
+    </w:p>
+    <w:tbl>
+      <w:tblPr>
+        <w:tblStyle w:val="LightShading-Accent1"/>
+        <w:tblW w:type="auto" w:w="0"/>
+        <w:tblLook w:firstColumn="1" w:firstRow="1" w:lastColumn="0" w:lastRow="0" w:noHBand="0" w:noVBand="1" w:val="04A0"/>
+      </w:tblPr>
+      <w:tblGrid>
+        <w:gridCol w:w="5112"/>
+        <w:gridCol w:w="5112"/>
+      </w:tblGrid>
+      <w:tr>
+        <w:trPr>
+          <w:tblHeader/>
+        </w:trPr>
+        <w:tc>
+          <w:tcPr>
+            <w:tcW w:type="dxa" w:w="5112"/>
+          </w:tcPr>
+          <w:p>
+            <w:r>
+              <w:t>Evidence to keep</w:t>
+            </w:r>
+          </w:p>
+        </w:tc>
+        <w:tc>
+          <w:tcPr>
+            <w:tcW w:type="dxa" w:w="5112"/>
+          </w:tcPr>
+          <w:p>
+            <w:r>
+              <w:t>My record</w:t>
+            </w:r>
+          </w:p>
+        </w:tc>
+      </w:tr>
+      <w:tr>
+        <w:tc>
+          <w:tcPr>
+            <w:tcW w:type="dxa" w:w="5112"/>
+          </w:tcPr>
+          <w:p>
+            <w:r>
+              <w:t>This week’s input and deciding step</w:t>
+            </w:r>
+          </w:p>
+        </w:tc>
+        <w:tc>
+          <w:tcPr>
+            <w:tcW w:type="dxa" w:w="5112"/>
+          </w:tcPr>
+          <w:p>
+            <w:r/>
+          </w:p>
+        </w:tc>
+      </w:tr>
+      <w:tr>
+        <w:tc>
+          <w:tcPr>
+            <w:tcW w:type="dxa" w:w="5112"/>
+          </w:tcPr>
+          <w:p>
+            <w:r>
+              <w:t>Prediction and actual result (or labelled paper trace)</w:t>
+            </w:r>
+          </w:p>
+        </w:tc>
+        <w:tc>
+          <w:tcPr>
+            <w:tcW w:type="dxa" w:w="5112"/>
+          </w:tcPr>
+          <w:p>
+            <w:r/>
+          </w:p>
+        </w:tc>
+      </w:tr>
+      <w:tr>
+        <w:tc>
+          <w:tcPr>
+            <w:tcW w:type="dxa" w:w="5112"/>
+          </w:tcPr>
+          <w:p>
+            <w:r>
+              <w:t>One change since the previous checkpoint and why</w:t>
+            </w:r>
+          </w:p>
+        </w:tc>
+        <w:tc>
+          <w:tcPr>
+            <w:tcW w:type="dxa" w:w="5112"/>
+          </w:tcPr>
+          <w:p>
+            <w:r/>
+          </w:p>
+        </w:tc>
+      </w:tr>
+      <w:tr>
+        <w:tc>
+          <w:tcPr>
+            <w:tcW w:type="dxa" w:w="5112"/>
+          </w:tcPr>
+          <w:p>
+            <w:r>
+              <w:t>One error or limit and the next test</w:t>
+            </w:r>
+          </w:p>
+        </w:tc>
+        <w:tc>
+          <w:tcPr>
+            <w:tcW w:type="dxa" w:w="5112"/>
+          </w:tcPr>
+          <w:p>
+            <w:r/>
+          </w:p>
+        </w:tc>
+      </w:tr>
+    </w:tbl>
+    <w:p>
+      <w:pPr>
+        <w:pStyle w:val="Heading3"/>
+      </w:pPr>
+      <w:r>
+        <w:t>Explain what this week adds to your project. Reuse last week’s record rather than starting again.</w:t>
+      </w:r>
+    </w:p>
+    <w:p>
+      <w:r>
+        <w:t>________________________________________________________________</w:t>
+      </w:r>
+    </w:p>
+    <w:p>
+      <w:r>
+        <w:t>________________________________________________________________</w:t>
+      </w:r>
+    </w:p>
+    <w:p>
+      <w:r>
+        <w:t>________________________________________________________________</w:t>
+      </w:r>
+    </w:p>
+    <w:p>
+      <w:r>
+        <w:t>________________________________________________________________</w:t>
+      </w:r>
+    </w:p>
+    <w:p>
+      <w:r>
+        <w:t>________________________________________________________________</w:t>
+      </w:r>
+    </w:p>
     <w:sectPr>
       <w:pgSz w:w="12240" w:h="15840"/>
       <w:pgMar w:top="936" w:right="1008" w:bottom="936" w:left="1008" w:header="720" w:footer="720" w:gutter="0"/>

--- a/downloads/workbook/ai-5-week-26.docx
+++ b/downloads/workbook/ai-5-week-26.docx
@@ -1164,6 +1164,248 @@
         <w:t>________________________________________________________________</w:t>
       </w:r>
     </w:p>
+    <w:p>
+      <w:pPr>
+        <w:pStyle w:val="Heading1"/>
+      </w:pPr>
+      <w:r>
+        <w:t>14. Supported practice and learning evidence</w:t>
+      </w:r>
+    </w:p>
+    <w:p>
+      <w:r>
+        <w:t>Use this supported practice once, in the browser or on paper. Keep the reserved independent assessment for a separate first attempt before teacher feedback.</w:t>
+      </w:r>
+    </w:p>
+    <w:p>
+      <w:r>
+        <w:t>Measure embedding neighbours without turning numerical proximity into factual certainty.</w:t>
+      </w:r>
+    </w:p>
+    <w:p>
+      <w:pPr>
+        <w:pStyle w:val="Heading3"/>
+      </w:pPr>
+      <w:r>
+        <w:t>Practice 1: explain the deciding evidence</w:t>
+      </w:r>
+    </w:p>
+    <w:p>
+      <w:r>
+        <w:t>Which labelled step matches this detail? P is nearest under the declared metric; this is a geometric result, not proof of meaning.</w:t>
+      </w:r>
+    </w:p>
+    <w:p>
+      <w:r>
+        <w:t>1. Distance to P</w:t>
+      </w:r>
+    </w:p>
+    <w:p>
+      <w:r>
+        <w:t>2. Select neighbour</w:t>
+      </w:r>
+    </w:p>
+    <w:p>
+      <w:r>
+        <w:t>3. Distances to Q/R</w:t>
+      </w:r>
+    </w:p>
+    <w:p>
+      <w:pPr>
+        <w:pStyle w:val="Heading3"/>
+      </w:pPr>
+      <w:r>
+        <w:t>My selected conclusion, deciding fact and explanation</w:t>
+      </w:r>
+    </w:p>
+    <w:p>
+      <w:r>
+        <w:t>________________________________________________________________</w:t>
+      </w:r>
+    </w:p>
+    <w:p>
+      <w:r>
+        <w:t>________________________________________________________________</w:t>
+      </w:r>
+    </w:p>
+    <w:p>
+      <w:r>
+        <w:t>________________________________________________________________</w:t>
+      </w:r>
+    </w:p>
+    <w:p>
+      <w:r>
+        <w:t>________________________________________________________________</w:t>
+      </w:r>
+    </w:p>
+    <w:p>
+      <w:r>
+        <w:t>________________________________________________________________</w:t>
+      </w:r>
+    </w:p>
+    <w:p>
+      <w:r>
+        <w:t>Hint if needed: Read the steps in the pictorial case. Match the supplied detail to the stage that performs or records it.</w:t>
+      </w:r>
+    </w:p>
+    <w:p>
+      <w:r>
+        <w:t>After your attempt, compare with the supported explanation: Select neighbour P is nearest under the declared metric; this is a geometric result, not proof of meaning. An embedding stores each item as an ordered vector. Under squared Euclidean distance, subtract matching coordinates, square their differences and add. The smallest total identifies the nearest supplied vector. These invented coordinates let us check geometry exactly; a claim that neighbours share meaning needs evidence about how the representation was learned and used.</w:t>
+      </w:r>
+    </w:p>
+    <w:p>
+      <w:pPr>
+        <w:pStyle w:val="Heading3"/>
+      </w:pPr>
+      <w:r>
+        <w:t>Practice 2: explain the deciding evidence</w:t>
+      </w:r>
+    </w:p>
+    <w:p>
+      <w:r>
+        <w:t>Changed-case practice: Move the query to [2, 1]. Which conclusion is supported by the supplied facts?</w:t>
+      </w:r>
+    </w:p>
+    <w:p>
+      <w:r>
+        <w:t>1. We can decide the result without examining the changed input or the procedure.</w:t>
+      </w:r>
+    </w:p>
+    <w:p>
+      <w:r>
+        <w:t>2. This one example guarantees correct results for every future input.</w:t>
+      </w:r>
+    </w:p>
+    <w:p>
+      <w:r>
+        <w:t>3. Q becomes nearest with squared distance1; P distance4; R distance10.</w:t>
+      </w:r>
+    </w:p>
+    <w:p>
+      <w:pPr>
+        <w:pStyle w:val="Heading3"/>
+      </w:pPr>
+      <w:r>
+        <w:t>My selected conclusion, deciding fact and explanation</w:t>
+      </w:r>
+    </w:p>
+    <w:p>
+      <w:r>
+        <w:t>________________________________________________________________</w:t>
+      </w:r>
+    </w:p>
+    <w:p>
+      <w:r>
+        <w:t>________________________________________________________________</w:t>
+      </w:r>
+    </w:p>
+    <w:p>
+      <w:r>
+        <w:t>________________________________________________________________</w:t>
+      </w:r>
+    </w:p>
+    <w:p>
+      <w:r>
+        <w:t>________________________________________________________________</w:t>
+      </w:r>
+    </w:p>
+    <w:p>
+      <w:r>
+        <w:t>________________________________________________________________</w:t>
+      </w:r>
+    </w:p>
+    <w:p>
+      <w:r>
+        <w:t>Hint if needed: Use the changed condition and the deciding step in the pictorial trace. The answer must say what follows from those facts.</w:t>
+      </w:r>
+    </w:p>
+    <w:p>
+      <w:r>
+        <w:t>After your attempt, compare with the supported explanation: Q becomes nearest with squared distance1; P distance4; R distance10. Changing the query position changes geometric neighbours while the stored table remains fixed.</w:t>
+      </w:r>
+    </w:p>
+    <w:p>
+      <w:pPr>
+        <w:pStyle w:val="Heading3"/>
+      </w:pPr>
+      <w:r>
+        <w:t>Repair a missing building block</w:t>
+      </w:r>
+    </w:p>
+    <w:p>
+      <w:r>
+        <w:t>Review Sequence representations (ai-5/25). Goal: Encode an ordered sequence with an explicit vocabulary. Short practice: Which record lets the program distinguish the first and last zeros? Point to the relevant step in the picture, then write the changed result and the rule or evidence that supports it.. Return to this week and explain what you changed.</w:t>
+      </w:r>
+    </w:p>
+    <w:p>
+      <w:r>
+        <w:t>Review Training a small image model (ai-5/23). Goal: Trace a complete image model with fixed features and one trained weight. Short practice: Does lower training loss alone establish that four updates generalise better? Point to the relevant step in the picture, then write the changed result and the rule or evidence that supports it.. Return to this week and explain what you changed.</w:t>
+      </w:r>
+    </w:p>
+    <w:p>
+      <w:r>
+        <w:t>Review Image tensors and channels (ai-5/20). Goal: Read a pixel using declared row column and channel axes. Short practice: Where is the bottom green pixel in the first batched image? Point to the relevant step in the picture, then write the changed result and the rule or evidence that supports it.. Return to this week and explain what you changed.</w:t>
+      </w:r>
+    </w:p>
+    <w:p>
+      <w:pPr>
+        <w:pStyle w:val="Heading3"/>
+      </w:pPr>
+      <w:r>
+        <w:t>Predict, run and debug</w:t>
+      </w:r>
+    </w:p>
+    <w:p>
+      <w:r>
+        <w:t>The browser lab lets you edit the supported Python examples already included in this lesson. Predict first, run, inspect the actual output or error, change one input, then run again. Keep code, predictions, actual results and a reasoned revision together. On paper, label your result as a trace rather than an execution.</w:t>
+      </w:r>
+    </w:p>
+    <w:p>
+      <w:pPr>
+        <w:pStyle w:val="Heading3"/>
+      </w:pPr>
+      <w:r>
+        <w:t>Keep your completed work</w:t>
+      </w:r>
+    </w:p>
+    <w:p>
+      <w:r>
+        <w:t>Use Download completed work in the hosted lesson to export your answers, reflections, practice feedback and code-run evidence. Open the HTML copy to read or print it. Drafts stay in this browser when storage is available; clear drafts on a shared device.</w:t>
+      </w:r>
+    </w:p>
+    <w:p>
+      <w:pPr>
+        <w:pStyle w:val="Heading3"/>
+      </w:pPr>
+      <w:r>
+        <w:t>What I repaired, the evidence I kept and the next test</w:t>
+      </w:r>
+    </w:p>
+    <w:p>
+      <w:r>
+        <w:t>________________________________________________________________</w:t>
+      </w:r>
+    </w:p>
+    <w:p>
+      <w:r>
+        <w:t>________________________________________________________________</w:t>
+      </w:r>
+    </w:p>
+    <w:p>
+      <w:r>
+        <w:t>________________________________________________________________</w:t>
+      </w:r>
+    </w:p>
+    <w:p>
+      <w:r>
+        <w:t>________________________________________________________________</w:t>
+      </w:r>
+    </w:p>
+    <w:p>
+      <w:r>
+        <w:t>________________________________________________________________</w:t>
+      </w:r>
+    </w:p>
     <w:sectPr>
       <w:pgSz w:w="12240" w:h="15840"/>
       <w:pgMar w:top="936" w:right="1008" w:bottom="936" w:left="1008" w:header="720" w:footer="720" w:gutter="0"/>

--- a/downloads/workbook/ai-5-week-26.docx
+++ b/downloads/workbook/ai-5-week-26.docx
@@ -30,33 +30,45 @@
     </w:p>
     <w:p>
       <w:r>
-        <w:t>Try the recall before opening notes. Then use a different colour or a labelled second line to correct your explanation.</w:t>
+        <w:t>Record your starting explanation for Embeddings and neighbourhoods before opening notes. Show any later correction separately.</w:t>
       </w:r>
     </w:p>
     <w:p>
       <w:pPr>
-        <w:pStyle w:val="Heading3"/>
-      </w:pPr>
-      <w:r>
-        <w:t>Sequence representations</w:t>
+        <w:spacing w:line="336" w:lineRule="auto" w:after="180"/>
+      </w:pPr>
+      <w:r>
+        <w:rPr>
+          <w:b w:val="0"/>
+        </w:rPr>
+        <w:t>Try the recall before opening notes. Then use a different colour or a labelled second line to correct your explanation.</w:t>
       </w:r>
     </w:p>
     <w:p>
-      <w:r>
-        <w:t>Without opening the old lesson, explain one key idea from Sequence representations. Give an example and a mistake that the idea helps you avoid.</w:t>
+      <w:pPr>
+        <w:pStyle w:val="Heading3"/>
+      </w:pPr>
+      <w:r>
+        <w:t>Sequence representations</w:t>
       </w:r>
     </w:p>
     <w:p>
       <w:pPr>
-        <w:pStyle w:val="Heading3"/>
-      </w:pPr>
-      <w:r>
-        <w:t>My remembered idea, example and correction</w:t>
+        <w:spacing w:line="336" w:lineRule="auto" w:after="180"/>
+      </w:pPr>
+      <w:r>
+        <w:rPr>
+          <w:b w:val="0"/>
+        </w:rPr>
+        <w:t>Without opening the old lesson, explain one key idea from Sequence representations. Give an example and a mistake that the idea helps you avoid.</w:t>
       </w:r>
     </w:p>
     <w:p>
-      <w:r>
-        <w:t>________________________________________________________________</w:t>
+      <w:pPr>
+        <w:pStyle w:val="Heading3"/>
+      </w:pPr>
+      <w:r>
+        <w:t>My remembered idea, example and correction</w:t>
       </w:r>
     </w:p>
     <w:p>
@@ -70,29 +82,47 @@
       </w:r>
     </w:p>
     <w:p>
-      <w:pPr>
-        <w:pStyle w:val="Heading3"/>
-      </w:pPr>
-      <w:r>
-        <w:t>Training a small image model</w:t>
+      <w:r>
+        <w:t>________________________________________________________________</w:t>
       </w:r>
     </w:p>
     <w:p>
-      <w:r>
-        <w:t>Without opening the old lesson, explain one key idea from Training a small image model. Give an example and a mistake that the idea helps you avoid.</w:t>
+      <w:pPr>
+        <w:pStyle w:val="Heading3"/>
+      </w:pPr>
+      <w:r>
+        <w:t>Training a small image model</w:t>
       </w:r>
     </w:p>
     <w:p>
       <w:pPr>
-        <w:pStyle w:val="Heading3"/>
-      </w:pPr>
-      <w:r>
-        <w:t>My remembered idea, example and correction</w:t>
+        <w:spacing w:line="336" w:lineRule="auto" w:after="180"/>
+      </w:pPr>
+      <w:r>
+        <w:rPr>
+          <w:b w:val="0"/>
+        </w:rPr>
+        <w:t xml:space="preserve">Without opening the old lesson, explain one key idea from </w:t>
+      </w:r>
+      <w:r>
+        <w:rPr>
+          <w:b/>
+        </w:rPr>
+        <w:t>Training</w:t>
+      </w:r>
+      <w:r>
+        <w:rPr>
+          <w:b w:val="0"/>
+        </w:rPr>
+        <w:t xml:space="preserve"> a small image model. Give an example and a mistake that the idea helps you avoid.</w:t>
       </w:r>
     </w:p>
     <w:p>
-      <w:r>
-        <w:t>________________________________________________________________</w:t>
+      <w:pPr>
+        <w:pStyle w:val="Heading3"/>
+      </w:pPr>
+      <w:r>
+        <w:t>My remembered idea, example and correction</w:t>
       </w:r>
     </w:p>
     <w:p>
@@ -106,29 +136,35 @@
       </w:r>
     </w:p>
     <w:p>
-      <w:pPr>
-        <w:pStyle w:val="Heading3"/>
-      </w:pPr>
-      <w:r>
-        <w:t>Image tensors and channels</w:t>
+      <w:r>
+        <w:t>________________________________________________________________</w:t>
       </w:r>
     </w:p>
     <w:p>
-      <w:r>
-        <w:t>Without opening the old lesson, explain one key idea from Image tensors and channels. Give an example and a mistake that the idea helps you avoid.</w:t>
+      <w:pPr>
+        <w:pStyle w:val="Heading3"/>
+      </w:pPr>
+      <w:r>
+        <w:t>Image tensors and channels</w:t>
       </w:r>
     </w:p>
     <w:p>
       <w:pPr>
-        <w:pStyle w:val="Heading3"/>
-      </w:pPr>
-      <w:r>
-        <w:t>My remembered idea, example and correction</w:t>
+        <w:spacing w:line="336" w:lineRule="auto" w:after="180"/>
+      </w:pPr>
+      <w:r>
+        <w:rPr>
+          <w:b w:val="0"/>
+        </w:rPr>
+        <w:t>Without opening the old lesson, explain one key idea from Image tensors and channels. Give an example and a mistake that the idea helps you avoid.</w:t>
       </w:r>
     </w:p>
     <w:p>
-      <w:r>
-        <w:t>________________________________________________________________</w:t>
+      <w:pPr>
+        <w:pStyle w:val="Heading3"/>
+      </w:pPr>
+      <w:r>
+        <w:t>My remembered idea, example and correction</w:t>
       </w:r>
     </w:p>
     <w:p>
@@ -142,16 +178,44 @@
       </w:r>
     </w:p>
     <w:p>
-      <w:pPr>
-        <w:pStyle w:val="Heading1"/>
-      </w:pPr>
-      <w:r>
-        <w:t>02. Practise with fading help</w:t>
+      <w:r>
+        <w:t>________________________________________________________________</w:t>
       </w:r>
     </w:p>
     <w:p>
-      <w:r>
-        <w:t>Use W2: Calculate distances and a tie for Embeddings and neighbourhoods. Record the answer once; the lesson and workbook refer to the same attempt.</w:t>
+      <w:pPr>
+        <w:pStyle w:val="Heading1"/>
+      </w:pPr>
+      <w:r>
+        <w:t>02. Practise with fading help</w:t>
+      </w:r>
+    </w:p>
+    <w:p>
+      <w:r>
+        <w:t>Complete the supported Embeddings and neighbourhoods trace and record the first step you can explain without help.</w:t>
+      </w:r>
+    </w:p>
+    <w:p>
+      <w:pPr>
+        <w:spacing w:line="336" w:lineRule="auto" w:after="180"/>
+      </w:pPr>
+      <w:r>
+        <w:rPr>
+          <w:b w:val="0"/>
+        </w:rPr>
+        <w:t xml:space="preserve">Use W2: Calculate distances and a tie for Embeddings and </w:t>
+      </w:r>
+      <w:r>
+        <w:rPr>
+          <w:b/>
+        </w:rPr>
+        <w:t>neighbourhood</w:t>
+      </w:r>
+      <w:r>
+        <w:rPr>
+          <w:b w:val="0"/>
+        </w:rPr>
+        <w:t>s. Record the answer once; the lesson and workbook refer to the same attempt.</w:t>
       </w:r>
     </w:p>
     <w:tbl>
@@ -279,25 +343,49 @@
     </w:p>
     <w:p>
       <w:r>
-        <w:t>Use the worked case for Embeddings and neighbourhoods. Proposed explanation: “Token ID differences define embedding distances”. Decide whether this explanation is supported. Point to the step or supplied fact that decides; explain your repair if needed.</w:t>
+        <w:t>Check the proposed Embeddings and neighbourhoods explanation against the supplied facts before discussing it.</w:t>
       </w:r>
     </w:p>
     <w:p>
       <w:pPr>
-        <w:pStyle w:val="Heading3"/>
-      </w:pPr>
-      <w:r>
-        <w:t>My explanation before partner discussion</w:t>
+        <w:spacing w:line="336" w:lineRule="auto" w:after="180"/>
+      </w:pPr>
+      <w:r>
+        <w:rPr>
+          <w:b w:val="0"/>
+        </w:rPr>
+        <w:t xml:space="preserve">Use the worked case for Embeddings and </w:t>
+      </w:r>
+      <w:r>
+        <w:rPr>
+          <w:b/>
+        </w:rPr>
+        <w:t>neighbourhood</w:t>
+      </w:r>
+      <w:r>
+        <w:rPr>
+          <w:b w:val="0"/>
+        </w:rPr>
+        <w:t>s. Proposed explanation: “Token ID differences define embedding distances”. Decide whether this explanation is supported.</w:t>
       </w:r>
     </w:p>
     <w:p>
-      <w:r>
-        <w:t>________________________________________________________________</w:t>
+      <w:pPr>
+        <w:spacing w:line="336" w:lineRule="auto" w:after="180"/>
+      </w:pPr>
+      <w:r>
+        <w:rPr>
+          <w:b w:val="0"/>
+        </w:rPr>
+        <w:t>Point to the step or supplied fact that decides; explain your repair if needed.</w:t>
       </w:r>
     </w:p>
     <w:p>
-      <w:r>
-        <w:t>________________________________________________________________</w:t>
+      <w:pPr>
+        <w:pStyle w:val="Heading3"/>
+      </w:pPr>
+      <w:r>
+        <w:t>My explanation before partner discussion</w:t>
       </w:r>
     </w:p>
     <w:p>
@@ -311,52 +399,66 @@
       </w:r>
     </w:p>
     <w:p>
-      <w:pPr>
-        <w:pStyle w:val="Heading1"/>
-      </w:pPr>
-      <w:r>
-        <w:t>04. Independent transfer case</w:t>
+      <w:r>
+        <w:t>________________________________________________________________</w:t>
       </w:r>
     </w:p>
     <w:p>
-      <w:pPr>
-        <w:pStyle w:val="Heading3"/>
-      </w:pPr>
-      <w:r>
-        <w:t>Independent case: Find a neighbourhood independently</w:t>
+      <w:r>
+        <w:t>________________________________________________________________</w:t>
       </w:r>
     </w:p>
     <w:p>
-      <w:r>
-        <w:t>A separate table contains A [0, 0], B [2, 0] and C [1, 2]. For query [1, 0], give all squared distances and every nearest candidate. Then calculate the mean of A and B and compare it with the query. Can that mean identify which ordered pair produced it?</w:t>
+      <w:pPr>
+        <w:pStyle w:val="Heading1"/>
+      </w:pPr>
+      <w:r>
+        <w:t>04. Independent transfer case</w:t>
       </w:r>
     </w:p>
     <w:p>
-      <w:pPr>
-        <w:pStyle w:val="Heading3"/>
-      </w:pPr>
-      <w:r>
-        <w:t>My independent explanation, trace and limits</w:t>
+      <w:r>
+        <w:t>Write one first attempt at the reserved independent case before feedback. Repeated copies of that case refer to the same recorded attempt.</w:t>
       </w:r>
     </w:p>
     <w:p>
-      <w:r>
-        <w:t>________________________________________________________________</w:t>
+      <w:pPr>
+        <w:pStyle w:val="Heading3"/>
+      </w:pPr>
+      <w:r>
+        <w:t>Independent case: Find a neighbourhood independently</w:t>
       </w:r>
     </w:p>
     <w:p>
-      <w:r>
-        <w:t>________________________________________________________________</w:t>
+      <w:pPr>
+        <w:spacing w:line="336" w:lineRule="auto" w:after="180"/>
+        <w:shd w:fill="F5F1FB"/>
+      </w:pPr>
+      <w:r>
+        <w:rPr>
+          <w:b w:val="0"/>
+        </w:rPr>
+        <w:t>A separate table contains A [0, 0], B [2, 0] and C [1, 2]. For query [1, 0], give all squared distances and every nearest candidate. Then calculate the mean of A and B and compare it with the query.</w:t>
       </w:r>
     </w:p>
     <w:p>
-      <w:r>
-        <w:t>________________________________________________________________</w:t>
+      <w:pPr>
+        <w:spacing w:line="336" w:lineRule="auto" w:after="180"/>
+        <w:shd w:fill="F5F1FB"/>
+      </w:pPr>
+      <w:r>
+        <w:rPr>
+          <w:b w:val="0"/>
+        </w:rPr>
+        <w:t>Can that mean identify which ordered pair produced it?</w:t>
       </w:r>
     </w:p>
     <w:p>
-      <w:r>
-        <w:t>________________________________________________________________</w:t>
+      <w:pPr>
+        <w:pStyle w:val="Heading3"/>
+      </w:pPr>
+      <w:r>
+        <w:t>My independent explanation, trace and limits</w:t>
       </w:r>
     </w:p>
     <w:p>
@@ -376,53 +478,65 @@
     </w:p>
     <w:p>
       <w:r>
-        <w:t>Attempt this case before feedback. Record any help. Earlier examples below are further practice; a case already practised with feedback cannot establish fresh transfer.</w:t>
+        <w:t>________________________________________________________________</w:t>
       </w:r>
     </w:p>
     <w:p>
-      <w:pPr>
-        <w:pStyle w:val="Heading1"/>
-      </w:pPr>
-      <w:r>
-        <w:t>05. W1 Trace the lookup shape</w:t>
+      <w:r>
+        <w:t>________________________________________________________________</w:t>
       </w:r>
     </w:p>
     <w:p>
       <w:r>
-        <w:t>Using the original table, embed TURN WAIT STOP with one right-padding slot. Give the vector sequence, mask and shape.</w:t>
+        <w:t>________________________________________________________________</w:t>
       </w:r>
     </w:p>
     <w:p>
-      <w:pPr>
-        <w:pStyle w:val="Heading3"/>
-      </w:pPr>
-      <w:r>
-        <w:t>My reasoning and evidence</w:t>
+      <w:r>
+        <w:t>________________________________________________________________</w:t>
       </w:r>
     </w:p>
     <w:p>
-      <w:r>
-        <w:t>________________________________________________________________</w:t>
+      <w:pPr>
+        <w:spacing w:line="336" w:lineRule="auto" w:after="180"/>
+      </w:pPr>
+      <w:r>
+        <w:rPr>
+          <w:b w:val="0"/>
+        </w:rPr>
+        <w:t>Attempt this case before feedback. Record any help. Earlier examples below are further practice; a case already practised with feedback cannot establish fresh transfer.</w:t>
       </w:r>
     </w:p>
     <w:p>
-      <w:r>
-        <w:t>________________________________________________________________</w:t>
+      <w:pPr>
+        <w:pStyle w:val="Heading1"/>
+      </w:pPr>
+      <w:r>
+        <w:t>05. W1 Trace the lookup shape</w:t>
       </w:r>
     </w:p>
     <w:p>
       <w:r>
-        <w:t>________________________________________________________________</w:t>
+        <w:t>Trace the lookup shape. Apply the supplied Embeddings and neighbourhoods facts and keep your reasoning.</w:t>
       </w:r>
     </w:p>
     <w:p>
-      <w:r>
-        <w:t>________________________________________________________________</w:t>
+      <w:pPr>
+        <w:spacing w:line="336" w:lineRule="auto" w:after="180"/>
+      </w:pPr>
+      <w:r>
+        <w:rPr>
+          <w:b w:val="0"/>
+        </w:rPr>
+        <w:t>Using the original table, embed TURN WAIT STOP with one right-padding slot. Give the vector sequence, mask and shape.</w:t>
       </w:r>
     </w:p>
     <w:p>
-      <w:r>
-        <w:t>________________________________________________________________</w:t>
+      <w:pPr>
+        <w:pStyle w:val="Heading3"/>
+      </w:pPr>
+      <w:r>
+        <w:t>My reasoning and evidence</w:t>
       </w:r>
     </w:p>
     <w:p>
@@ -431,24 +545,18 @@
       </w:r>
     </w:p>
     <w:p>
-      <w:pPr>
-        <w:pStyle w:val="Heading1"/>
-      </w:pPr>
-      <w:r>
-        <w:t>06. W2 Calculate distances and a tie</w:t>
+      <w:r>
+        <w:t>________________________________________________________________</w:t>
       </w:r>
     </w:p>
     <w:p>
       <w:r>
-        <w:t>For query [1, 0], compute squared distances to GO, TURN, STOP and WAIT in the original table. Return all nearest candidates.</w:t>
+        <w:t>________________________________________________________________</w:t>
       </w:r>
     </w:p>
     <w:p>
-      <w:pPr>
-        <w:pStyle w:val="Heading3"/>
-      </w:pPr>
-      <w:r>
-        <w:t>My reasoning and evidence</w:t>
+      <w:r>
+        <w:t>________________________________________________________________</w:t>
       </w:r>
     </w:p>
     <w:p>
@@ -462,44 +570,50 @@
       </w:r>
     </w:p>
     <w:p>
-      <w:r>
-        <w:t>________________________________________________________________</w:t>
+      <w:pPr>
+        <w:pStyle w:val="Heading1"/>
+      </w:pPr>
+      <w:r>
+        <w:t>06. W2 Calculate distances and a tie</w:t>
       </w:r>
     </w:p>
     <w:p>
       <w:r>
-        <w:t>________________________________________________________________</w:t>
+        <w:t>Calculate distances and a tie. Apply the supplied Embeddings and neighbourhoods facts and keep your reasoning.</w:t>
       </w:r>
     </w:p>
     <w:p>
-      <w:r>
-        <w:t>________________________________________________________________</w:t>
+      <w:pPr>
+        <w:spacing w:line="336" w:lineRule="auto" w:after="180"/>
+      </w:pPr>
+      <w:r>
+        <w:rPr>
+          <w:b w:val="0"/>
+        </w:rPr>
+        <w:t>For query [1, 0], compute squared distances to GO, TURN, STOP and WAIT in the original table. Return all nearest candidates.</w:t>
       </w:r>
     </w:p>
     <w:p>
-      <w:r>
-        <w:t>________________________________________________________________</w:t>
+      <w:pPr>
+        <w:pStyle w:val="Heading3"/>
+      </w:pPr>
+      <w:r>
+        <w:t>My reasoning and evidence</w:t>
       </w:r>
     </w:p>
     <w:p>
-      <w:pPr>
-        <w:pStyle w:val="Heading1"/>
-      </w:pPr>
-      <w:r>
-        <w:t>07. W3 Trace a trainable row</w:t>
+      <w:r>
+        <w:t>________________________________________________________________</w:t>
       </w:r>
     </w:p>
     <w:p>
       <w:r>
-        <w:t>For the isolated GO-row update, give the gradient, updated vector, starting loss and new loss. Which other token now shares the vector?</w:t>
+        <w:t>________________________________________________________________</w:t>
       </w:r>
     </w:p>
     <w:p>
-      <w:pPr>
-        <w:pStyle w:val="Heading3"/>
-      </w:pPr>
-      <w:r>
-        <w:t>My reasoning and evidence</w:t>
+      <w:r>
+        <w:t>________________________________________________________________</w:t>
       </w:r>
     </w:p>
     <w:p>
@@ -518,39 +632,46 @@
       </w:r>
     </w:p>
     <w:p>
-      <w:r>
-        <w:t>________________________________________________________________</w:t>
+      <w:pPr>
+        <w:pStyle w:val="Heading1"/>
+      </w:pPr>
+      <w:r>
+        <w:t>07. W3 Trace a trainable row</w:t>
       </w:r>
     </w:p>
     <w:p>
       <w:r>
-        <w:t>________________________________________________________________</w:t>
+        <w:t>Trace a trainable row. Apply the supplied Embeddings and neighbourhoods facts and keep your reasoning.</w:t>
       </w:r>
     </w:p>
     <w:p>
-      <w:r>
-        <w:t>________________________________________________________________</w:t>
+      <w:pPr>
+        <w:spacing w:line="336" w:lineRule="auto" w:after="180"/>
+        <w:shd w:fill="F5F1FB"/>
+      </w:pPr>
+      <w:r>
+        <w:rPr>
+          <w:b w:val="0"/>
+        </w:rPr>
+        <w:t>For the isolated GO-row update, give the gradient, updated vector, starting loss and new loss. Which other token now shares the vector?</w:t>
       </w:r>
     </w:p>
     <w:p>
       <w:pPr>
-        <w:pStyle w:val="Heading1"/>
-      </w:pPr>
-      <w:r>
-        <w:t>08. W4 Find a neighbourhood independently</w:t>
+        <w:pStyle w:val="Heading3"/>
+      </w:pPr>
+      <w:r>
+        <w:t>My reasoning and evidence</w:t>
       </w:r>
     </w:p>
     <w:p>
       <w:r>
-        <w:t>A separate table contains A [0, 0], B [2, 0] and C [1, 2]. For query [1, 0], give all squared distances and every nearest candidate. Then calculate the mean of A and B and compare it with the query. Can that mean identify which ordered pair produced it?</w:t>
+        <w:t>________________________________________________________________</w:t>
       </w:r>
     </w:p>
     <w:p>
-      <w:pPr>
-        <w:pStyle w:val="Heading3"/>
-      </w:pPr>
-      <w:r>
-        <w:t>My reasoning and evidence</w:t>
+      <w:r>
+        <w:t>________________________________________________________________</w:t>
       </w:r>
     </w:p>
     <w:p>
@@ -574,44 +695,58 @@
       </w:r>
     </w:p>
     <w:p>
-      <w:r>
-        <w:t>________________________________________________________________</w:t>
+      <w:pPr>
+        <w:pStyle w:val="Heading1"/>
+      </w:pPr>
+      <w:r>
+        <w:t>08. W4 Find a neighbourhood independently</w:t>
       </w:r>
     </w:p>
     <w:p>
       <w:r>
-        <w:t>________________________________________________________________</w:t>
+        <w:t>Attempt before feedback. If this repeats the selected independent case, reuse that first attempt; otherwise keep a separate record. Find a neighbourhood independently. Apply the supplied Embeddings and neighbourhoods facts and keep your reasoning.</w:t>
       </w:r>
     </w:p>
     <w:p>
-      <w:r>
-        <w:t>________________________________________________________________</w:t>
+      <w:pPr>
+        <w:spacing w:line="336" w:lineRule="auto" w:after="180"/>
+        <w:shd w:fill="F5F1FB"/>
+      </w:pPr>
+      <w:r>
+        <w:rPr>
+          <w:b w:val="0"/>
+        </w:rPr>
+        <w:t>A separate table contains A [0, 0], B [2, 0] and C [1, 2]. For query [1, 0], give all squared distances and every nearest candidate. Then calculate the mean of A and B and compare it with the query.</w:t>
       </w:r>
     </w:p>
     <w:p>
-      <w:r>
-        <w:t>________________________________________________________________</w:t>
+      <w:pPr>
+        <w:spacing w:line="336" w:lineRule="auto" w:after="180"/>
+        <w:shd w:fill="F5F1FB"/>
+      </w:pPr>
+      <w:r>
+        <w:rPr>
+          <w:b w:val="0"/>
+        </w:rPr>
+        <w:t>Can that mean identify which ordered pair produced it?</w:t>
       </w:r>
     </w:p>
     <w:p>
       <w:pPr>
-        <w:pStyle w:val="Heading1"/>
-      </w:pPr>
-      <w:r>
-        <w:t>09. W5 Keep the lookup consistent</w:t>
+        <w:pStyle w:val="Heading3"/>
+      </w:pPr>
+      <w:r>
+        <w:t>My reasoning and evidence</w:t>
       </w:r>
     </w:p>
     <w:p>
       <w:r>
-        <w:t>A developer swaps the IDs of GO and STOP but leaves the embedding rows unchanged. What goes wrong, and what must be saved or changed together?</w:t>
+        <w:t>________________________________________________________________</w:t>
       </w:r>
     </w:p>
     <w:p>
-      <w:pPr>
-        <w:pStyle w:val="Heading3"/>
-      </w:pPr>
-      <w:r>
-        <w:t>My reasoning and evidence</w:t>
+      <w:r>
+        <w:t>________________________________________________________________</w:t>
       </w:r>
     </w:p>
     <w:p>
@@ -649,25 +784,32 @@
         <w:pStyle w:val="Heading1"/>
       </w:pPr>
       <w:r>
-        <w:t>10. Project checkpoint and reflection</w:t>
+        <w:t>09. W5 Keep the lookup consistent</w:t>
       </w:r>
     </w:p>
     <w:p>
       <w:r>
-        <w:t>Add a labelled embeddings and neighbourhoods evidence sheet to Image-pattern Network Investigation. Show how you can look up a vector using a token id and preserve sequence shape. Use the supplied fictional case and keep its inputs, intermediate steps, calculation or prediction, and limitation. Connect this record to last week’s record; a matching answer without a trace is insufficient.</w:t>
+        <w:t>Keep the lookup consistent. Apply the supplied Embeddings and neighbourhoods facts and keep your reasoning.</w:t>
       </w:r>
     </w:p>
     <w:p>
       <w:pPr>
-        <w:pStyle w:val="Heading3"/>
-      </w:pPr>
-      <w:r>
-        <w:t>My project change, supporting evidence and remaining limit</w:t>
+        <w:spacing w:line="336" w:lineRule="auto" w:after="180"/>
+        <w:shd w:fill="F5F1FB"/>
+      </w:pPr>
+      <w:r>
+        <w:rPr>
+          <w:b w:val="0"/>
+        </w:rPr>
+        <w:t>A developer swaps the IDs of GO and STOP but leaves the embedding rows unchanged. What goes wrong, and what must be saved or changed together?</w:t>
       </w:r>
     </w:p>
     <w:p>
-      <w:r>
-        <w:t>________________________________________________________________</w:t>
+      <w:pPr>
+        <w:pStyle w:val="Heading3"/>
+      </w:pPr>
+      <w:r>
+        <w:t>My reasoning and evidence</w:t>
       </w:r>
     </w:p>
     <w:p>
@@ -696,11 +838,142 @@
       </w:r>
     </w:p>
     <w:p>
+      <w:r>
+        <w:t>________________________________________________________________</w:t>
+      </w:r>
+    </w:p>
+    <w:p>
       <w:pPr>
         <w:pStyle w:val="Heading1"/>
       </w:pPr>
       <w:r>
+        <w:t>10. Project checkpoint and reflection</w:t>
+      </w:r>
+    </w:p>
+    <w:p>
+      <w:r>
+        <w:t>Connect Embeddings and neighbourhoods to Image-pattern Network Investigation, identify a limit and choose the next useful test.</w:t>
+      </w:r>
+    </w:p>
+    <w:p>
+      <w:pPr>
+        <w:spacing w:line="336" w:lineRule="auto" w:after="180"/>
+      </w:pPr>
+      <w:r>
+        <w:rPr>
+          <w:b w:val="0"/>
+        </w:rPr>
+        <w:t xml:space="preserve">Add a labelled embeddings and </w:t>
+      </w:r>
+      <w:r>
+        <w:rPr>
+          <w:b/>
+        </w:rPr>
+        <w:t>neighbourhood</w:t>
+      </w:r>
+      <w:r>
+        <w:rPr>
+          <w:b w:val="0"/>
+        </w:rPr>
+        <w:t xml:space="preserve">s </w:t>
+      </w:r>
+      <w:r>
+        <w:rPr>
+          <w:b/>
+        </w:rPr>
+        <w:t>evidence</w:t>
+      </w:r>
+      <w:r>
+        <w:rPr>
+          <w:b w:val="0"/>
+        </w:rPr>
+        <w:t xml:space="preserve"> sheet to Image-pattern Network Investigation. Show how you can look up a vector using a token id and preserve sequence shape.</w:t>
+      </w:r>
+    </w:p>
+    <w:p>
+      <w:pPr>
+        <w:spacing w:line="336" w:lineRule="auto" w:after="180"/>
+      </w:pPr>
+      <w:r>
+        <w:rPr>
+          <w:b w:val="0"/>
+        </w:rPr>
+        <w:t xml:space="preserve">Use the supplied fictional case and keep its </w:t>
+      </w:r>
+      <w:r>
+        <w:rPr>
+          <w:b/>
+        </w:rPr>
+        <w:t>input</w:t>
+      </w:r>
+      <w:r>
+        <w:rPr>
+          <w:b w:val="0"/>
+        </w:rPr>
+        <w:t xml:space="preserve">s, intermediate steps, calculation or </w:t>
+      </w:r>
+      <w:r>
+        <w:rPr>
+          <w:b/>
+        </w:rPr>
+        <w:t>prediction</w:t>
+      </w:r>
+      <w:r>
+        <w:rPr>
+          <w:b w:val="0"/>
+        </w:rPr>
+        <w:t>, and limitation. Connect this record to last week’s record; a matching answer without a trace is insufficient.</w:t>
+      </w:r>
+    </w:p>
+    <w:p>
+      <w:pPr>
+        <w:pStyle w:val="Heading3"/>
+      </w:pPr>
+      <w:r>
+        <w:t>My project change, supporting evidence and remaining limit</w:t>
+      </w:r>
+    </w:p>
+    <w:p>
+      <w:r>
+        <w:t>________________________________________________________________</w:t>
+      </w:r>
+    </w:p>
+    <w:p>
+      <w:r>
+        <w:t>________________________________________________________________</w:t>
+      </w:r>
+    </w:p>
+    <w:p>
+      <w:r>
+        <w:t>________________________________________________________________</w:t>
+      </w:r>
+    </w:p>
+    <w:p>
+      <w:r>
+        <w:t>________________________________________________________________</w:t>
+      </w:r>
+    </w:p>
+    <w:p>
+      <w:r>
+        <w:t>________________________________________________________________</w:t>
+      </w:r>
+    </w:p>
+    <w:p>
+      <w:r>
+        <w:t>________________________________________________________________</w:t>
+      </w:r>
+    </w:p>
+    <w:p>
+      <w:pPr>
+        <w:pStyle w:val="Heading1"/>
+      </w:pPr>
+      <w:r>
         <w:t>11. Feedback, return check and learning record</w:t>
+      </w:r>
+    </w:p>
+    <w:p>
+      <w:r>
+        <w:t>Record the first repaired step and a different case to revisit after a delay.</w:t>
       </w:r>
     </w:p>
     <w:tbl>
@@ -840,7 +1113,13 @@
       </w:tr>
     </w:tbl>
     <w:p>
-      <w:r>
+      <w:pPr>
+        <w:spacing w:line="336" w:lineRule="auto" w:after="180"/>
+      </w:pPr>
+      <w:r>
+        <w:rPr>
+          <w:b w:val="0"/>
+        </w:rPr>
         <w:t>Revisit this idea with your teacher after a delay. Familiarity is different from explaining and using it on a changed case.</w:t>
       </w:r>
     </w:p>
@@ -854,17 +1133,64 @@
     </w:p>
     <w:p>
       <w:r>
-        <w:t>Measure embedding neighbours without turning numerical proximity into factual certainty.</w:t>
+        <w:t>Measure embedding neighbours without turning numerical proximity into factual certainty. Explain the labelled step before checking the changed condition.</w:t>
       </w:r>
     </w:p>
     <w:p>
-      <w:r>
-        <w:t>Toy tableP=[0, 1], Q=[3, 1], R=[1, 4]; query [1, 1]. Use squared Euclidean distance.</w:t>
+      <w:pPr>
+        <w:spacing w:line="336" w:lineRule="auto" w:after="180"/>
+      </w:pPr>
+      <w:r>
+        <w:rPr>
+          <w:b w:val="0"/>
+        </w:rPr>
+        <w:t>Measure embedding neighbours without turning numerical proximity into factual certainty.</w:t>
       </w:r>
     </w:p>
     <w:p>
-      <w:r>
-        <w:t>All inputs and outcomes in this worked example are invented classroom data; no real model run is claimed.</w:t>
+      <w:pPr>
+        <w:spacing w:line="336" w:lineRule="auto" w:after="180"/>
+      </w:pPr>
+      <w:r>
+        <w:rPr>
+          <w:b w:val="0"/>
+        </w:rPr>
+        <w:t xml:space="preserve">Toy tableP=[0, 1], Q=[3, 1], R=[1, 4]; query [1, 1]. Use </w:t>
+      </w:r>
+      <w:r>
+        <w:rPr>
+          <w:b/>
+        </w:rPr>
+        <w:t>squared Euclidean distance</w:t>
+      </w:r>
+      <w:r>
+        <w:rPr>
+          <w:b w:val="0"/>
+        </w:rPr>
+        <w:t>.</w:t>
+      </w:r>
+    </w:p>
+    <w:p>
+      <w:pPr>
+        <w:spacing w:line="336" w:lineRule="auto" w:after="180"/>
+      </w:pPr>
+      <w:r>
+        <w:rPr>
+          <w:b w:val="0"/>
+        </w:rPr>
+        <w:t xml:space="preserve">All </w:t>
+      </w:r>
+      <w:r>
+        <w:rPr>
+          <w:b/>
+        </w:rPr>
+        <w:t>input</w:t>
+      </w:r>
+      <w:r>
+        <w:rPr>
+          <w:b w:val="0"/>
+        </w:rPr>
+        <w:t>s and outcomes in this worked example are invented classroom data; no real model run is claimed.</w:t>
       </w:r>
     </w:p>
     <w:p>
@@ -940,8 +1266,26 @@
       </w:r>
     </w:p>
     <w:p>
-      <w:r>
-        <w:t>What would justify claiming nearby vectors mean related topics? Point to the relevant step in the picture, then write the changed result and the rule or evidence that supports it.</w:t>
+      <w:pPr>
+        <w:spacing w:line="336" w:lineRule="auto" w:after="180"/>
+      </w:pPr>
+      <w:r>
+        <w:rPr>
+          <w:b w:val="0"/>
+        </w:rPr>
+        <w:t xml:space="preserve">What would justify claiming nearby vectors mean related topics? Point to the relevant step in the picture, then write the changed result and the rule or </w:t>
+      </w:r>
+      <w:r>
+        <w:rPr>
+          <w:b/>
+        </w:rPr>
+        <w:t>evidence</w:t>
+      </w:r>
+      <w:r>
+        <w:rPr>
+          <w:b w:val="0"/>
+        </w:rPr>
+        <w:t xml:space="preserve"> that supports it.</w:t>
       </w:r>
     </w:p>
     <w:p>
@@ -983,36 +1327,150 @@
       </w:r>
     </w:p>
     <w:p>
-      <w:r>
-        <w:t>Support used: alone / hint / worked example. This record is practice evidence.</w:t>
+      <w:pPr>
+        <w:pStyle w:val="Heading3"/>
+      </w:pPr>
+      <w:r>
+        <w:t>Record the help used</w:t>
       </w:r>
     </w:p>
     <w:p>
-      <w:r>
-        <w:t>Project connection: For your Image-pattern Network Investigation, save the input, procedure, observed result and limitation of this check. Label this worked example as practice; use a different, previously unreviewed case when checking independent understanding.</w:t>
+      <w:pPr>
+        <w:spacing w:line="336" w:lineRule="auto" w:after="180"/>
+        <w:shd w:fill="F1F6F8"/>
+      </w:pPr>
+      <w:r>
+        <w:rPr>
+          <w:b w:val="0"/>
+        </w:rPr>
+        <w:t xml:space="preserve">Support used: alone / hint / worked example. This record is practice </w:t>
+      </w:r>
+      <w:r>
+        <w:rPr>
+          <w:b/>
+        </w:rPr>
+        <w:t>evidence</w:t>
+      </w:r>
+      <w:r>
+        <w:rPr>
+          <w:b w:val="0"/>
+        </w:rPr>
+        <w:t>.</w:t>
       </w:r>
     </w:p>
     <w:p>
       <w:pPr>
-        <w:pStyle w:val="Heading1"/>
-      </w:pPr>
-      <w:r>
-        <w:t>13. Project portfolio milestone</w:t>
+        <w:spacing w:line="336" w:lineRule="auto" w:after="180"/>
+      </w:pPr>
+      <w:r>
+        <w:rPr>
+          <w:b w:val="0"/>
+        </w:rPr>
+        <w:t xml:space="preserve">Project connection: For your Image-pattern Network Investigation, save the </w:t>
+      </w:r>
+      <w:r>
+        <w:rPr>
+          <w:b/>
+        </w:rPr>
+        <w:t>input</w:t>
+      </w:r>
+      <w:r>
+        <w:rPr>
+          <w:b w:val="0"/>
+        </w:rPr>
+        <w:t>, procedure, observed result and limitation of this check.</w:t>
       </w:r>
     </w:p>
     <w:p>
-      <w:r>
-        <w:t>Project: Image-pattern Network Investigation</w:t>
+      <w:pPr>
+        <w:spacing w:line="336" w:lineRule="auto" w:after="180"/>
+      </w:pPr>
+      <w:r>
+        <w:rPr>
+          <w:b w:val="0"/>
+        </w:rPr>
+        <w:t>Label this worked example as practice; use a different, previously unreviewed case when checking independent understanding.</w:t>
       </w:r>
     </w:p>
     <w:p>
-      <w:r>
-        <w:t>Current milestone: Prepare the demonstration. Gather reproducible instructions, evidence, access checks and remaining limitations.</w:t>
+      <w:pPr>
+        <w:pStyle w:val="Heading1"/>
+      </w:pPr>
+      <w:r>
+        <w:t>13. Project portfolio milestone</w:t>
       </w:r>
     </w:p>
     <w:p>
       <w:r>
-        <w:t>For your Image-pattern Network Investigation, save the input, procedure, observed result and limitation of this check. Label this worked example as practice; use a different, previously unreviewed case when checking independent understanding.</w:t>
+        <w:t>Keep this week’s input, deciding step, result and limit together in the Image-pattern Network Investigation record.</w:t>
+      </w:r>
+    </w:p>
+    <w:p>
+      <w:pPr>
+        <w:spacing w:line="336" w:lineRule="auto" w:after="180"/>
+      </w:pPr>
+      <w:r>
+        <w:rPr>
+          <w:b w:val="0"/>
+        </w:rPr>
+        <w:t>Project: Image-pattern Network Investigation</w:t>
+      </w:r>
+    </w:p>
+    <w:p>
+      <w:pPr>
+        <w:spacing w:line="336" w:lineRule="auto" w:after="180"/>
+      </w:pPr>
+      <w:r>
+        <w:rPr>
+          <w:b w:val="0"/>
+        </w:rPr>
+        <w:t xml:space="preserve">Current milestone: Prepare the demonstration. Gather reproducible instructions, </w:t>
+      </w:r>
+      <w:r>
+        <w:rPr>
+          <w:b/>
+        </w:rPr>
+        <w:t>evidence</w:t>
+      </w:r>
+      <w:r>
+        <w:rPr>
+          <w:b w:val="0"/>
+        </w:rPr>
+        <w:t>, access checks and remaining limitations.</w:t>
+      </w:r>
+    </w:p>
+    <w:p>
+      <w:pPr>
+        <w:spacing w:line="336" w:lineRule="auto" w:after="180"/>
+      </w:pPr>
+      <w:r>
+        <w:rPr>
+          <w:b w:val="0"/>
+        </w:rPr>
+        <w:t xml:space="preserve">For your Image-pattern Network Investigation, save the </w:t>
+      </w:r>
+      <w:r>
+        <w:rPr>
+          <w:b/>
+        </w:rPr>
+        <w:t>input</w:t>
+      </w:r>
+      <w:r>
+        <w:rPr>
+          <w:b w:val="0"/>
+        </w:rPr>
+        <w:t>, procedure, observed result and limitation of this check.</w:t>
+      </w:r>
+    </w:p>
+    <w:p>
+      <w:pPr>
+        <w:spacing w:line="336" w:lineRule="auto" w:after="180"/>
+      </w:pPr>
+      <w:r>
+        <w:rPr>
+          <w:b w:val="0"/>
+        </w:rPr>
+        <w:t>Label this worked example as practice; use a different, previously unreviewed case when checking independent understanding.</w:t>
       </w:r>
     </w:p>
     <w:tbl>
@@ -1174,53 +1632,92 @@
     </w:p>
     <w:p>
       <w:r>
-        <w:t>Use this supported practice once, in the browser or on paper. Keep the reserved independent assessment for a separate first attempt before teacher feedback.</w:t>
+        <w:t>Try the supported questions before comparing with hints and feedback. Record what you repaired and the evidence you retained.</w:t>
       </w:r>
     </w:p>
     <w:p>
-      <w:r>
-        <w:t>Measure embedding neighbours without turning numerical proximity into factual certainty.</w:t>
+      <w:pPr>
+        <w:spacing w:line="336" w:lineRule="auto" w:after="180"/>
+      </w:pPr>
+      <w:r>
+        <w:rPr>
+          <w:b w:val="0"/>
+        </w:rPr>
+        <w:t>Use this supported practice once, in the browser or on paper. Keep the reserved independent assessment for a separate first attempt before teacher feedback.</w:t>
       </w:r>
     </w:p>
     <w:p>
       <w:pPr>
-        <w:pStyle w:val="Heading3"/>
-      </w:pPr>
-      <w:r>
-        <w:t>Practice 1: explain the deciding evidence</w:t>
+        <w:spacing w:line="336" w:lineRule="auto" w:after="180"/>
+      </w:pPr>
+      <w:r>
+        <w:rPr>
+          <w:b w:val="0"/>
+        </w:rPr>
+        <w:t>Measure embedding neighbours without turning numerical proximity into factual certainty.</w:t>
       </w:r>
     </w:p>
     <w:p>
-      <w:r>
-        <w:t>Which labelled step matches this detail? P is nearest under the declared metric; this is a geometric result, not proof of meaning.</w:t>
+      <w:pPr>
+        <w:pStyle w:val="Heading3"/>
+      </w:pPr>
+      <w:r>
+        <w:t>Practice 1: explain the deciding evidence</w:t>
       </w:r>
     </w:p>
     <w:p>
-      <w:r>
-        <w:t>1. Distance to P</w:t>
+      <w:pPr>
+        <w:spacing w:line="336" w:lineRule="auto" w:after="180"/>
+      </w:pPr>
+      <w:r>
+        <w:rPr>
+          <w:b w:val="0"/>
+        </w:rPr>
+        <w:t>Which labelled step matches this detail? P is nearest under the declared metric; this is a geometric result, not proof of meaning.</w:t>
       </w:r>
     </w:p>
     <w:p>
-      <w:r>
-        <w:t>2. Select neighbour</w:t>
+      <w:pPr>
+        <w:spacing w:line="336" w:lineRule="auto" w:after="180"/>
+        <w:shd w:fill="F4F9FC"/>
+      </w:pPr>
+      <w:r>
+        <w:rPr>
+          <w:b w:val="0"/>
+        </w:rPr>
+        <w:t>1. Distance to P</w:t>
       </w:r>
     </w:p>
     <w:p>
-      <w:r>
-        <w:t>3. Distances to Q/R</w:t>
+      <w:pPr>
+        <w:spacing w:line="336" w:lineRule="auto" w:after="180"/>
+        <w:shd w:fill="F4F9FC"/>
+      </w:pPr>
+      <w:r>
+        <w:rPr>
+          <w:b w:val="0"/>
+        </w:rPr>
+        <w:t>2. Select neighbour</w:t>
       </w:r>
     </w:p>
     <w:p>
       <w:pPr>
-        <w:pStyle w:val="Heading3"/>
-      </w:pPr>
-      <w:r>
-        <w:t>My selected conclusion, deciding fact and explanation</w:t>
+        <w:spacing w:line="336" w:lineRule="auto" w:after="180"/>
+        <w:shd w:fill="F4F9FC"/>
+      </w:pPr>
+      <w:r>
+        <w:rPr>
+          <w:b w:val="0"/>
+        </w:rPr>
+        <w:t>3. Distances to Q/R</w:t>
       </w:r>
     </w:p>
     <w:p>
-      <w:r>
-        <w:t>________________________________________________________________</w:t>
+      <w:pPr>
+        <w:pStyle w:val="Heading3"/>
+      </w:pPr>
+      <w:r>
+        <w:t>My selected conclusion, deciding fact and explanation</w:t>
       </w:r>
     </w:p>
     <w:p>
@@ -1245,40 +1742,95 @@
     </w:p>
     <w:p>
       <w:r>
-        <w:t>Hint if needed: Read the steps in the pictorial case. Match the supplied detail to the stage that performs or records it.</w:t>
+        <w:t>________________________________________________________________</w:t>
       </w:r>
     </w:p>
     <w:p>
-      <w:r>
-        <w:t>After your attempt, compare with the supported explanation: Select neighbour P is nearest under the declared metric; this is a geometric result, not proof of meaning. An embedding stores each item as an ordered vector. Under squared Euclidean distance, subtract matching coordinates, square their differences and add. The smallest total identifies the nearest supplied vector. These invented coordinates let us check geometry exactly; a claim that neighbours share meaning needs evidence about how the representation was learned and used.</w:t>
+      <w:pPr>
+        <w:pStyle w:val="Heading3"/>
+      </w:pPr>
+      <w:r>
+        <w:t>Hint · try first</w:t>
       </w:r>
     </w:p>
     <w:p>
       <w:pPr>
-        <w:pStyle w:val="Heading3"/>
-      </w:pPr>
-      <w:r>
-        <w:t>Practice 2: explain the deciding evidence</w:t>
+        <w:spacing w:line="336" w:lineRule="auto" w:after="180"/>
+        <w:shd w:fill="F1F6F8"/>
+      </w:pPr>
+      <w:r>
+        <w:rPr>
+          <w:b w:val="0"/>
+        </w:rPr>
+        <w:t>Hint if needed: Read the steps in the pictorial case. Match the supplied detail to the stage that performs or records it.</w:t>
       </w:r>
     </w:p>
     <w:p>
-      <w:r>
-        <w:t>Changed-case practice: Move the query to [2, 1]. Which conclusion is supported by the supplied facts?</w:t>
+      <w:pPr>
+        <w:pStyle w:val="Heading3"/>
+      </w:pPr>
+      <w:r>
+        <w:t>Feedback · compare after trying</w:t>
       </w:r>
     </w:p>
     <w:p>
-      <w:r>
-        <w:t>1. We can decide the result without examining the changed input or the procedure.</w:t>
+      <w:pPr>
+        <w:spacing w:line="336" w:lineRule="auto" w:after="180"/>
+        <w:shd w:fill="F1F6FC"/>
+      </w:pPr>
+      <w:r>
+        <w:rPr>
+          <w:b w:val="0"/>
+        </w:rPr>
+        <w:t>After your attempt, compare with the supported explanation: Select neighbour P is nearest under the declared metric; this is a geometric result, not proof of meaning. An embedding stores each item as an ordered vector.</w:t>
       </w:r>
     </w:p>
     <w:p>
-      <w:r>
-        <w:t>2. This one example guarantees correct results for every future input.</w:t>
+      <w:pPr>
+        <w:spacing w:line="336" w:lineRule="auto" w:after="180"/>
+        <w:shd w:fill="F1F6FC"/>
+      </w:pPr>
+      <w:r>
+        <w:rPr>
+          <w:b w:val="0"/>
+        </w:rPr>
+        <w:t xml:space="preserve">Under </w:t>
+      </w:r>
+      <w:r>
+        <w:rPr>
+          <w:b/>
+        </w:rPr>
+        <w:t>squared Euclidean distance</w:t>
+      </w:r>
+      <w:r>
+        <w:rPr>
+          <w:b w:val="0"/>
+        </w:rPr>
+        <w:t>, subtract matching coordinates, square their differences and add. The smallest total identifies the nearest supplied vector.</w:t>
       </w:r>
     </w:p>
     <w:p>
-      <w:r>
-        <w:t>3. Q becomes nearest with squared distance1; P distance4; R distance10.</w:t>
+      <w:pPr>
+        <w:spacing w:line="336" w:lineRule="auto" w:after="180"/>
+        <w:shd w:fill="F1F6FC"/>
+      </w:pPr>
+      <w:r>
+        <w:rPr>
+          <w:b w:val="0"/>
+        </w:rPr>
+        <w:t xml:space="preserve">These invented coordinates let us check geometry exactly; a claim that neighbours share meaning needs </w:t>
+      </w:r>
+      <w:r>
+        <w:rPr>
+          <w:b/>
+        </w:rPr>
+        <w:t>evidence</w:t>
+      </w:r>
+      <w:r>
+        <w:rPr>
+          <w:b w:val="0"/>
+        </w:rPr>
+        <w:t xml:space="preserve"> about how the representation was learned and used.</w:t>
       </w:r>
     </w:p>
     <w:p>
@@ -1286,65 +1838,120 @@
         <w:pStyle w:val="Heading3"/>
       </w:pPr>
       <w:r>
-        <w:t>My selected conclusion, deciding fact and explanation</w:t>
+        <w:t>Practice 2: explain the deciding evidence</w:t>
       </w:r>
     </w:p>
     <w:p>
-      <w:r>
-        <w:t>________________________________________________________________</w:t>
+      <w:pPr>
+        <w:pStyle w:val="Heading3"/>
+      </w:pPr>
+      <w:r>
+        <w:t>Changed case · predict first</w:t>
       </w:r>
     </w:p>
     <w:p>
-      <w:r>
-        <w:t>________________________________________________________________</w:t>
+      <w:pPr>
+        <w:spacing w:line="336" w:lineRule="auto" w:after="180"/>
+        <w:shd w:fill="F5F1FB"/>
+      </w:pPr>
+      <w:r>
+        <w:rPr>
+          <w:b w:val="0"/>
+        </w:rPr>
+        <w:t>Changed-case practice: Move the query to [2, 1]. Which conclusion is supported by the supplied facts?</w:t>
       </w:r>
     </w:p>
     <w:p>
-      <w:r>
-        <w:t>________________________________________________________________</w:t>
+      <w:pPr>
+        <w:spacing w:line="336" w:lineRule="auto" w:after="180"/>
+        <w:shd w:fill="F4F9FC"/>
+      </w:pPr>
+      <w:r>
+        <w:rPr>
+          <w:b w:val="0"/>
+        </w:rPr>
+        <w:t xml:space="preserve">1. We can decide the result without examining the changed </w:t>
+      </w:r>
+      <w:r>
+        <w:rPr>
+          <w:b/>
+        </w:rPr>
+        <w:t>input</w:t>
+      </w:r>
+      <w:r>
+        <w:rPr>
+          <w:b w:val="0"/>
+        </w:rPr>
+        <w:t xml:space="preserve"> or the procedure.</w:t>
       </w:r>
     </w:p>
     <w:p>
-      <w:r>
-        <w:t>________________________________________________________________</w:t>
+      <w:pPr>
+        <w:spacing w:line="336" w:lineRule="auto" w:after="180"/>
+        <w:shd w:fill="F4F9FC"/>
+      </w:pPr>
+      <w:r>
+        <w:rPr>
+          <w:b w:val="0"/>
+        </w:rPr>
+        <w:t xml:space="preserve">2. This one example guarantees correct results for every future </w:t>
+      </w:r>
+      <w:r>
+        <w:rPr>
+          <w:b/>
+        </w:rPr>
+        <w:t>input</w:t>
+      </w:r>
+      <w:r>
+        <w:rPr>
+          <w:b w:val="0"/>
+        </w:rPr>
+        <w:t>.</w:t>
       </w:r>
     </w:p>
     <w:p>
-      <w:r>
-        <w:t>________________________________________________________________</w:t>
+      <w:pPr>
+        <w:spacing w:line="336" w:lineRule="auto" w:after="180"/>
+        <w:shd w:fill="F4F9FC"/>
+      </w:pPr>
+      <w:r>
+        <w:rPr>
+          <w:b w:val="0"/>
+        </w:rPr>
+        <w:t>3. Q becomes nearest with squared distance1; P distance4; R distance10.</w:t>
       </w:r>
     </w:p>
     <w:p>
-      <w:r>
-        <w:t>Hint if needed: Use the changed condition and the deciding step in the pictorial trace. The answer must say what follows from those facts.</w:t>
+      <w:pPr>
+        <w:pStyle w:val="Heading3"/>
+      </w:pPr>
+      <w:r>
+        <w:t>My selected conclusion, deciding fact and explanation</w:t>
       </w:r>
     </w:p>
     <w:p>
       <w:r>
-        <w:t>After your attempt, compare with the supported explanation: Q becomes nearest with squared distance1; P distance4; R distance10. Changing the query position changes geometric neighbours while the stored table remains fixed.</w:t>
+        <w:t>________________________________________________________________</w:t>
       </w:r>
     </w:p>
     <w:p>
-      <w:pPr>
-        <w:pStyle w:val="Heading3"/>
-      </w:pPr>
-      <w:r>
-        <w:t>Repair a missing building block</w:t>
+      <w:r>
+        <w:t>________________________________________________________________</w:t>
       </w:r>
     </w:p>
     <w:p>
       <w:r>
-        <w:t>Review Sequence representations (ai-5/25). Goal: Encode an ordered sequence with an explicit vocabulary. Short practice: Which record lets the program distinguish the first and last zeros? Point to the relevant step in the picture, then write the changed result and the rule or evidence that supports it.. Return to this week and explain what you changed.</w:t>
+        <w:t>________________________________________________________________</w:t>
       </w:r>
     </w:p>
     <w:p>
       <w:r>
-        <w:t>Review Training a small image model (ai-5/23). Goal: Trace a complete image model with fixed features and one trained weight. Short practice: Does lower training loss alone establish that four updates generalise better? Point to the relevant step in the picture, then write the changed result and the rule or evidence that supports it.. Return to this week and explain what you changed.</w:t>
+        <w:t>________________________________________________________________</w:t>
       </w:r>
     </w:p>
     <w:p>
       <w:r>
-        <w:t>Review Image tensors and channels (ai-5/20). Goal: Read a pixel using declared row column and channel axes. Short practice: Where is the bottom green pixel in the first batched image? Point to the relevant step in the picture, then write the changed result and the rule or evidence that supports it.. Return to this week and explain what you changed.</w:t>
+        <w:t>________________________________________________________________</w:t>
       </w:r>
     </w:p>
     <w:p>
@@ -1352,12 +1959,19 @@
         <w:pStyle w:val="Heading3"/>
       </w:pPr>
       <w:r>
-        <w:t>Predict, run and debug</w:t>
+        <w:t>Hint · try first</w:t>
       </w:r>
     </w:p>
     <w:p>
-      <w:r>
-        <w:t>The browser lab lets you edit the supported Python examples already included in this lesson. Predict first, run, inspect the actual output or error, change one input, then run again. Keep code, predictions, actual results and a reasoned revision together. On paper, label your result as a trace rather than an execution.</w:t>
+      <w:pPr>
+        <w:spacing w:line="336" w:lineRule="auto" w:after="180"/>
+        <w:shd w:fill="F1F6F8"/>
+      </w:pPr>
+      <w:r>
+        <w:rPr>
+          <w:b w:val="0"/>
+        </w:rPr>
+        <w:t>Hint if needed: Use the changed condition and the deciding step in the pictorial trace. The answer must say what follows from those facts.</w:t>
       </w:r>
     </w:p>
     <w:p>
@@ -1365,12 +1979,19 @@
         <w:pStyle w:val="Heading3"/>
       </w:pPr>
       <w:r>
-        <w:t>Keep your completed work</w:t>
+        <w:t>Feedback · compare after trying</w:t>
       </w:r>
     </w:p>
     <w:p>
-      <w:r>
-        <w:t>Use Download completed work in the hosted lesson to export your answers, reflections, practice feedback and code-run evidence. Open the HTML copy to read or print it. Drafts stay in this browser when storage is available; clear drafts on a shared device.</w:t>
+      <w:pPr>
+        <w:spacing w:line="336" w:lineRule="auto" w:after="180"/>
+        <w:shd w:fill="F1F6FC"/>
+      </w:pPr>
+      <w:r>
+        <w:rPr>
+          <w:b w:val="0"/>
+        </w:rPr>
+        <w:t>After your attempt, compare with the supported explanation: Q becomes nearest with squared distance1; P distance4; R distance10. Changing the query position changes geometric neighbours while the stored table remains fixed.</w:t>
       </w:r>
     </w:p>
     <w:p>
@@ -1378,12 +1999,1035 @@
         <w:pStyle w:val="Heading3"/>
       </w:pPr>
       <w:r>
-        <w:t>What I repaired, the evidence I kept and the next test</w:t>
+        <w:t>Repair a missing building block</w:t>
       </w:r>
     </w:p>
     <w:p>
+      <w:pPr>
+        <w:spacing w:line="336" w:lineRule="auto" w:after="180"/>
+      </w:pPr>
+      <w:r>
+        <w:rPr>
+          <w:b w:val="0"/>
+        </w:rPr>
+        <w:t>Review Sequence representations (ai-5/25). Goal: Encode an ordered sequence with an explicit vocabulary. Short practice: Which record lets the program distinguish the first and last zeros?</w:t>
+      </w:r>
+    </w:p>
+    <w:p>
+      <w:pPr>
+        <w:spacing w:line="336" w:lineRule="auto" w:after="180"/>
+      </w:pPr>
+      <w:r>
+        <w:rPr>
+          <w:b w:val="0"/>
+        </w:rPr>
+        <w:t xml:space="preserve">Point to the relevant step in the picture, then write the changed result and the rule or </w:t>
+      </w:r>
+      <w:r>
+        <w:rPr>
+          <w:b/>
+        </w:rPr>
+        <w:t>evidence</w:t>
+      </w:r>
+      <w:r>
+        <w:rPr>
+          <w:b w:val="0"/>
+        </w:rPr>
+        <w:t xml:space="preserve"> that supports it.. Return to this week and explain what you changed.</w:t>
+      </w:r>
+    </w:p>
+    <w:p>
+      <w:pPr>
+        <w:spacing w:line="336" w:lineRule="auto" w:after="180"/>
+      </w:pPr>
+      <w:r>
+        <w:rPr>
+          <w:b w:val="0"/>
+        </w:rPr>
+        <w:t xml:space="preserve">Review </w:t>
+      </w:r>
+      <w:r>
+        <w:rPr>
+          <w:b/>
+        </w:rPr>
+        <w:t>Training</w:t>
+      </w:r>
+      <w:r>
+        <w:rPr>
+          <w:b w:val="0"/>
+        </w:rPr>
+        <w:t xml:space="preserve"> a small image model (ai-5/23). Goal: Trace a complete image model with fixed features and one trained weight. Short practice: Does lower </w:t>
+      </w:r>
+      <w:r>
+        <w:rPr>
+          <w:b/>
+        </w:rPr>
+        <w:t>training</w:t>
+      </w:r>
+      <w:r>
+        <w:rPr>
+          <w:b w:val="0"/>
+        </w:rPr>
+        <w:t xml:space="preserve"> loss alone establish that four updates generalise better?</w:t>
+      </w:r>
+    </w:p>
+    <w:p>
+      <w:pPr>
+        <w:spacing w:line="336" w:lineRule="auto" w:after="180"/>
+      </w:pPr>
+      <w:r>
+        <w:rPr>
+          <w:b w:val="0"/>
+        </w:rPr>
+        <w:t xml:space="preserve">Point to the relevant step in the picture, then write the changed result and the rule or </w:t>
+      </w:r>
+      <w:r>
+        <w:rPr>
+          <w:b/>
+        </w:rPr>
+        <w:t>evidence</w:t>
+      </w:r>
+      <w:r>
+        <w:rPr>
+          <w:b w:val="0"/>
+        </w:rPr>
+        <w:t xml:space="preserve"> that supports it.. Return to this week and explain what you changed.</w:t>
+      </w:r>
+    </w:p>
+    <w:p>
+      <w:pPr>
+        <w:spacing w:line="336" w:lineRule="auto" w:after="180"/>
+      </w:pPr>
+      <w:r>
+        <w:rPr>
+          <w:b w:val="0"/>
+        </w:rPr>
+        <w:t>Review Image tensors and channels (ai-5/20). Goal: Read a pixel using declared row column and channel axes. Short practice: Where is the bottom green pixel in the first batched image?</w:t>
+      </w:r>
+    </w:p>
+    <w:p>
+      <w:pPr>
+        <w:spacing w:line="336" w:lineRule="auto" w:after="180"/>
+      </w:pPr>
+      <w:r>
+        <w:rPr>
+          <w:b w:val="0"/>
+        </w:rPr>
+        <w:t xml:space="preserve">Point to the relevant step in the picture, then write the changed result and the rule or </w:t>
+      </w:r>
+      <w:r>
+        <w:rPr>
+          <w:b/>
+        </w:rPr>
+        <w:t>evidence</w:t>
+      </w:r>
+      <w:r>
+        <w:rPr>
+          <w:b w:val="0"/>
+        </w:rPr>
+        <w:t xml:space="preserve"> that supports it.. Return to this week and explain what you changed.</w:t>
+      </w:r>
+    </w:p>
+    <w:p>
+      <w:pPr>
+        <w:pStyle w:val="Heading3"/>
+      </w:pPr>
+      <w:r>
+        <w:t>Predict, run and debug</w:t>
+      </w:r>
+    </w:p>
+    <w:p>
+      <w:pPr>
+        <w:spacing w:line="336" w:lineRule="auto" w:after="180"/>
+      </w:pPr>
+      <w:r>
+        <w:rPr>
+          <w:b w:val="0"/>
+        </w:rPr>
+        <w:t xml:space="preserve">The browser lab lets you edit the supported Python examples already included in this lesson. Predict first, run, inspect the actual </w:t>
+      </w:r>
+      <w:r>
+        <w:rPr>
+          <w:b/>
+        </w:rPr>
+        <w:t>output</w:t>
+      </w:r>
+      <w:r>
+        <w:rPr>
+          <w:b w:val="0"/>
+        </w:rPr>
+        <w:t xml:space="preserve"> or error, change one </w:t>
+      </w:r>
+      <w:r>
+        <w:rPr>
+          <w:b/>
+        </w:rPr>
+        <w:t>input</w:t>
+      </w:r>
+      <w:r>
+        <w:rPr>
+          <w:b w:val="0"/>
+        </w:rPr>
+        <w:t>, then run again.</w:t>
+      </w:r>
+    </w:p>
+    <w:p>
+      <w:pPr>
+        <w:spacing w:line="336" w:lineRule="auto" w:after="180"/>
+      </w:pPr>
+      <w:r>
+        <w:rPr>
+          <w:b w:val="0"/>
+        </w:rPr>
+        <w:t xml:space="preserve">Keep code, </w:t>
+      </w:r>
+      <w:r>
+        <w:rPr>
+          <w:b/>
+        </w:rPr>
+        <w:t>prediction</w:t>
+      </w:r>
+      <w:r>
+        <w:rPr>
+          <w:b w:val="0"/>
+        </w:rPr>
+        <w:t>s, actual results and a reasoned revision together. On paper, label your result as a trace rather than an execution.</w:t>
+      </w:r>
+    </w:p>
+    <w:p>
+      <w:pPr>
+        <w:pStyle w:val="Heading3"/>
+      </w:pPr>
+      <w:r>
+        <w:t>Keep your completed work</w:t>
+      </w:r>
+    </w:p>
+    <w:p>
+      <w:pPr>
+        <w:spacing w:line="336" w:lineRule="auto" w:after="180"/>
+      </w:pPr>
+      <w:r>
+        <w:rPr>
+          <w:b w:val="0"/>
+        </w:rPr>
+        <w:t xml:space="preserve">Use Download completed work in the hosted lesson to export your answers, reflections, practice feedback and code-run </w:t>
+      </w:r>
+      <w:r>
+        <w:rPr>
+          <w:b/>
+        </w:rPr>
+        <w:t>evidence</w:t>
+      </w:r>
+      <w:r>
+        <w:rPr>
+          <w:b w:val="0"/>
+        </w:rPr>
+        <w:t>. Open the HTML copy to read or print it.</w:t>
+      </w:r>
+    </w:p>
+    <w:p>
+      <w:pPr>
+        <w:spacing w:line="336" w:lineRule="auto" w:after="180"/>
+      </w:pPr>
+      <w:r>
+        <w:rPr>
+          <w:b w:val="0"/>
+        </w:rPr>
+        <w:t>Drafts stay in this browser when storage is available; clear drafts on a shared device.</w:t>
+      </w:r>
+    </w:p>
+    <w:p>
+      <w:pPr>
+        <w:pStyle w:val="Heading3"/>
+      </w:pPr>
+      <w:r>
+        <w:t>What I repaired, the evidence I kept and the next test</w:t>
+      </w:r>
+    </w:p>
+    <w:p>
       <w:r>
         <w:t>________________________________________________________________</w:t>
+      </w:r>
+    </w:p>
+    <w:p>
+      <w:r>
+        <w:t>________________________________________________________________</w:t>
+      </w:r>
+    </w:p>
+    <w:p>
+      <w:r>
+        <w:t>________________________________________________________________</w:t>
+      </w:r>
+    </w:p>
+    <w:p>
+      <w:r>
+        <w:t>________________________________________________________________</w:t>
+      </w:r>
+    </w:p>
+    <w:p>
+      <w:r>
+        <w:t>________________________________________________________________</w:t>
+      </w:r>
+    </w:p>
+    <w:p>
+      <w:pPr>
+        <w:pStyle w:val="Heading1"/>
+      </w:pPr>
+      <w:r>
+        <w:t>15. Visual concept journey</w:t>
+      </w:r>
+    </w:p>
+    <w:p>
+      <w:r>
+        <w:t>Explain each Embeddings and neighbourhoods picture from its labels, then record a relevant limit.</w:t>
+      </w:r>
+    </w:p>
+    <w:p>
+      <w:pPr>
+        <w:pStyle w:val="Heading3"/>
+      </w:pPr>
+      <w:r>
+        <w:t>01. Embeddings and neighbourhoods: the case</w:t>
+      </w:r>
+    </w:p>
+    <w:p>
+      <w:r>
+        <w:drawing>
+          <wp:inline xmlns:a="http://schemas.openxmlformats.org/drawingml/2006/main" xmlns:pic="http://schemas.openxmlformats.org/drawingml/2006/picture">
+            <wp:extent cx="5486400" cy="2990088"/>
+            <wp:docPr id="3" name="Picture 3" descr="Measure embedding neighbours without turning numerical proximity into factual certainty. Supplied facts: Toy tableP=[0, 1], Q=[3, 1], R=[1, 4]; query [1, 1]. Use squared Euclidean distance. All inputs and outcomes in this worked example are invented classroom data; no real model run is claimed."/>
+            <wp:cNvGraphicFramePr>
+              <a:graphicFrameLocks noChangeAspect="1"/>
+            </wp:cNvGraphicFramePr>
+            <a:graphic>
+              <a:graphicData uri="http://schemas.openxmlformats.org/drawingml/2006/picture">
+                <pic:pic>
+                  <pic:nvPicPr>
+                    <pic:cNvPr id="0" name="academy-story-ai-5-26-01.png"/>
+                    <pic:cNvPicPr/>
+                  </pic:nvPicPr>
+                  <pic:blipFill>
+                    <a:blip r:embed="rId11"/>
+                    <a:stretch>
+                      <a:fillRect/>
+                    </a:stretch>
+                  </pic:blipFill>
+                  <pic:spPr>
+                    <a:xfrm>
+                      <a:off x="0" y="0"/>
+                      <a:ext cx="5486400" cy="2990088"/>
+                    </a:xfrm>
+                    <a:prstGeom prst="rect"/>
+                  </pic:spPr>
+                </pic:pic>
+              </a:graphicData>
+            </a:graphic>
+          </wp:inline>
+        </w:drawing>
+      </w:r>
+    </w:p>
+    <w:p>
+      <w:pPr>
+        <w:spacing w:line="336" w:lineRule="auto" w:after="180"/>
+      </w:pPr>
+      <w:r>
+        <w:rPr>
+          <w:b w:val="0"/>
+        </w:rPr>
+        <w:t xml:space="preserve">Measure embedding neighbours without turning numerical proximity into factual certainty. Supplied facts: Toy tableP=[0, 1], Q=[3, 1], R=[1, 4]; query [1, 1]. Use </w:t>
+      </w:r>
+      <w:r>
+        <w:rPr>
+          <w:b/>
+        </w:rPr>
+        <w:t>squared Euclidean distance</w:t>
+      </w:r>
+      <w:r>
+        <w:rPr>
+          <w:b w:val="0"/>
+        </w:rPr>
+        <w:t>.</w:t>
+      </w:r>
+    </w:p>
+    <w:p>
+      <w:pPr>
+        <w:spacing w:line="336" w:lineRule="auto" w:after="180"/>
+      </w:pPr>
+      <w:r>
+        <w:rPr>
+          <w:b w:val="0"/>
+        </w:rPr>
+        <w:t xml:space="preserve">All </w:t>
+      </w:r>
+      <w:r>
+        <w:rPr>
+          <w:b/>
+        </w:rPr>
+        <w:t>input</w:t>
+      </w:r>
+      <w:r>
+        <w:rPr>
+          <w:b w:val="0"/>
+        </w:rPr>
+        <w:t>s and outcomes in this worked example are invented classroom data; no real model run is claimed.</w:t>
+      </w:r>
+    </w:p>
+    <w:p>
+      <w:pPr>
+        <w:spacing w:line="336" w:lineRule="auto" w:after="180"/>
+        <w:shd w:fill="F5F1FB"/>
+      </w:pPr>
+      <w:r>
+        <w:rPr>
+          <w:b w:val="0"/>
+        </w:rPr>
+        <w:t>Point to the given fact that matters most. Explain why it matters.</w:t>
+      </w:r>
+    </w:p>
+    <w:p>
+      <w:pPr>
+        <w:pStyle w:val="Heading3"/>
+      </w:pPr>
+      <w:r>
+        <w:t>My picture explanation, deciding evidence and one limit</w:t>
+      </w:r>
+    </w:p>
+    <w:p>
+      <w:r>
+        <w:t>________________________________________________________________</w:t>
+      </w:r>
+    </w:p>
+    <w:p>
+      <w:r>
+        <w:t>________________________________________________________________</w:t>
+      </w:r>
+    </w:p>
+    <w:p>
+      <w:r>
+        <w:t>________________________________________________________________</w:t>
+      </w:r>
+    </w:p>
+    <w:p>
+      <w:r>
+        <w:t>________________________________________________________________</w:t>
+      </w:r>
+    </w:p>
+    <w:p>
+      <w:pPr>
+        <w:pStyle w:val="Heading3"/>
+      </w:pPr>
+      <w:r>
+        <w:t>02. Follow the deciding steps</w:t>
+      </w:r>
+    </w:p>
+    <w:p>
+      <w:r>
+        <w:drawing>
+          <wp:inline xmlns:a="http://schemas.openxmlformats.org/drawingml/2006/main" xmlns:pic="http://schemas.openxmlformats.org/drawingml/2006/picture">
+            <wp:extent cx="5486400" cy="3337560"/>
+            <wp:docPr id="4" name="Picture 4" descr="Distance to P: (1-0)²+(1-1)²=1. → Distances to Q/R: Q distance4; R distance9. → Select neighbour: P is nearest under the declared metric; this is a geometric result, not proof of meaning."/>
+            <wp:cNvGraphicFramePr>
+              <a:graphicFrameLocks noChangeAspect="1"/>
+            </wp:cNvGraphicFramePr>
+            <a:graphic>
+              <a:graphicData uri="http://schemas.openxmlformats.org/drawingml/2006/picture">
+                <pic:pic>
+                  <pic:nvPicPr>
+                    <pic:cNvPr id="0" name="academy-story-ai-5-26-02.png"/>
+                    <pic:cNvPicPr/>
+                  </pic:nvPicPr>
+                  <pic:blipFill>
+                    <a:blip r:embed="rId12"/>
+                    <a:stretch>
+                      <a:fillRect/>
+                    </a:stretch>
+                  </pic:blipFill>
+                  <pic:spPr>
+                    <a:xfrm>
+                      <a:off x="0" y="0"/>
+                      <a:ext cx="5486400" cy="3337560"/>
+                    </a:xfrm>
+                    <a:prstGeom prst="rect"/>
+                  </pic:spPr>
+                </pic:pic>
+              </a:graphicData>
+            </a:graphic>
+          </wp:inline>
+        </w:drawing>
+      </w:r>
+    </w:p>
+    <w:p>
+      <w:pPr>
+        <w:spacing w:line="336" w:lineRule="auto" w:after="180"/>
+      </w:pPr>
+      <w:r>
+        <w:rPr>
+          <w:b w:val="0"/>
+        </w:rPr>
+        <w:t>Distance to P: (1-0)²+(1-1)²=1. → Distances to Q/R: Q distance4; R distance9. → Select neighbour: P is nearest under the declared metric; this is a geometric result, not proof of meaning.</w:t>
+      </w:r>
+    </w:p>
+    <w:p>
+      <w:pPr>
+        <w:spacing w:line="336" w:lineRule="auto" w:after="180"/>
+        <w:shd w:fill="F5F1FB"/>
+      </w:pPr>
+      <w:r>
+        <w:rPr>
+          <w:b w:val="0"/>
+        </w:rPr>
+        <w:t xml:space="preserve">Point to each numbered stage and explain which recorded </w:t>
+      </w:r>
+      <w:r>
+        <w:rPr>
+          <w:b/>
+        </w:rPr>
+        <w:t>input</w:t>
+      </w:r>
+      <w:r>
+        <w:rPr>
+          <w:b w:val="0"/>
+        </w:rPr>
+        <w:t xml:space="preserve"> it uses.</w:t>
+      </w:r>
+    </w:p>
+    <w:p>
+      <w:pPr>
+        <w:pStyle w:val="Heading3"/>
+      </w:pPr>
+      <w:r>
+        <w:t>My picture explanation, deciding evidence and one limit</w:t>
+      </w:r>
+    </w:p>
+    <w:p>
+      <w:r>
+        <w:t>________________________________________________________________</w:t>
+      </w:r>
+    </w:p>
+    <w:p>
+      <w:r>
+        <w:t>________________________________________________________________</w:t>
+      </w:r>
+    </w:p>
+    <w:p>
+      <w:r>
+        <w:t>________________________________________________________________</w:t>
+      </w:r>
+    </w:p>
+    <w:p>
+      <w:r>
+        <w:t>________________________________________________________________</w:t>
+      </w:r>
+    </w:p>
+    <w:p>
+      <w:pPr>
+        <w:pStyle w:val="Heading3"/>
+      </w:pPr>
+      <w:r>
+        <w:t>03. Squared Euclidean embedding distances</w:t>
+      </w:r>
+    </w:p>
+    <w:p>
+      <w:r>
+        <w:drawing>
+          <wp:inline xmlns:a="http://schemas.openxmlformats.org/drawingml/2006/main" xmlns:pic="http://schemas.openxmlformats.org/drawingml/2006/picture">
+            <wp:extent cx="5486400" cy="3938016"/>
+            <wp:docPr id="5" name="Picture 5" descr="Squared Euclidean embedding distances. P: (0, 1). Q: (3, 1). R: (1, 4). Query query: (1, 1). Axes: first embedding coordinate; second embedding coordinate. Distance: Squared Euclidean distance."/>
+            <wp:cNvGraphicFramePr>
+              <a:graphicFrameLocks noChangeAspect="1"/>
+            </wp:cNvGraphicFramePr>
+            <a:graphic>
+              <a:graphicData uri="http://schemas.openxmlformats.org/drawingml/2006/picture">
+                <pic:pic>
+                  <pic:nvPicPr>
+                    <pic:cNvPr id="0" name="academy-story-ai-5-26-03.png"/>
+                    <pic:cNvPicPr/>
+                  </pic:nvPicPr>
+                  <pic:blipFill>
+                    <a:blip r:embed="rId13"/>
+                    <a:stretch>
+                      <a:fillRect/>
+                    </a:stretch>
+                  </pic:blipFill>
+                  <pic:spPr>
+                    <a:xfrm>
+                      <a:off x="0" y="0"/>
+                      <a:ext cx="5486400" cy="3938016"/>
+                    </a:xfrm>
+                    <a:prstGeom prst="rect"/>
+                  </pic:spPr>
+                </pic:pic>
+              </a:graphicData>
+            </a:graphic>
+          </wp:inline>
+        </w:drawing>
+      </w:r>
+    </w:p>
+    <w:p>
+      <w:pPr>
+        <w:spacing w:line="336" w:lineRule="auto" w:after="180"/>
+      </w:pPr>
+      <w:r>
+        <w:rPr>
+          <w:b w:val="0"/>
+        </w:rPr>
+        <w:t xml:space="preserve">Squared Euclidean embedding distances. P: (0, 1). Q: (3, 1). R: (1, 4). Query query: (1, 1). Axes: first embedding coordinate; second embedding coordinate. Distance: </w:t>
+      </w:r>
+      <w:r>
+        <w:rPr>
+          <w:b/>
+        </w:rPr>
+        <w:t>Squared Euclidean distance</w:t>
+      </w:r>
+      <w:r>
+        <w:rPr>
+          <w:b w:val="0"/>
+        </w:rPr>
+        <w:t>.</w:t>
+      </w:r>
+    </w:p>
+    <w:p>
+      <w:pPr>
+        <w:spacing w:line="336" w:lineRule="auto" w:after="180"/>
+        <w:shd w:fill="F5F1FB"/>
+      </w:pPr>
+      <w:r>
+        <w:rPr>
+          <w:b w:val="0"/>
+        </w:rPr>
+        <w:t>Read the labels and values. Explain the relationship the model shows.</w:t>
+      </w:r>
+    </w:p>
+    <w:p>
+      <w:pPr>
+        <w:pStyle w:val="Heading3"/>
+      </w:pPr>
+      <w:r>
+        <w:t>My picture explanation, deciding evidence and one limit</w:t>
+      </w:r>
+    </w:p>
+    <w:p>
+      <w:r>
+        <w:t>________________________________________________________________</w:t>
+      </w:r>
+    </w:p>
+    <w:p>
+      <w:r>
+        <w:t>________________________________________________________________</w:t>
+      </w:r>
+    </w:p>
+    <w:p>
+      <w:r>
+        <w:t>________________________________________________________________</w:t>
+      </w:r>
+    </w:p>
+    <w:p>
+      <w:r>
+        <w:t>________________________________________________________________</w:t>
+      </w:r>
+    </w:p>
+    <w:p>
+      <w:pPr>
+        <w:pStyle w:val="Heading3"/>
+      </w:pPr>
+      <w:r>
+        <w:t>04. Change one thing. Trace what follows.</w:t>
+      </w:r>
+    </w:p>
+    <w:p>
+      <w:r>
+        <w:drawing>
+          <wp:inline xmlns:a="http://schemas.openxmlformats.org/drawingml/2006/main" xmlns:pic="http://schemas.openxmlformats.org/drawingml/2006/picture">
+            <wp:extent cx="5486400" cy="3179064"/>
+            <wp:docPr id="6" name="Picture 6" descr="Original case: P is nearest under the declared metric; this is a geometric result, not proof of meaning. Changed condition: Move the query to [2, 1]. Expected result: Q becomes nearest with squared distance1; P distance4; R distance10. Reason: Changing the query position changes geometric neighbours while the stored table remains fixed."/>
+            <wp:cNvGraphicFramePr>
+              <a:graphicFrameLocks noChangeAspect="1"/>
+            </wp:cNvGraphicFramePr>
+            <a:graphic>
+              <a:graphicData uri="http://schemas.openxmlformats.org/drawingml/2006/picture">
+                <pic:pic>
+                  <pic:nvPicPr>
+                    <pic:cNvPr id="0" name="academy-story-ai-5-26-04.png"/>
+                    <pic:cNvPicPr/>
+                  </pic:nvPicPr>
+                  <pic:blipFill>
+                    <a:blip r:embed="rId14"/>
+                    <a:stretch>
+                      <a:fillRect/>
+                    </a:stretch>
+                  </pic:blipFill>
+                  <pic:spPr>
+                    <a:xfrm>
+                      <a:off x="0" y="0"/>
+                      <a:ext cx="5486400" cy="3179064"/>
+                    </a:xfrm>
+                    <a:prstGeom prst="rect"/>
+                  </pic:spPr>
+                </pic:pic>
+              </a:graphicData>
+            </a:graphic>
+          </wp:inline>
+        </w:drawing>
+      </w:r>
+    </w:p>
+    <w:p>
+      <w:pPr>
+        <w:spacing w:line="336" w:lineRule="auto" w:after="180"/>
+      </w:pPr>
+      <w:r>
+        <w:rPr>
+          <w:b w:val="0"/>
+        </w:rPr>
+        <w:t>Original case: P is nearest under the declared metric; this is a geometric result, not proof of meaning. Changed condition: Move the query to [2, 1].</w:t>
+      </w:r>
+    </w:p>
+    <w:p>
+      <w:pPr>
+        <w:spacing w:line="336" w:lineRule="auto" w:after="180"/>
+      </w:pPr>
+      <w:r>
+        <w:rPr>
+          <w:b w:val="0"/>
+        </w:rPr>
+        <w:t>Expected result: Q becomes nearest with squared distance1; P distance4; R distance10. Reason: Changing the query position changes geometric neighbours while the stored table remains fixed.</w:t>
+      </w:r>
+    </w:p>
+    <w:p>
+      <w:pPr>
+        <w:spacing w:line="336" w:lineRule="auto" w:after="180"/>
+        <w:shd w:fill="F5F1FB"/>
+      </w:pPr>
+      <w:r>
+        <w:rPr>
+          <w:b w:val="0"/>
+        </w:rPr>
+        <w:t>Predict before checking the worked changed-case result. Name what changed and what the supplied facts allow you to conclude.</w:t>
+      </w:r>
+    </w:p>
+    <w:p>
+      <w:pPr>
+        <w:pStyle w:val="Heading3"/>
+      </w:pPr>
+      <w:r>
+        <w:t>My picture explanation, deciding evidence and one limit</w:t>
+      </w:r>
+    </w:p>
+    <w:p>
+      <w:r>
+        <w:t>________________________________________________________________</w:t>
+      </w:r>
+    </w:p>
+    <w:p>
+      <w:r>
+        <w:t>________________________________________________________________</w:t>
+      </w:r>
+    </w:p>
+    <w:p>
+      <w:r>
+        <w:t>________________________________________________________________</w:t>
+      </w:r>
+    </w:p>
+    <w:p>
+      <w:r>
+        <w:t>________________________________________________________________</w:t>
+      </w:r>
+    </w:p>
+    <w:p>
+      <w:pPr>
+        <w:pStyle w:val="Heading3"/>
+      </w:pPr>
+      <w:r>
+        <w:t>05. Connect the explanation to its limit</w:t>
+      </w:r>
+    </w:p>
+    <w:p>
+      <w:r>
+        <w:drawing>
+          <wp:inline xmlns:a="http://schemas.openxmlformats.org/drawingml/2006/main" xmlns:pic="http://schemas.openxmlformats.org/drawingml/2006/picture">
+            <wp:extent cx="5486400" cy="2941320"/>
+            <wp:docPr id="7" name="Picture 7" descr="An embedding stores each item as an ordered vector. Under squared Euclidean distance, subtract matching coordinates, square their differences and add. The smallest total identifies the nearest supplied vector. These invented coordinates let us check geometry exactly; a claim that neighbours share meaning needs evidence about how the representation was learned and used. Limit: Embedding geometry depends on training, metric and scale; proximity does not prove truth, causation or source permission."/>
+            <wp:cNvGraphicFramePr>
+              <a:graphicFrameLocks noChangeAspect="1"/>
+            </wp:cNvGraphicFramePr>
+            <a:graphic>
+              <a:graphicData uri="http://schemas.openxmlformats.org/drawingml/2006/picture">
+                <pic:pic>
+                  <pic:nvPicPr>
+                    <pic:cNvPr id="0" name="academy-story-ai-5-26-05.png"/>
+                    <pic:cNvPicPr/>
+                  </pic:nvPicPr>
+                  <pic:blipFill>
+                    <a:blip r:embed="rId15"/>
+                    <a:stretch>
+                      <a:fillRect/>
+                    </a:stretch>
+                  </pic:blipFill>
+                  <pic:spPr>
+                    <a:xfrm>
+                      <a:off x="0" y="0"/>
+                      <a:ext cx="5486400" cy="2941320"/>
+                    </a:xfrm>
+                    <a:prstGeom prst="rect"/>
+                  </pic:spPr>
+                </pic:pic>
+              </a:graphicData>
+            </a:graphic>
+          </wp:inline>
+        </w:drawing>
+      </w:r>
+    </w:p>
+    <w:p>
+      <w:pPr>
+        <w:spacing w:line="336" w:lineRule="auto" w:after="180"/>
+      </w:pPr>
+      <w:r>
+        <w:rPr>
+          <w:b w:val="0"/>
+        </w:rPr>
+        <w:t xml:space="preserve">An embedding stores each item as an ordered vector. Under </w:t>
+      </w:r>
+      <w:r>
+        <w:rPr>
+          <w:b/>
+        </w:rPr>
+        <w:t>squared Euclidean distance</w:t>
+      </w:r>
+      <w:r>
+        <w:rPr>
+          <w:b w:val="0"/>
+        </w:rPr>
+        <w:t>, subtract matching coordinates, square their differences and add. The smallest total identifies the nearest supplied vector.</w:t>
+      </w:r>
+    </w:p>
+    <w:p>
+      <w:pPr>
+        <w:spacing w:line="336" w:lineRule="auto" w:after="180"/>
+      </w:pPr>
+      <w:r>
+        <w:rPr>
+          <w:b w:val="0"/>
+        </w:rPr>
+        <w:t xml:space="preserve">These invented coordinates let us check geometry exactly; a claim that neighbours share meaning needs </w:t>
+      </w:r>
+      <w:r>
+        <w:rPr>
+          <w:b/>
+        </w:rPr>
+        <w:t>evidence</w:t>
+      </w:r>
+      <w:r>
+        <w:rPr>
+          <w:b w:val="0"/>
+        </w:rPr>
+        <w:t xml:space="preserve"> about how the representation was learned and used.</w:t>
+      </w:r>
+    </w:p>
+    <w:p>
+      <w:pPr>
+        <w:spacing w:line="336" w:lineRule="auto" w:after="180"/>
+      </w:pPr>
+      <w:r>
+        <w:rPr>
+          <w:b w:val="0"/>
+        </w:rPr>
+        <w:t xml:space="preserve">Limit: Embedding geometry depends on </w:t>
+      </w:r>
+      <w:r>
+        <w:rPr>
+          <w:b/>
+        </w:rPr>
+        <w:t>training</w:t>
+      </w:r>
+      <w:r>
+        <w:rPr>
+          <w:b w:val="0"/>
+        </w:rPr>
+        <w:t>, metric and scale; proximity does not prove truth, causation or source permission.</w:t>
+      </w:r>
+    </w:p>
+    <w:p>
+      <w:pPr>
+        <w:spacing w:line="336" w:lineRule="auto" w:after="180"/>
+        <w:shd w:fill="F5F1FB"/>
+      </w:pPr>
+      <w:r>
+        <w:rPr>
+          <w:b w:val="0"/>
+        </w:rPr>
+        <w:t>Explain the case, then point to a limit on the claim.</w:t>
+      </w:r>
+    </w:p>
+    <w:p>
+      <w:pPr>
+        <w:pStyle w:val="Heading3"/>
+      </w:pPr>
+      <w:r>
+        <w:t>My picture explanation, deciding evidence and one limit</w:t>
+      </w:r>
+    </w:p>
+    <w:p>
+      <w:r>
+        <w:t>________________________________________________________________</w:t>
+      </w:r>
+    </w:p>
+    <w:p>
+      <w:r>
+        <w:t>________________________________________________________________</w:t>
+      </w:r>
+    </w:p>
+    <w:p>
+      <w:r>
+        <w:t>________________________________________________________________</w:t>
+      </w:r>
+    </w:p>
+    <w:p>
+      <w:r>
+        <w:t>________________________________________________________________</w:t>
+      </w:r>
+    </w:p>
+    <w:p>
+      <w:pPr>
+        <w:pStyle w:val="Heading3"/>
+      </w:pPr>
+      <w:r>
+        <w:t>06. Make the idea visible in your project</w:t>
+      </w:r>
+    </w:p>
+    <w:p>
+      <w:r>
+        <w:drawing>
+          <wp:inline xmlns:a="http://schemas.openxmlformats.org/drawingml/2006/main" xmlns:pic="http://schemas.openxmlformats.org/drawingml/2006/picture">
+            <wp:extent cx="5486400" cy="3681984"/>
+            <wp:docPr id="8" name="Picture 8" descr="For your Image-pattern Network Investigation, save the input, procedure, observed result and limitation of this check. Label this worked example as practice; use a different, previously unreviewed case when checking independent understanding. Draw your input, deciding step, result and limit. Supported question: What would justify claiming nearby vectors mean related topics? Point to the relevant step in the picture, then write the changed result and the rule or evidence that supports it."/>
+            <wp:cNvGraphicFramePr>
+              <a:graphicFrameLocks noChangeAspect="1"/>
+            </wp:cNvGraphicFramePr>
+            <a:graphic>
+              <a:graphicData uri="http://schemas.openxmlformats.org/drawingml/2006/picture">
+                <pic:pic>
+                  <pic:nvPicPr>
+                    <pic:cNvPr id="0" name="academy-story-ai-5-26-06.png"/>
+                    <pic:cNvPicPr/>
+                  </pic:nvPicPr>
+                  <pic:blipFill>
+                    <a:blip r:embed="rId16"/>
+                    <a:stretch>
+                      <a:fillRect/>
+                    </a:stretch>
+                  </pic:blipFill>
+                  <pic:spPr>
+                    <a:xfrm>
+                      <a:off x="0" y="0"/>
+                      <a:ext cx="5486400" cy="3681984"/>
+                    </a:xfrm>
+                    <a:prstGeom prst="rect"/>
+                  </pic:spPr>
+                </pic:pic>
+              </a:graphicData>
+            </a:graphic>
+          </wp:inline>
+        </w:drawing>
+      </w:r>
+    </w:p>
+    <w:p>
+      <w:pPr>
+        <w:spacing w:line="336" w:lineRule="auto" w:after="180"/>
+      </w:pPr>
+      <w:r>
+        <w:rPr>
+          <w:b w:val="0"/>
+        </w:rPr>
+        <w:t xml:space="preserve">For your Image-pattern Network Investigation, save the </w:t>
+      </w:r>
+      <w:r>
+        <w:rPr>
+          <w:b/>
+        </w:rPr>
+        <w:t>input</w:t>
+      </w:r>
+      <w:r>
+        <w:rPr>
+          <w:b w:val="0"/>
+        </w:rPr>
+        <w:t>, procedure, observed result and limitation of this check.</w:t>
+      </w:r>
+    </w:p>
+    <w:p>
+      <w:pPr>
+        <w:spacing w:line="336" w:lineRule="auto" w:after="180"/>
+      </w:pPr>
+      <w:r>
+        <w:rPr>
+          <w:b w:val="0"/>
+        </w:rPr>
+        <w:t xml:space="preserve">Label this worked example as practice; use a different, previously unreviewed case when checking independent understanding. Draw your </w:t>
+      </w:r>
+      <w:r>
+        <w:rPr>
+          <w:b/>
+        </w:rPr>
+        <w:t>input</w:t>
+      </w:r>
+      <w:r>
+        <w:rPr>
+          <w:b w:val="0"/>
+        </w:rPr>
+        <w:t>, deciding step, result and limit.</w:t>
+      </w:r>
+    </w:p>
+    <w:p>
+      <w:pPr>
+        <w:spacing w:line="336" w:lineRule="auto" w:after="180"/>
+      </w:pPr>
+      <w:r>
+        <w:rPr>
+          <w:b w:val="0"/>
+        </w:rPr>
+        <w:t xml:space="preserve">Supported question: What would justify claiming nearby vectors mean related topics? Point to the relevant step in the picture, then write the changed result and the rule or </w:t>
+      </w:r>
+      <w:r>
+        <w:rPr>
+          <w:b/>
+        </w:rPr>
+        <w:t>evidence</w:t>
+      </w:r>
+      <w:r>
+        <w:rPr>
+          <w:b w:val="0"/>
+        </w:rPr>
+        <w:t xml:space="preserve"> that supports it.</w:t>
+      </w:r>
+    </w:p>
+    <w:p>
+      <w:pPr>
+        <w:spacing w:line="336" w:lineRule="auto" w:after="180"/>
+        <w:shd w:fill="F5F1FB"/>
+      </w:pPr>
+      <w:r>
+        <w:rPr>
+          <w:b w:val="0"/>
+        </w:rPr>
+        <w:t xml:space="preserve">Draw your project trace and justify the deciding step using </w:t>
+      </w:r>
+      <w:r>
+        <w:rPr>
+          <w:b/>
+        </w:rPr>
+        <w:t>evidence</w:t>
+      </w:r>
+      <w:r>
+        <w:rPr>
+          <w:b w:val="0"/>
+        </w:rPr>
+        <w:t>.</w:t>
+      </w:r>
+    </w:p>
+    <w:p>
+      <w:pPr>
+        <w:pStyle w:val="Heading3"/>
+      </w:pPr>
+      <w:r>
+        <w:t>My picture explanation, deciding evidence and one limit</w:t>
       </w:r>
     </w:p>
     <w:p>

--- a/downloads/workbook/ai-5-week-26.docx
+++ b/downloads/workbook/ai-5-week-26.docx
@@ -180,6 +180,343 @@
     <w:p>
       <w:r>
         <w:t>________________________________________________________________</w:t>
+      </w:r>
+    </w:p>
+    <w:p>
+      <w:pPr>
+        <w:pStyle w:val="Heading3"/>
+      </w:pPr>
+      <w:r>
+        <w:t>Lesson reference for workbook practice</w:t>
+      </w:r>
+    </w:p>
+    <w:p>
+      <w:pPr>
+        <w:spacing w:line="336" w:lineRule="auto" w:after="180"/>
+        <w:shd w:fill="F1F6F8"/>
+      </w:pPr>
+      <w:r>
+        <w:rPr>
+          <w:b w:val="0"/>
+        </w:rPr>
+        <w:t>Use this reference for the original W1–W3 and W5 exercises. The separately named independent case supplies its own changed facts; use those facts for that attempt before feedback.</w:t>
+      </w:r>
+    </w:p>
+    <w:p>
+      <w:pPr>
+        <w:spacing w:line="336" w:lineRule="auto" w:after="180"/>
+      </w:pPr>
+      <w:r>
+        <w:rPr>
+          <w:b w:val="0"/>
+        </w:rPr>
+        <w:t>Continue the fictional robot vocabulary and add WAIT as ID 5. Use the table below, chosen by the lesson author for arithmetic practice. These coordinates are not measured robot properties and were not learned from data.</w:t>
+      </w:r>
+    </w:p>
+    <w:p>
+      <w:pPr>
+        <w:spacing w:line="336" w:lineRule="auto" w:after="180"/>
+      </w:pPr>
+      <w:r>
+        <w:rPr>
+          <w:b w:val="0"/>
+        </w:rPr>
+        <w:t>Each token ID selects one row; the resulting two-component vector is its embedding in this example.</w:t>
+      </w:r>
+    </w:p>
+    <w:tbl>
+      <w:tblPr>
+        <w:tblStyle w:val="LightShading-Accent1"/>
+        <w:tblW w:type="auto" w:w="0"/>
+        <w:tblLook w:firstColumn="1" w:firstRow="1" w:lastColumn="0" w:lastRow="0" w:noHBand="0" w:noVBand="1" w:val="04A0"/>
+      </w:tblPr>
+      <w:tblGrid>
+        <w:gridCol w:w="3408"/>
+        <w:gridCol w:w="3408"/>
+        <w:gridCol w:w="3408"/>
+      </w:tblGrid>
+      <w:tr>
+        <w:trPr>
+          <w:tblHeader/>
+        </w:trPr>
+        <w:tc>
+          <w:tcPr>
+            <w:tcW w:type="dxa" w:w="3408"/>
+          </w:tcPr>
+          <w:p>
+            <w:r>
+              <w:t>Symbol</w:t>
+            </w:r>
+          </w:p>
+        </w:tc>
+        <w:tc>
+          <w:tcPr>
+            <w:tcW w:type="dxa" w:w="3408"/>
+          </w:tcPr>
+          <w:p>
+            <w:r>
+              <w:t>ID</w:t>
+            </w:r>
+          </w:p>
+        </w:tc>
+        <w:tc>
+          <w:tcPr>
+            <w:tcW w:type="dxa" w:w="3408"/>
+          </w:tcPr>
+          <w:p>
+            <w:r>
+              <w:t>Vector</w:t>
+            </w:r>
+          </w:p>
+        </w:tc>
+      </w:tr>
+      <w:tr>
+        <w:tc>
+          <w:tcPr>
+            <w:tcW w:type="dxa" w:w="3408"/>
+          </w:tcPr>
+          <w:p>
+            <w:r>
+              <w:t>PAD</w:t>
+            </w:r>
+          </w:p>
+        </w:tc>
+        <w:tc>
+          <w:tcPr>
+            <w:tcW w:type="dxa" w:w="3408"/>
+          </w:tcPr>
+          <w:p>
+            <w:r>
+              <w:t>0</w:t>
+            </w:r>
+          </w:p>
+        </w:tc>
+        <w:tc>
+          <w:tcPr>
+            <w:tcW w:type="dxa" w:w="3408"/>
+          </w:tcPr>
+          <w:p>
+            <w:r>
+              <w:t>[0, 0]</w:t>
+            </w:r>
+          </w:p>
+        </w:tc>
+      </w:tr>
+      <w:tr>
+        <w:tc>
+          <w:tcPr>
+            <w:tcW w:type="dxa" w:w="3408"/>
+          </w:tcPr>
+          <w:p>
+            <w:r>
+              <w:t>UNK</w:t>
+            </w:r>
+          </w:p>
+        </w:tc>
+        <w:tc>
+          <w:tcPr>
+            <w:tcW w:type="dxa" w:w="3408"/>
+          </w:tcPr>
+          <w:p>
+            <w:r>
+              <w:t>1</w:t>
+            </w:r>
+          </w:p>
+        </w:tc>
+        <w:tc>
+          <w:tcPr>
+            <w:tcW w:type="dxa" w:w="3408"/>
+          </w:tcPr>
+          <w:p>
+            <w:r>
+              <w:t>[-1, -1]</w:t>
+            </w:r>
+          </w:p>
+        </w:tc>
+      </w:tr>
+      <w:tr>
+        <w:tc>
+          <w:tcPr>
+            <w:tcW w:type="dxa" w:w="3408"/>
+          </w:tcPr>
+          <w:p>
+            <w:r>
+              <w:t>GO</w:t>
+            </w:r>
+          </w:p>
+        </w:tc>
+        <w:tc>
+          <w:tcPr>
+            <w:tcW w:type="dxa" w:w="3408"/>
+          </w:tcPr>
+          <w:p>
+            <w:r>
+              <w:t>2</w:t>
+            </w:r>
+          </w:p>
+        </w:tc>
+        <w:tc>
+          <w:tcPr>
+            <w:tcW w:type="dxa" w:w="3408"/>
+          </w:tcPr>
+          <w:p>
+            <w:r>
+              <w:t>[2, 0]</w:t>
+            </w:r>
+          </w:p>
+        </w:tc>
+      </w:tr>
+      <w:tr>
+        <w:tc>
+          <w:tcPr>
+            <w:tcW w:type="dxa" w:w="3408"/>
+          </w:tcPr>
+          <w:p>
+            <w:r>
+              <w:t>TURN</w:t>
+            </w:r>
+          </w:p>
+        </w:tc>
+        <w:tc>
+          <w:tcPr>
+            <w:tcW w:type="dxa" w:w="3408"/>
+          </w:tcPr>
+          <w:p>
+            <w:r>
+              <w:t>3</w:t>
+            </w:r>
+          </w:p>
+        </w:tc>
+        <w:tc>
+          <w:tcPr>
+            <w:tcW w:type="dxa" w:w="3408"/>
+          </w:tcPr>
+          <w:p>
+            <w:r>
+              <w:t>[1, 1]</w:t>
+            </w:r>
+          </w:p>
+        </w:tc>
+      </w:tr>
+      <w:tr>
+        <w:tc>
+          <w:tcPr>
+            <w:tcW w:type="dxa" w:w="3408"/>
+          </w:tcPr>
+          <w:p>
+            <w:r>
+              <w:t>STOP</w:t>
+            </w:r>
+          </w:p>
+        </w:tc>
+        <w:tc>
+          <w:tcPr>
+            <w:tcW w:type="dxa" w:w="3408"/>
+          </w:tcPr>
+          <w:p>
+            <w:r>
+              <w:t>4</w:t>
+            </w:r>
+          </w:p>
+        </w:tc>
+        <w:tc>
+          <w:tcPr>
+            <w:tcW w:type="dxa" w:w="3408"/>
+          </w:tcPr>
+          <w:p>
+            <w:r>
+              <w:t>[0, 2]</w:t>
+            </w:r>
+          </w:p>
+        </w:tc>
+      </w:tr>
+      <w:tr>
+        <w:tc>
+          <w:tcPr>
+            <w:tcW w:type="dxa" w:w="3408"/>
+          </w:tcPr>
+          <w:p>
+            <w:r>
+              <w:t>WAIT</w:t>
+            </w:r>
+          </w:p>
+        </w:tc>
+        <w:tc>
+          <w:tcPr>
+            <w:tcW w:type="dxa" w:w="3408"/>
+          </w:tcPr>
+          <w:p>
+            <w:r>
+              <w:t>5</w:t>
+            </w:r>
+          </w:p>
+        </w:tc>
+        <w:tc>
+          <w:tcPr>
+            <w:tcW w:type="dxa" w:w="3408"/>
+          </w:tcPr>
+          <w:p>
+            <w:r>
+              <w:t>[0, 1]</w:t>
+            </w:r>
+          </w:p>
+        </w:tc>
+      </w:tr>
+    </w:tbl>
+    <w:p>
+      <w:pPr>
+        <w:spacing w:line="336" w:lineRule="auto" w:after="180"/>
+      </w:pPr>
+      <w:r>
+        <w:rPr>
+          <w:b w:val="0"/>
+        </w:rPr>
+        <w:t xml:space="preserve">The table shape is 6 by 2: six vocabulary entries and </w:t>
+      </w:r>
+      <w:r>
+        <w:rPr>
+          <w:b/>
+        </w:rPr>
+        <w:t>embedding dimension</w:t>
+      </w:r>
+      <w:r>
+        <w:rPr>
+          <w:b w:val="0"/>
+        </w:rPr>
+        <w:t xml:space="preserve"> 2. The ID sequence [2, 4, 0, 0] becomes [[2, 0], [0, 2], [0, 0], [0, 0]], with shape 4 by 2. Its mask remains [1, 1, 0, 0].</w:t>
+      </w:r>
+    </w:p>
+    <w:p>
+      <w:pPr>
+        <w:spacing w:line="336" w:lineRule="auto" w:after="180"/>
+      </w:pPr>
+      <w:r>
+        <w:rPr>
+          <w:b w:val="0"/>
+        </w:rPr>
+        <w:t>The vector dimension is not the sequence length or vocabulary size.</w:t>
+      </w:r>
+    </w:p>
+    <w:p>
+      <w:pPr>
+        <w:spacing w:line="336" w:lineRule="auto" w:after="180"/>
+      </w:pPr>
+      <w:r>
+        <w:rPr>
+          <w:b w:val="0"/>
+        </w:rPr>
+        <w:t>A zero PAD vector does not remove the need for masking. Averaging all four vectors above gives [0.5, 0.5]; averaging only the two real vectors gives [1, 1].</w:t>
+      </w:r>
+    </w:p>
+    <w:p>
+      <w:pPr>
+        <w:spacing w:line="336" w:lineRule="auto" w:after="180"/>
+      </w:pPr>
+      <w:r>
+        <w:rPr>
+          <w:b w:val="0"/>
+        </w:rPr>
+        <w:t>UNK is a real position when it replaces an unknown symbol, so its vector is not automatically excluded.</w:t>
       </w:r>
     </w:p>
     <w:p>
@@ -1155,7 +1492,7 @@
         <w:rPr>
           <w:b w:val="0"/>
         </w:rPr>
-        <w:t xml:space="preserve">Toy tableP=[0, 1], Q=[3, 1], R=[1, 4]; query [1, 1]. Use </w:t>
+        <w:t xml:space="preserve">Toy table P =[0, 1], Q=[3, 1], R=[1, 4]; query [1, 1]. Use </w:t>
       </w:r>
       <w:r>
         <w:rPr>
@@ -1234,7 +1571,7 @@
         <w:drawing>
           <wp:inline xmlns:a="http://schemas.openxmlformats.org/drawingml/2006/main" xmlns:pic="http://schemas.openxmlformats.org/drawingml/2006/picture">
             <wp:extent cx="5486400" cy="5185229"/>
-            <wp:docPr id="2" name="Picture 2" descr="Embeddings and neighbourhoods. Distance to P: (1-0)²+(1-1)²=1.. Distances to Q/R: Q distance4; R distance9.. Select neighbour: P is nearest under the declared metric; this is a geometric result, not proof of meaning."/>
+            <wp:docPr id="2" name="Picture 2" descr="Embeddings and neighbourhoods. Distance to P: (1-0)²+(1-1)²=1.. Distances to Q/R: Q distance 4; R distance 9.. Select neighbour: P is nearest under the declared metric; this is a geometric result, not proof of meaning."/>
             <wp:cNvGraphicFramePr>
               <a:graphicFrameLocks noChangeAspect="1"/>
             </wp:cNvGraphicFramePr>
@@ -1918,7 +2255,7 @@
         <w:rPr>
           <w:b w:val="0"/>
         </w:rPr>
-        <w:t>3. Q becomes nearest with squared distance1; P distance4; R distance10.</w:t>
+        <w:t>3. Q becomes nearest with squared distance 1; P distance 4; R distance 10.</w:t>
       </w:r>
     </w:p>
     <w:p>
@@ -1991,7 +2328,7 @@
         <w:rPr>
           <w:b w:val="0"/>
         </w:rPr>
-        <w:t>After your attempt, compare with the supported explanation: Q becomes nearest with squared distance1; P distance4; R distance10. Changing the query position changes geometric neighbours while the stored table remains fixed.</w:t>
+        <w:t>After your attempt, compare with the supported explanation: Q becomes nearest with squared distance 1; P distance 4; R distance 10. Changing the query position changes geometric neighbours while the stored table remains fixed.</w:t>
       </w:r>
     </w:p>
     <w:p>
@@ -2295,7 +2632,7 @@
         <w:drawing>
           <wp:inline xmlns:a="http://schemas.openxmlformats.org/drawingml/2006/main" xmlns:pic="http://schemas.openxmlformats.org/drawingml/2006/picture">
             <wp:extent cx="5486400" cy="2990088"/>
-            <wp:docPr id="3" name="Picture 3" descr="Measure embedding neighbours without turning numerical proximity into factual certainty. Supplied facts: Toy tableP=[0, 1], Q=[3, 1], R=[1, 4]; query [1, 1]. Use squared Euclidean distance. All inputs and outcomes in this worked example are invented classroom data; no real model run is claimed."/>
+            <wp:docPr id="3" name="Picture 3" descr="Measure embedding neighbours without turning numerical proximity into factual certainty. Supplied facts: Toy table P =[0, 1], Q=[3, 1], R=[1, 4]; query [1, 1]. Use squared Euclidean distance. All inputs and outcomes in this worked example are invented classroom data; no real model run is claimed."/>
             <wp:cNvGraphicFramePr>
               <a:graphicFrameLocks noChangeAspect="1"/>
             </wp:cNvGraphicFramePr>
@@ -2334,7 +2671,7 @@
         <w:rPr>
           <w:b w:val="0"/>
         </w:rPr>
-        <w:t xml:space="preserve">Measure embedding neighbours without turning numerical proximity into factual certainty. Supplied facts: Toy tableP=[0, 1], Q=[3, 1], R=[1, 4]; query [1, 1]. Use </w:t>
+        <w:t xml:space="preserve">Measure embedding neighbours without turning numerical proximity into factual certainty. Supplied facts: Toy table P =[0, 1], Q=[3, 1], R=[1, 4]; query [1, 1]. Use </w:t>
       </w:r>
       <w:r>
         <w:rPr>
@@ -2425,7 +2762,7 @@
         <w:drawing>
           <wp:inline xmlns:a="http://schemas.openxmlformats.org/drawingml/2006/main" xmlns:pic="http://schemas.openxmlformats.org/drawingml/2006/picture">
             <wp:extent cx="5486400" cy="3337560"/>
-            <wp:docPr id="4" name="Picture 4" descr="Distance to P: (1-0)²+(1-1)²=1. → Distances to Q/R: Q distance4; R distance9. → Select neighbour: P is nearest under the declared metric; this is a geometric result, not proof of meaning."/>
+            <wp:docPr id="4" name="Picture 4" descr="Distance to P: (1-0)²+(1-1)²=1. → Distances to Q/R: Q distance 4; R distance 9. → Select neighbour: P is nearest under the declared metric; this is a geometric result, not proof of meaning."/>
             <wp:cNvGraphicFramePr>
               <a:graphicFrameLocks noChangeAspect="1"/>
             </wp:cNvGraphicFramePr>
@@ -2464,7 +2801,7 @@
         <w:rPr>
           <w:b w:val="0"/>
         </w:rPr>
-        <w:t>Distance to P: (1-0)²+(1-1)²=1. → Distances to Q/R: Q distance4; R distance9. → Select neighbour: P is nearest under the declared metric; this is a geometric result, not proof of meaning.</w:t>
+        <w:t>Distance to P: (1-0)²+(1-1)²=1. → Distances to Q/R: Q distance 4; R distance 9. → Select neighbour: P is nearest under the declared metric; this is a geometric result, not proof of meaning.</w:t>
       </w:r>
     </w:p>
     <w:p>
@@ -2639,7 +2976,7 @@
         <w:drawing>
           <wp:inline xmlns:a="http://schemas.openxmlformats.org/drawingml/2006/main" xmlns:pic="http://schemas.openxmlformats.org/drawingml/2006/picture">
             <wp:extent cx="5486400" cy="3179064"/>
-            <wp:docPr id="6" name="Picture 6" descr="Original case: P is nearest under the declared metric; this is a geometric result, not proof of meaning. Changed condition: Move the query to [2, 1]. Expected result: Q becomes nearest with squared distance1; P distance4; R distance10. Reason: Changing the query position changes geometric neighbours while the stored table remains fixed."/>
+            <wp:docPr id="6" name="Picture 6" descr="Original case: P is nearest under the declared metric; this is a geometric result, not proof of meaning. Changed condition: Move the query to [2, 1]. Expected result: Q becomes nearest with squared distance 1; P distance 4; R distance 10. Reason: Changing the query position changes geometric neighbours while the stored table remains fixed."/>
             <wp:cNvGraphicFramePr>
               <a:graphicFrameLocks noChangeAspect="1"/>
             </wp:cNvGraphicFramePr>
@@ -2689,7 +3026,7 @@
         <w:rPr>
           <w:b w:val="0"/>
         </w:rPr>
-        <w:t>Expected result: Q becomes nearest with squared distance1; P distance4; R distance10. Reason: Changing the query position changes geometric neighbours while the stored table remains fixed.</w:t>
+        <w:t>Expected result: Q becomes nearest with squared distance 1; P distance 4; R distance 10. Reason: Changing the query position changes geometric neighbours while the stored table remains fixed.</w:t>
       </w:r>
     </w:p>
     <w:p>

--- a/downloads/workbook/ai-5-week-26.docx
+++ b/downloads/workbook/ai-5-week-26.docx
@@ -25,22 +25,45 @@
         <w:pStyle w:val="Heading1"/>
       </w:pPr>
       <w:r>
-        <w:t>01. Recall and choose your starting point</w:t>
-      </w:r>
-    </w:p>
-    <w:p>
-      <w:r>
-        <w:t>Record your starting explanation for Embeddings and neighbourhoods before opening notes. Show any later correction separately.</w:t>
-      </w:r>
-    </w:p>
-    <w:p>
-      <w:pPr>
-        <w:spacing w:line="336" w:lineRule="auto" w:after="180"/>
-      </w:pPr>
-      <w:r>
-        <w:rPr>
-          <w:b w:val="0"/>
-        </w:rPr>
+        <w:t>One readable embedding and neighbourhood record.</w:t>
+      </w:r>
+    </w:p>
+    <w:p>
+      <w:r>
+        <w:t>Look up vectors,calculate distances,retain ties and explain averaging/fitting limits.</w:t>
+      </w:r>
+    </w:p>
+    <w:p>
+      <w:r>
+        <w:t>W1–W3/W5 → selected new candidate table → project embedding ledger → changed-case return.</w:t>
+      </w:r>
+    </w:p>
+    <w:p>
+      <w:pPr>
+        <w:pStyle w:val="Heading1"/>
+      </w:pPr>
+      <w:r>
+        <w:t>01. Recall · Retrieve before notes</w:t>
+      </w:r>
+    </w:p>
+    <w:p>
+      <w:r>
+        <w:t>Keep this task’s inputs,rule and response together.</w:t>
+      </w:r>
+    </w:p>
+    <w:p>
+      <w:pPr>
+        <w:pStyle w:val="Heading2"/>
+      </w:pPr>
+      <w:r>
+        <w:t>Complete task and evidence</w:t>
+      </w:r>
+    </w:p>
+    <w:p>
+      <w:pPr>
+        <w:pStyle w:val="ListBullet"/>
+      </w:pPr>
+      <w:r>
         <w:t>Try the recall before opening notes. Then use a different colour or a labelled second line to correct your explanation.</w:t>
       </w:r>
     </w:p>
@@ -54,12 +77,9 @@
     </w:p>
     <w:p>
       <w:pPr>
-        <w:spacing w:line="336" w:lineRule="auto" w:after="180"/>
-      </w:pPr>
-      <w:r>
-        <w:rPr>
-          <w:b w:val="0"/>
-        </w:rPr>
+        <w:pStyle w:val="ListBullet"/>
+      </w:pPr>
+      <w:r>
         <w:t>Without opening the old lesson, explain one key idea from Sequence representations. Give an example and a mistake that the idea helps you avoid.</w:t>
       </w:r>
     </w:p>
@@ -96,25 +116,10 @@
     </w:p>
     <w:p>
       <w:pPr>
-        <w:spacing w:line="336" w:lineRule="auto" w:after="180"/>
-      </w:pPr>
-      <w:r>
-        <w:rPr>
-          <w:b w:val="0"/>
-        </w:rPr>
-        <w:t xml:space="preserve">Without opening the old lesson, explain one key idea from </w:t>
-      </w:r>
-      <w:r>
-        <w:rPr>
-          <w:b/>
-        </w:rPr>
-        <w:t>Training</w:t>
-      </w:r>
-      <w:r>
-        <w:rPr>
-          <w:b w:val="0"/>
-        </w:rPr>
-        <w:t xml:space="preserve"> a small image model. Give an example and a mistake that the idea helps you avoid.</w:t>
+        <w:pStyle w:val="ListBullet"/>
+      </w:pPr>
+      <w:r>
+        <w:t>Without opening the old lesson, explain one key idea from Training a small image model. Give an example and a mistake that the idea helps you avoid.</w:t>
       </w:r>
     </w:p>
     <w:p>
@@ -150,12 +155,9 @@
     </w:p>
     <w:p>
       <w:pPr>
-        <w:spacing w:line="336" w:lineRule="auto" w:after="180"/>
-      </w:pPr>
-      <w:r>
-        <w:rPr>
-          <w:b w:val="0"/>
-        </w:rPr>
+        <w:pStyle w:val="ListBullet"/>
+      </w:pPr>
+      <w:r>
         <w:t>Without opening the old lesson, explain one key idea from Image tensors and channels. Give an example and a mistake that the idea helps you avoid.</w:t>
       </w:r>
     </w:p>
@@ -192,36 +194,18 @@
     </w:p>
     <w:p>
       <w:pPr>
-        <w:spacing w:line="336" w:lineRule="auto" w:after="180"/>
-        <w:shd w:fill="F1F6F8"/>
-      </w:pPr>
-      <w:r>
-        <w:rPr>
-          <w:b w:val="0"/>
-        </w:rPr>
+        <w:pStyle w:val="ListBullet"/>
+      </w:pPr>
+      <w:r>
         <w:t>Use this reference for the original W1–W3 and W5 exercises. The separately named independent case supplies its own changed facts; use those facts for that attempt before feedback.</w:t>
       </w:r>
     </w:p>
     <w:p>
       <w:pPr>
-        <w:spacing w:line="336" w:lineRule="auto" w:after="180"/>
-      </w:pPr>
-      <w:r>
-        <w:rPr>
-          <w:b w:val="0"/>
-        </w:rPr>
-        <w:t>Continue the fictional robot vocabulary and add WAIT as ID 5. Use the table below, chosen by the lesson author for arithmetic practice. These coordinates are not measured robot properties and were not learned from data.</w:t>
-      </w:r>
-    </w:p>
-    <w:p>
-      <w:pPr>
-        <w:spacing w:line="336" w:lineRule="auto" w:after="180"/>
-      </w:pPr>
-      <w:r>
-        <w:rPr>
-          <w:b w:val="0"/>
-        </w:rPr>
-        <w:t>Each token ID selects one row; the resulting two-component vector is its embedding in this example.</w:t>
+        <w:pStyle w:val="ListBullet"/>
+      </w:pPr>
+      <w:r>
+        <w:t>Continue the fictional robot vocabulary and add WAIT as ID 5. Use the table below, chosen by the lesson author for arithmetic practice. These coordinates are not measured robot properties and were not learned from data. Each token ID selects one row; the resulting two-component vector is its embedding in this example.</w:t>
       </w:r>
     </w:p>
     <w:tbl>
@@ -465,58 +449,18 @@
     </w:tbl>
     <w:p>
       <w:pPr>
-        <w:spacing w:line="336" w:lineRule="auto" w:after="180"/>
-      </w:pPr>
-      <w:r>
-        <w:rPr>
-          <w:b w:val="0"/>
-        </w:rPr>
-        <w:t xml:space="preserve">The table shape is 6 by 2: six vocabulary entries and </w:t>
-      </w:r>
-      <w:r>
-        <w:rPr>
-          <w:b/>
-        </w:rPr>
-        <w:t>embedding dimension</w:t>
-      </w:r>
-      <w:r>
-        <w:rPr>
-          <w:b w:val="0"/>
-        </w:rPr>
-        <w:t xml:space="preserve"> 2. The ID sequence [2, 4, 0, 0] becomes [[2, 0], [0, 2], [0, 0], [0, 0]], with shape 4 by 2. Its mask remains [1, 1, 0, 0].</w:t>
-      </w:r>
-    </w:p>
-    <w:p>
-      <w:pPr>
-        <w:spacing w:line="336" w:lineRule="auto" w:after="180"/>
-      </w:pPr>
-      <w:r>
-        <w:rPr>
-          <w:b w:val="0"/>
-        </w:rPr>
-        <w:t>The vector dimension is not the sequence length or vocabulary size.</w:t>
-      </w:r>
-    </w:p>
-    <w:p>
-      <w:pPr>
-        <w:spacing w:line="336" w:lineRule="auto" w:after="180"/>
-      </w:pPr>
-      <w:r>
-        <w:rPr>
-          <w:b w:val="0"/>
-        </w:rPr>
-        <w:t>A zero PAD vector does not remove the need for masking. Averaging all four vectors above gives [0.5, 0.5]; averaging only the two real vectors gives [1, 1].</w:t>
-      </w:r>
-    </w:p>
-    <w:p>
-      <w:pPr>
-        <w:spacing w:line="336" w:lineRule="auto" w:after="180"/>
-      </w:pPr>
-      <w:r>
-        <w:rPr>
-          <w:b w:val="0"/>
-        </w:rPr>
-        <w:t>UNK is a real position when it replaces an unknown symbol, so its vector is not automatically excluded.</w:t>
+        <w:pStyle w:val="ListBullet"/>
+      </w:pPr>
+      <w:r>
+        <w:t>The table shape is 6 by 2: six vocabulary entries and embedding dimension 2. The ID sequence [2, 4, 0, 0] becomes [[2, 0], [0, 2], [0, 0], [0, 0]], with shape 4 by 2. Its mask remains [1, 1, 0, 0]. The vector dimension is not the sequence length or vocabulary size.</w:t>
+      </w:r>
+    </w:p>
+    <w:p>
+      <w:pPr>
+        <w:pStyle w:val="ListBullet"/>
+      </w:pPr>
+      <w:r>
+        <w:t>A zero PAD vector does not remove the need for masking. Averaging all four vectors above gives [0.5, 0.5]; averaging only the two real vectors gives [1, 1]. UNK is a real position when it replaces an unknown symbol, so its vector is not automatically excluded.</w:t>
       </w:r>
     </w:p>
     <w:p>
@@ -524,135 +468,44 @@
         <w:pStyle w:val="Heading1"/>
       </w:pPr>
       <w:r>
-        <w:t>02. Practise with fading help</w:t>
-      </w:r>
-    </w:p>
-    <w:p>
-      <w:r>
-        <w:t>Complete the supported Embeddings and neighbourhoods trace and record the first step you can explain without help.</w:t>
-      </w:r>
-    </w:p>
-    <w:p>
-      <w:pPr>
-        <w:spacing w:line="336" w:lineRule="auto" w:after="180"/>
-      </w:pPr>
-      <w:r>
-        <w:rPr>
-          <w:b w:val="0"/>
-        </w:rPr>
-        <w:t xml:space="preserve">Use W2: Calculate distances and a tie for Embeddings and </w:t>
-      </w:r>
-      <w:r>
-        <w:rPr>
-          <w:b/>
-        </w:rPr>
-        <w:t>neighbourhood</w:t>
-      </w:r>
-      <w:r>
-        <w:rPr>
-          <w:b w:val="0"/>
-        </w:rPr>
-        <w:t>s. Record the answer once; the lesson and workbook refer to the same attempt.</w:t>
-      </w:r>
-    </w:p>
-    <w:tbl>
-      <w:tblPr>
-        <w:tblStyle w:val="LightShading-Accent1"/>
-        <w:tblW w:type="auto" w:w="0"/>
-        <w:tblLook w:firstColumn="1" w:firstRow="1" w:lastColumn="0" w:lastRow="0" w:noHBand="0" w:noVBand="1" w:val="04A0"/>
-      </w:tblPr>
-      <w:tblGrid>
-        <w:gridCol w:w="2556"/>
-        <w:gridCol w:w="2556"/>
-        <w:gridCol w:w="2556"/>
-        <w:gridCol w:w="2556"/>
-      </w:tblGrid>
-      <w:tr>
-        <w:trPr>
-          <w:tblHeader/>
-        </w:trPr>
-        <w:tc>
-          <w:tcPr>
-            <w:tcW w:type="dxa" w:w="2556"/>
-          </w:tcPr>
-          <w:p>
-            <w:r>
-              <w:t>Given inputs</w:t>
-            </w:r>
-          </w:p>
-        </w:tc>
-        <w:tc>
-          <w:tcPr>
-            <w:tcW w:type="dxa" w:w="2556"/>
-          </w:tcPr>
-          <w:p>
-            <w:r>
-              <w:t>Procedure I chose</w:t>
-            </w:r>
-          </w:p>
-        </w:tc>
-        <w:tc>
-          <w:tcPr>
-            <w:tcW w:type="dxa" w:w="2556"/>
-          </w:tcPr>
-          <w:p>
-            <w:r>
-              <w:t>Middle steps</w:t>
-            </w:r>
-          </w:p>
-        </w:tc>
-        <w:tc>
-          <w:tcPr>
-            <w:tcW w:type="dxa" w:w="2556"/>
-          </w:tcPr>
-          <w:p>
-            <w:r>
-              <w:t>Result and check</w:t>
-            </w:r>
-          </w:p>
-        </w:tc>
-      </w:tr>
-      <w:tr>
-        <w:tc>
-          <w:tcPr>
-            <w:tcW w:type="dxa" w:w="2556"/>
-          </w:tcPr>
-          <w:p>
-            <w:r/>
-          </w:p>
-        </w:tc>
-        <w:tc>
-          <w:tcPr>
-            <w:tcW w:type="dxa" w:w="2556"/>
-          </w:tcPr>
-          <w:p>
-            <w:r/>
-          </w:p>
-        </w:tc>
-        <w:tc>
-          <w:tcPr>
-            <w:tcW w:type="dxa" w:w="2556"/>
-          </w:tcPr>
-          <w:p>
-            <w:r/>
-          </w:p>
-        </w:tc>
-        <w:tc>
-          <w:tcPr>
-            <w:tcW w:type="dxa" w:w="2556"/>
-          </w:tcPr>
-          <w:p>
-            <w:r/>
-          </w:p>
-        </w:tc>
-      </w:tr>
-    </w:tbl>
+        <w:t>05. W1 · Explain the current example</w:t>
+      </w:r>
+    </w:p>
+    <w:p>
+      <w:r>
+        <w:t>Keep this task’s inputs,rule and response together.</w:t>
+      </w:r>
+    </w:p>
+    <w:p>
+      <w:pPr>
+        <w:pStyle w:val="Heading2"/>
+      </w:pPr>
+      <w:r>
+        <w:t>Complete task and evidence</w:t>
+      </w:r>
+    </w:p>
+    <w:p>
+      <w:pPr>
+        <w:pStyle w:val="ListBullet"/>
+      </w:pPr>
+      <w:r>
+        <w:t>Original mapping:PAD=0→[0, 0], UNK=1→[-1, -1], GO=2→[2, 0], TURN=3→[1, 1], STOP=4→[0, 2], WAIT=5→[0, 1]. The numeric table has shape 6×2. GO STOP with two padding slots looks up[[2, 0], [0, 2], [0, 0], [0, 0]], mask[1, 1, 0, 0], shape 4×2. Its masked vector mean is[1, 1]; the all-slot mean is[.5, .5]. A real UNK position stays included. Squared distance sums matching-coordinate squared differences. For query GO[2, 0], exclude itself and reserved entries:TURN distance 2, STOP distance 8, WAIT distance 5, so TURN is nearest. For arbitrary query[1, 0], all four regular candidates are eligible:distances GO=1, TURN=1, STOP=5, WAIT=2; return both GO and TURN. For query STOP, distances to GO/TURN/WAIT are 8/2/1. The original coordinates were hand-chosen. The isolated GO-row objective toward[0, 2]has gradient[4, -4]; rate.25 gives[1, 1]and loss 8→2. Unchanged TURN also has[1, 1], so the updated rows collide without establishing useful meaning. GO STOP and STOP GO have the same mean[1, 1], also equal to the single TURN vector. Save/change the vocabulary mapping and table rows consistently. The pictured P/Q/R table uses separately supplied coordinates.</w:t>
+      </w:r>
+    </w:p>
+    <w:p>
+      <w:pPr>
+        <w:pStyle w:val="ListBullet"/>
+      </w:pPr>
+      <w:r>
+        <w:t>Using the original table, embed TURN WAIT STOP with one right-padding slot. Give the vector sequence, mask and shape.</w:t>
+      </w:r>
+    </w:p>
     <w:p>
       <w:pPr>
         <w:pStyle w:val="Heading3"/>
       </w:pPr>
       <w:r>
-        <w:t>The step I completed without help, and the hint I needed</w:t>
+        <w:t>My reasoning and evidence</w:t>
       </w:r>
     </w:p>
     <w:p>
@@ -671,50 +524,55 @@
       </w:r>
     </w:p>
     <w:p>
+      <w:r>
+        <w:t>________________________________________________________________</w:t>
+      </w:r>
+    </w:p>
+    <w:p>
+      <w:r>
+        <w:t>________________________________________________________________</w:t>
+      </w:r>
+    </w:p>
+    <w:p>
+      <w:r>
+        <w:t>________________________________________________________________</w:t>
+      </w:r>
+    </w:p>
+    <w:p>
       <w:pPr>
         <w:pStyle w:val="Heading1"/>
       </w:pPr>
       <w:r>
-        <w:t>03. Individual reasoning check</w:t>
-      </w:r>
-    </w:p>
-    <w:p>
-      <w:r>
-        <w:t>Check the proposed Embeddings and neighbourhoods explanation against the supplied facts before discussing it.</w:t>
-      </w:r>
-    </w:p>
-    <w:p>
-      <w:pPr>
-        <w:spacing w:line="336" w:lineRule="auto" w:after="180"/>
-      </w:pPr>
-      <w:r>
-        <w:rPr>
-          <w:b w:val="0"/>
-        </w:rPr>
-        <w:t xml:space="preserve">Use the worked case for Embeddings and </w:t>
-      </w:r>
-      <w:r>
-        <w:rPr>
-          <w:b/>
-        </w:rPr>
-        <w:t>neighbourhood</w:t>
-      </w:r>
-      <w:r>
-        <w:rPr>
-          <w:b w:val="0"/>
-        </w:rPr>
-        <w:t>s. Proposed explanation: “Token ID differences define embedding distances”. Decide whether this explanation is supported.</w:t>
-      </w:r>
-    </w:p>
-    <w:p>
-      <w:pPr>
-        <w:spacing w:line="336" w:lineRule="auto" w:after="180"/>
-      </w:pPr>
-      <w:r>
-        <w:rPr>
-          <w:b w:val="0"/>
-        </w:rPr>
-        <w:t>Point to the step or supplied fact that decides; explain your repair if needed.</w:t>
+        <w:t>06. W2 · Trace the calculation</w:t>
+      </w:r>
+    </w:p>
+    <w:p>
+      <w:r>
+        <w:t>Keep this task’s inputs,rule and response together.</w:t>
+      </w:r>
+    </w:p>
+    <w:p>
+      <w:pPr>
+        <w:pStyle w:val="Heading2"/>
+      </w:pPr>
+      <w:r>
+        <w:t>Complete task and evidence</w:t>
+      </w:r>
+    </w:p>
+    <w:p>
+      <w:pPr>
+        <w:pStyle w:val="ListBullet"/>
+      </w:pPr>
+      <w:r>
+        <w:t>Original mapping:PAD=0→[0, 0], UNK=1→[-1, -1], GO=2→[2, 0], TURN=3→[1, 1], STOP=4→[0, 2], WAIT=5→[0, 1]. The numeric table has shape 6×2. GO STOP with two padding slots looks up[[2, 0], [0, 2], [0, 0], [0, 0]], mask[1, 1, 0, 0], shape 4×2. Its masked vector mean is[1, 1]; the all-slot mean is[.5, .5]. A real UNK position stays included. Squared distance sums matching-coordinate squared differences. For query GO[2, 0], exclude itself and reserved entries:TURN distance 2, STOP distance 8, WAIT distance 5, so TURN is nearest. For arbitrary query[1, 0], all four regular candidates are eligible:distances GO=1, TURN=1, STOP=5, WAIT=2; return both GO and TURN. For query STOP, distances to GO/TURN/WAIT are 8/2/1. The original coordinates were hand-chosen. The isolated GO-row objective toward[0, 2]has gradient[4, -4]; rate.25 gives[1, 1]and loss 8→2. Unchanged TURN also has[1, 1], so the updated rows collide without establishing useful meaning. GO STOP and STOP GO have the same mean[1, 1], also equal to the single TURN vector. Save/change the vocabulary mapping and table rows consistently. The pictured P/Q/R table uses separately supplied coordinates.</w:t>
+      </w:r>
+    </w:p>
+    <w:p>
+      <w:pPr>
+        <w:pStyle w:val="ListBullet"/>
+      </w:pPr>
+      <w:r>
+        <w:t>For query [1, 0], compute squared distances to GO, TURN, STOP and WAIT in the original table. Return all nearest candidates.</w:t>
       </w:r>
     </w:p>
     <w:p>
@@ -722,7 +580,7 @@
         <w:pStyle w:val="Heading3"/>
       </w:pPr>
       <w:r>
-        <w:t>My explanation before partner discussion</w:t>
+        <w:t>My reasoning and evidence</w:t>
       </w:r>
     </w:p>
     <w:p>
@@ -746,16 +604,50 @@
       </w:r>
     </w:p>
     <w:p>
+      <w:r>
+        <w:t>________________________________________________________________</w:t>
+      </w:r>
+    </w:p>
+    <w:p>
+      <w:r>
+        <w:t>________________________________________________________________</w:t>
+      </w:r>
+    </w:p>
+    <w:p>
       <w:pPr>
         <w:pStyle w:val="Heading1"/>
       </w:pPr>
       <w:r>
-        <w:t>04. Independent transfer case</w:t>
-      </w:r>
-    </w:p>
-    <w:p>
-      <w:r>
-        <w:t>Write one first attempt at the reserved independent case before feedback. Repeated copies of that case refer to the same recorded attempt.</w:t>
+        <w:t>07. W3 · Repair a misconception</w:t>
+      </w:r>
+    </w:p>
+    <w:p>
+      <w:r>
+        <w:t>Keep this task’s inputs,rule and response together.</w:t>
+      </w:r>
+    </w:p>
+    <w:p>
+      <w:pPr>
+        <w:pStyle w:val="Heading2"/>
+      </w:pPr>
+      <w:r>
+        <w:t>Complete task and evidence</w:t>
+      </w:r>
+    </w:p>
+    <w:p>
+      <w:pPr>
+        <w:pStyle w:val="ListBullet"/>
+      </w:pPr>
+      <w:r>
+        <w:t>Original mapping:PAD=0→[0, 0], UNK=1→[-1, -1], GO=2→[2, 0], TURN=3→[1, 1], STOP=4→[0, 2], WAIT=5→[0, 1]. The numeric table has shape 6×2. GO STOP with two padding slots looks up[[2, 0], [0, 2], [0, 0], [0, 0]], mask[1, 1, 0, 0], shape 4×2. Its masked vector mean is[1, 1]; the all-slot mean is[.5, .5]. A real UNK position stays included. Squared distance sums matching-coordinate squared differences. For query GO[2, 0], exclude itself and reserved entries:TURN distance 2, STOP distance 8, WAIT distance 5, so TURN is nearest. For arbitrary query[1, 0], all four regular candidates are eligible:distances GO=1, TURN=1, STOP=5, WAIT=2; return both GO and TURN. For query STOP, distances to GO/TURN/WAIT are 8/2/1. The original coordinates were hand-chosen. The isolated GO-row objective toward[0, 2]has gradient[4, -4]; rate.25 gives[1, 1]and loss 8→2. Unchanged TURN also has[1, 1], so the updated rows collide without establishing useful meaning. GO STOP and STOP GO have the same mean[1, 1], also equal to the single TURN vector. Save/change the vocabulary mapping and table rows consistently. The pictured P/Q/R table uses separately supplied coordinates.</w:t>
+      </w:r>
+    </w:p>
+    <w:p>
+      <w:pPr>
+        <w:pStyle w:val="ListBullet"/>
+      </w:pPr>
+      <w:r>
+        <w:t>For the isolated GO-row update, give the gradient, updated vector, starting loss and new loss. Which other token now shares the vector?</w:t>
       </w:r>
     </w:p>
     <w:p>
@@ -763,31 +655,149 @@
         <w:pStyle w:val="Heading3"/>
       </w:pPr>
       <w:r>
+        <w:t>My reasoning and evidence</w:t>
+      </w:r>
+    </w:p>
+    <w:p>
+      <w:r>
+        <w:t>________________________________________________________________</w:t>
+      </w:r>
+    </w:p>
+    <w:p>
+      <w:r>
+        <w:t>________________________________________________________________</w:t>
+      </w:r>
+    </w:p>
+    <w:p>
+      <w:r>
+        <w:t>________________________________________________________________</w:t>
+      </w:r>
+    </w:p>
+    <w:p>
+      <w:r>
+        <w:t>________________________________________________________________</w:t>
+      </w:r>
+    </w:p>
+    <w:p>
+      <w:r>
+        <w:t>________________________________________________________________</w:t>
+      </w:r>
+    </w:p>
+    <w:p>
+      <w:r>
+        <w:t>________________________________________________________________</w:t>
+      </w:r>
+    </w:p>
+    <w:p>
+      <w:pPr>
+        <w:pStyle w:val="Heading1"/>
+      </w:pPr>
+      <w:r>
+        <w:t>09. W5 · Explain the limitation</w:t>
+      </w:r>
+    </w:p>
+    <w:p>
+      <w:r>
+        <w:t>Keep this task’s inputs,rule and response together.</w:t>
+      </w:r>
+    </w:p>
+    <w:p>
+      <w:pPr>
+        <w:pStyle w:val="Heading2"/>
+      </w:pPr>
+      <w:r>
+        <w:t>Complete task and evidence</w:t>
+      </w:r>
+    </w:p>
+    <w:p>
+      <w:pPr>
+        <w:pStyle w:val="ListBullet"/>
+      </w:pPr>
+      <w:r>
+        <w:t>Original mapping:PAD=0→[0, 0], UNK=1→[-1, -1], GO=2→[2, 0], TURN=3→[1, 1], STOP=4→[0, 2], WAIT=5→[0, 1]. The numeric table has shape 6×2. GO STOP with two padding slots looks up[[2, 0], [0, 2], [0, 0], [0, 0]], mask[1, 1, 0, 0], shape 4×2. Its masked vector mean is[1, 1]; the all-slot mean is[.5, .5]. A real UNK position stays included. Squared distance sums matching-coordinate squared differences. For query GO[2, 0], exclude itself and reserved entries:TURN distance 2, STOP distance 8, WAIT distance 5, so TURN is nearest. For arbitrary query[1, 0], all four regular candidates are eligible:distances GO=1, TURN=1, STOP=5, WAIT=2; return both GO and TURN. For query STOP, distances to GO/TURN/WAIT are 8/2/1. The original coordinates were hand-chosen. The isolated GO-row objective toward[0, 2]has gradient[4, -4]; rate.25 gives[1, 1]and loss 8→2. Unchanged TURN also has[1, 1], so the updated rows collide without establishing useful meaning. GO STOP and STOP GO have the same mean[1, 1], also equal to the single TURN vector. Save/change the vocabulary mapping and table rows consistently. The pictured P/Q/R table uses separately supplied coordinates.</w:t>
+      </w:r>
+    </w:p>
+    <w:p>
+      <w:pPr>
+        <w:pStyle w:val="ListBullet"/>
+      </w:pPr>
+      <w:r>
+        <w:t>A developer swaps the IDs of GO and STOP but leaves the embedding rows unchanged. What goes wrong, and what must be saved or changed together?</w:t>
+      </w:r>
+    </w:p>
+    <w:p>
+      <w:pPr>
+        <w:pStyle w:val="Heading3"/>
+      </w:pPr>
+      <w:r>
+        <w:t>My reasoning and evidence</w:t>
+      </w:r>
+    </w:p>
+    <w:p>
+      <w:r>
+        <w:t>________________________________________________________________</w:t>
+      </w:r>
+    </w:p>
+    <w:p>
+      <w:r>
+        <w:t>________________________________________________________________</w:t>
+      </w:r>
+    </w:p>
+    <w:p>
+      <w:r>
+        <w:t>________________________________________________________________</w:t>
+      </w:r>
+    </w:p>
+    <w:p>
+      <w:r>
+        <w:t>________________________________________________________________</w:t>
+      </w:r>
+    </w:p>
+    <w:p>
+      <w:r>
+        <w:t>________________________________________________________________</w:t>
+      </w:r>
+    </w:p>
+    <w:p>
+      <w:r>
+        <w:t>________________________________________________________________</w:t>
+      </w:r>
+    </w:p>
+    <w:p>
+      <w:pPr>
+        <w:pStyle w:val="Heading1"/>
+      </w:pPr>
+      <w:r>
+        <w:t>04. Try alone · Selected transfer</w:t>
+      </w:r>
+    </w:p>
+    <w:p>
+      <w:r>
+        <w:t>Keep this task’s inputs,rule and response together.</w:t>
+      </w:r>
+    </w:p>
+    <w:p>
+      <w:pPr>
+        <w:pStyle w:val="Heading2"/>
+      </w:pPr>
+      <w:r>
+        <w:t>Complete task and evidence</w:t>
+      </w:r>
+    </w:p>
+    <w:p>
+      <w:pPr>
+        <w:pStyle w:val="Heading3"/>
+      </w:pPr>
+      <w:r>
         <w:t>Independent case: Find a neighbourhood independently</w:t>
       </w:r>
     </w:p>
     <w:p>
       <w:pPr>
-        <w:spacing w:line="336" w:lineRule="auto" w:after="180"/>
-        <w:shd w:fill="F5F1FB"/>
-      </w:pPr>
-      <w:r>
-        <w:rPr>
-          <w:b w:val="0"/>
-        </w:rPr>
-        <w:t>A separate table contains A [0, 0], B [2, 0] and C [1, 2]. For query [1, 0], give all squared distances and every nearest candidate. Then calculate the mean of A and B and compare it with the query.</w:t>
-      </w:r>
-    </w:p>
-    <w:p>
-      <w:pPr>
-        <w:spacing w:line="336" w:lineRule="auto" w:after="180"/>
-        <w:shd w:fill="F5F1FB"/>
-      </w:pPr>
-      <w:r>
-        <w:rPr>
-          <w:b w:val="0"/>
-        </w:rPr>
-        <w:t>Can that mean identify which ordered pair produced it?</w:t>
+        <w:pStyle w:val="ListBullet"/>
+      </w:pPr>
+      <w:r>
+        <w:t>A separate table contains A [0, 0], B [2, 0] and C [1, 2]. For query [1, 0], give all squared distances and every nearest candidate. Then calculate the mean of A and B and compare it with the query. Can that mean identify which ordered pair produced it?</w:t>
       </w:r>
     </w:p>
     <w:p>
@@ -835,12 +845,9 @@
     </w:p>
     <w:p>
       <w:pPr>
-        <w:spacing w:line="336" w:lineRule="auto" w:after="180"/>
-      </w:pPr>
-      <w:r>
-        <w:rPr>
-          <w:b w:val="0"/>
-        </w:rPr>
+        <w:pStyle w:val="ListBullet"/>
+      </w:pPr>
+      <w:r>
         <w:t>Attempt this case before feedback. Record any help. Earlier examples below are further practice; a case already practised with feedback cannot establish fresh transfer.</w:t>
       </w:r>
     </w:p>
@@ -849,23 +856,28 @@
         <w:pStyle w:val="Heading1"/>
       </w:pPr>
       <w:r>
-        <w:t>05. W1 Trace the lookup shape</w:t>
-      </w:r>
-    </w:p>
-    <w:p>
-      <w:r>
-        <w:t>Trace the lookup shape. Apply the supplied Embeddings and neighbourhoods facts and keep your reasoning.</w:t>
-      </w:r>
-    </w:p>
-    <w:p>
-      <w:pPr>
-        <w:spacing w:line="336" w:lineRule="auto" w:after="180"/>
-      </w:pPr>
-      <w:r>
-        <w:rPr>
-          <w:b w:val="0"/>
-        </w:rPr>
-        <w:t>Using the original table, embed TURN WAIT STOP with one right-padding slot. Give the vector sequence, mask and shape.</w:t>
+        <w:t>10. Project · Keep the mathematical evidence</w:t>
+      </w:r>
+    </w:p>
+    <w:p>
+      <w:r>
+        <w:t>Keep this task’s inputs,rule and response together.</w:t>
+      </w:r>
+    </w:p>
+    <w:p>
+      <w:pPr>
+        <w:pStyle w:val="Heading2"/>
+      </w:pPr>
+      <w:r>
+        <w:t>Complete task and evidence</w:t>
+      </w:r>
+    </w:p>
+    <w:p>
+      <w:pPr>
+        <w:pStyle w:val="ListBullet"/>
+      </w:pPr>
+      <w:r>
+        <w:t>Add a labelled embeddings and neighbourhoods evidence sheet to Image-pattern Network Investigation. Show how you can look up a vector using a token id and preserve sequence shape. Use the supplied fictional case and keep its inputs, intermediate steps, calculation or prediction, and limitation. Connect this record to last week’s record; a matching answer without a trace is insufficient.</w:t>
       </w:r>
     </w:p>
     <w:p>
@@ -873,7 +885,7 @@
         <w:pStyle w:val="Heading3"/>
       </w:pPr>
       <w:r>
-        <w:t>My reasoning and evidence</w:t>
+        <w:t>My project change, supporting evidence and remaining limit</w:t>
       </w:r>
     </w:p>
     <w:p>
@@ -911,406 +923,20 @@
         <w:pStyle w:val="Heading1"/>
       </w:pPr>
       <w:r>
-        <w:t>06. W2 Calculate distances and a tie</w:t>
-      </w:r>
-    </w:p>
-    <w:p>
-      <w:r>
-        <w:t>Calculate distances and a tie. Apply the supplied Embeddings and neighbourhoods facts and keep your reasoning.</w:t>
-      </w:r>
-    </w:p>
-    <w:p>
-      <w:pPr>
-        <w:spacing w:line="336" w:lineRule="auto" w:after="180"/>
-      </w:pPr>
-      <w:r>
-        <w:rPr>
-          <w:b w:val="0"/>
-        </w:rPr>
-        <w:t>For query [1, 0], compute squared distances to GO, TURN, STOP and WAIT in the original table. Return all nearest candidates.</w:t>
-      </w:r>
-    </w:p>
-    <w:p>
-      <w:pPr>
-        <w:pStyle w:val="Heading3"/>
-      </w:pPr>
-      <w:r>
-        <w:t>My reasoning and evidence</w:t>
-      </w:r>
-    </w:p>
-    <w:p>
-      <w:r>
-        <w:t>________________________________________________________________</w:t>
-      </w:r>
-    </w:p>
-    <w:p>
-      <w:r>
-        <w:t>________________________________________________________________</w:t>
-      </w:r>
-    </w:p>
-    <w:p>
-      <w:r>
-        <w:t>________________________________________________________________</w:t>
-      </w:r>
-    </w:p>
-    <w:p>
-      <w:r>
-        <w:t>________________________________________________________________</w:t>
-      </w:r>
-    </w:p>
-    <w:p>
-      <w:r>
-        <w:t>________________________________________________________________</w:t>
-      </w:r>
-    </w:p>
-    <w:p>
-      <w:r>
-        <w:t>________________________________________________________________</w:t>
-      </w:r>
-    </w:p>
-    <w:p>
-      <w:pPr>
-        <w:pStyle w:val="Heading1"/>
-      </w:pPr>
-      <w:r>
-        <w:t>07. W3 Trace a trainable row</w:t>
-      </w:r>
-    </w:p>
-    <w:p>
-      <w:r>
-        <w:t>Trace a trainable row. Apply the supplied Embeddings and neighbourhoods facts and keep your reasoning.</w:t>
-      </w:r>
-    </w:p>
-    <w:p>
-      <w:pPr>
-        <w:spacing w:line="336" w:lineRule="auto" w:after="180"/>
-        <w:shd w:fill="F5F1FB"/>
-      </w:pPr>
-      <w:r>
-        <w:rPr>
-          <w:b w:val="0"/>
-        </w:rPr>
-        <w:t>For the isolated GO-row update, give the gradient, updated vector, starting loss and new loss. Which other token now shares the vector?</w:t>
-      </w:r>
-    </w:p>
-    <w:p>
-      <w:pPr>
-        <w:pStyle w:val="Heading3"/>
-      </w:pPr>
-      <w:r>
-        <w:t>My reasoning and evidence</w:t>
-      </w:r>
-    </w:p>
-    <w:p>
-      <w:r>
-        <w:t>________________________________________________________________</w:t>
-      </w:r>
-    </w:p>
-    <w:p>
-      <w:r>
-        <w:t>________________________________________________________________</w:t>
-      </w:r>
-    </w:p>
-    <w:p>
-      <w:r>
-        <w:t>________________________________________________________________</w:t>
-      </w:r>
-    </w:p>
-    <w:p>
-      <w:r>
-        <w:t>________________________________________________________________</w:t>
-      </w:r>
-    </w:p>
-    <w:p>
-      <w:r>
-        <w:t>________________________________________________________________</w:t>
-      </w:r>
-    </w:p>
-    <w:p>
-      <w:r>
-        <w:t>________________________________________________________________</w:t>
-      </w:r>
-    </w:p>
-    <w:p>
-      <w:pPr>
-        <w:pStyle w:val="Heading1"/>
-      </w:pPr>
-      <w:r>
-        <w:t>08. W4 Find a neighbourhood independently</w:t>
-      </w:r>
-    </w:p>
-    <w:p>
-      <w:r>
-        <w:t>Attempt before feedback. If this repeats the selected independent case, reuse that first attempt; otherwise keep a separate record. Find a neighbourhood independently. Apply the supplied Embeddings and neighbourhoods facts and keep your reasoning.</w:t>
-      </w:r>
-    </w:p>
-    <w:p>
-      <w:pPr>
-        <w:spacing w:line="336" w:lineRule="auto" w:after="180"/>
-        <w:shd w:fill="F5F1FB"/>
-      </w:pPr>
-      <w:r>
-        <w:rPr>
-          <w:b w:val="0"/>
-        </w:rPr>
-        <w:t>A separate table contains A [0, 0], B [2, 0] and C [1, 2]. For query [1, 0], give all squared distances and every nearest candidate. Then calculate the mean of A and B and compare it with the query.</w:t>
-      </w:r>
-    </w:p>
-    <w:p>
-      <w:pPr>
-        <w:spacing w:line="336" w:lineRule="auto" w:after="180"/>
-        <w:shd w:fill="F5F1FB"/>
-      </w:pPr>
-      <w:r>
-        <w:rPr>
-          <w:b w:val="0"/>
-        </w:rPr>
-        <w:t>Can that mean identify which ordered pair produced it?</w:t>
-      </w:r>
-    </w:p>
-    <w:p>
-      <w:pPr>
-        <w:pStyle w:val="Heading3"/>
-      </w:pPr>
-      <w:r>
-        <w:t>My reasoning and evidence</w:t>
-      </w:r>
-    </w:p>
-    <w:p>
-      <w:r>
-        <w:t>________________________________________________________________</w:t>
-      </w:r>
-    </w:p>
-    <w:p>
-      <w:r>
-        <w:t>________________________________________________________________</w:t>
-      </w:r>
-    </w:p>
-    <w:p>
-      <w:r>
-        <w:t>________________________________________________________________</w:t>
-      </w:r>
-    </w:p>
-    <w:p>
-      <w:r>
-        <w:t>________________________________________________________________</w:t>
-      </w:r>
-    </w:p>
-    <w:p>
-      <w:r>
-        <w:t>________________________________________________________________</w:t>
-      </w:r>
-    </w:p>
-    <w:p>
-      <w:r>
-        <w:t>________________________________________________________________</w:t>
-      </w:r>
-    </w:p>
-    <w:p>
-      <w:r>
-        <w:t>________________________________________________________________</w:t>
-      </w:r>
-    </w:p>
-    <w:p>
-      <w:r>
-        <w:t>________________________________________________________________</w:t>
-      </w:r>
-    </w:p>
-    <w:p>
-      <w:pPr>
-        <w:pStyle w:val="Heading1"/>
-      </w:pPr>
-      <w:r>
-        <w:t>09. W5 Keep the lookup consistent</w:t>
-      </w:r>
-    </w:p>
-    <w:p>
-      <w:r>
-        <w:t>Keep the lookup consistent. Apply the supplied Embeddings and neighbourhoods facts and keep your reasoning.</w:t>
-      </w:r>
-    </w:p>
-    <w:p>
-      <w:pPr>
-        <w:spacing w:line="336" w:lineRule="auto" w:after="180"/>
-        <w:shd w:fill="F5F1FB"/>
-      </w:pPr>
-      <w:r>
-        <w:rPr>
-          <w:b w:val="0"/>
-        </w:rPr>
-        <w:t>A developer swaps the IDs of GO and STOP but leaves the embedding rows unchanged. What goes wrong, and what must be saved or changed together?</w:t>
-      </w:r>
-    </w:p>
-    <w:p>
-      <w:pPr>
-        <w:pStyle w:val="Heading3"/>
-      </w:pPr>
-      <w:r>
-        <w:t>My reasoning and evidence</w:t>
-      </w:r>
-    </w:p>
-    <w:p>
-      <w:r>
-        <w:t>________________________________________________________________</w:t>
-      </w:r>
-    </w:p>
-    <w:p>
-      <w:r>
-        <w:t>________________________________________________________________</w:t>
-      </w:r>
-    </w:p>
-    <w:p>
-      <w:r>
-        <w:t>________________________________________________________________</w:t>
-      </w:r>
-    </w:p>
-    <w:p>
-      <w:r>
-        <w:t>________________________________________________________________</w:t>
-      </w:r>
-    </w:p>
-    <w:p>
-      <w:r>
-        <w:t>________________________________________________________________</w:t>
-      </w:r>
-    </w:p>
-    <w:p>
-      <w:r>
-        <w:t>________________________________________________________________</w:t>
-      </w:r>
-    </w:p>
-    <w:p>
-      <w:pPr>
-        <w:pStyle w:val="Heading1"/>
-      </w:pPr>
-      <w:r>
-        <w:t>10. Project checkpoint and reflection</w:t>
-      </w:r>
-    </w:p>
-    <w:p>
-      <w:r>
-        <w:t>Connect Embeddings and neighbourhoods to Image-pattern Network Investigation, identify a limit and choose the next useful test.</w:t>
-      </w:r>
-    </w:p>
-    <w:p>
-      <w:pPr>
-        <w:spacing w:line="336" w:lineRule="auto" w:after="180"/>
-      </w:pPr>
-      <w:r>
-        <w:rPr>
-          <w:b w:val="0"/>
-        </w:rPr>
-        <w:t xml:space="preserve">Add a labelled embeddings and </w:t>
-      </w:r>
-      <w:r>
-        <w:rPr>
-          <w:b/>
-        </w:rPr>
-        <w:t>neighbourhood</w:t>
-      </w:r>
-      <w:r>
-        <w:rPr>
-          <w:b w:val="0"/>
-        </w:rPr>
-        <w:t xml:space="preserve">s </w:t>
-      </w:r>
-      <w:r>
-        <w:rPr>
-          <w:b/>
-        </w:rPr>
-        <w:t>evidence</w:t>
-      </w:r>
-      <w:r>
-        <w:rPr>
-          <w:b w:val="0"/>
-        </w:rPr>
-        <w:t xml:space="preserve"> sheet to Image-pattern Network Investigation. Show how you can look up a vector using a token id and preserve sequence shape.</w:t>
-      </w:r>
-    </w:p>
-    <w:p>
-      <w:pPr>
-        <w:spacing w:line="336" w:lineRule="auto" w:after="180"/>
-      </w:pPr>
-      <w:r>
-        <w:rPr>
-          <w:b w:val="0"/>
-        </w:rPr>
-        <w:t xml:space="preserve">Use the supplied fictional case and keep its </w:t>
-      </w:r>
-      <w:r>
-        <w:rPr>
-          <w:b/>
-        </w:rPr>
-        <w:t>input</w:t>
-      </w:r>
-      <w:r>
-        <w:rPr>
-          <w:b w:val="0"/>
-        </w:rPr>
-        <w:t xml:space="preserve">s, intermediate steps, calculation or </w:t>
-      </w:r>
-      <w:r>
-        <w:rPr>
-          <w:b/>
-        </w:rPr>
-        <w:t>prediction</w:t>
-      </w:r>
-      <w:r>
-        <w:rPr>
-          <w:b w:val="0"/>
-        </w:rPr>
-        <w:t>, and limitation. Connect this record to last week’s record; a matching answer without a trace is insufficient.</w:t>
-      </w:r>
-    </w:p>
-    <w:p>
-      <w:pPr>
-        <w:pStyle w:val="Heading3"/>
-      </w:pPr>
-      <w:r>
-        <w:t>My project change, supporting evidence and remaining limit</w:t>
-      </w:r>
-    </w:p>
-    <w:p>
-      <w:r>
-        <w:t>________________________________________________________________</w:t>
-      </w:r>
-    </w:p>
-    <w:p>
-      <w:r>
-        <w:t>________________________________________________________________</w:t>
-      </w:r>
-    </w:p>
-    <w:p>
-      <w:r>
-        <w:t>________________________________________________________________</w:t>
-      </w:r>
-    </w:p>
-    <w:p>
-      <w:r>
-        <w:t>________________________________________________________________</w:t>
-      </w:r>
-    </w:p>
-    <w:p>
-      <w:r>
-        <w:t>________________________________________________________________</w:t>
-      </w:r>
-    </w:p>
-    <w:p>
-      <w:r>
-        <w:t>________________________________________________________________</w:t>
-      </w:r>
-    </w:p>
-    <w:p>
-      <w:pPr>
-        <w:pStyle w:val="Heading1"/>
-      </w:pPr>
-      <w:r>
-        <w:t>11. Feedback, return check and learning record</w:t>
-      </w:r>
-    </w:p>
-    <w:p>
-      <w:r>
-        <w:t>Record the first repaired step and a different case to revisit after a delay.</w:t>
+        <w:t>11. Feedback · Repair and return</w:t>
+      </w:r>
+    </w:p>
+    <w:p>
+      <w:r>
+        <w:t>Keep this task’s inputs,rule and response together.</w:t>
+      </w:r>
+    </w:p>
+    <w:p>
+      <w:pPr>
+        <w:pStyle w:val="Heading2"/>
+      </w:pPr>
+      <w:r>
+        <w:t>Complete task and evidence</w:t>
       </w:r>
     </w:p>
     <w:tbl>
@@ -1451,12 +1077,9 @@
     </w:tbl>
     <w:p>
       <w:pPr>
-        <w:spacing w:line="336" w:lineRule="auto" w:after="180"/>
-      </w:pPr>
-      <w:r>
-        <w:rPr>
-          <w:b w:val="0"/>
-        </w:rPr>
+        <w:pStyle w:val="ListBullet"/>
+      </w:pPr>
+      <w:r>
         <w:t>Revisit this idea with your teacher after a delay. Familiarity is different from explaining and using it on a changed case.</w:t>
       </w:r>
     </w:p>
@@ -1465,69 +1088,330 @@
         <w:pStyle w:val="Heading1"/>
       </w:pPr>
       <w:r>
-        <w:t>12. Pictorial case practice: Embeddings and neighbourhoods</w:t>
-      </w:r>
-    </w:p>
-    <w:p>
-      <w:r>
-        <w:t>Measure embedding neighbours without turning numerical proximity into factual certainty. Explain the labelled step before checking the changed condition.</w:t>
-      </w:r>
-    </w:p>
-    <w:p>
-      <w:pPr>
-        <w:spacing w:line="336" w:lineRule="auto" w:after="180"/>
-      </w:pPr>
-      <w:r>
-        <w:rPr>
-          <w:b w:val="0"/>
-        </w:rPr>
+        <w:t>Reference bank and extra practice</w:t>
+      </w:r>
+    </w:p>
+    <w:p>
+      <w:pPr>
+        <w:pStyle w:val="Heading1"/>
+      </w:pPr>
+      <w:r>
+        <w:t>02. Reference · Supported W2 record</w:t>
+      </w:r>
+    </w:p>
+    <w:p>
+      <w:r>
+        <w:t>Keep this task’s inputs,rule and response together.</w:t>
+      </w:r>
+    </w:p>
+    <w:p>
+      <w:pPr>
+        <w:pStyle w:val="Heading2"/>
+      </w:pPr>
+      <w:r>
+        <w:t>Complete task and evidence</w:t>
+      </w:r>
+    </w:p>
+    <w:p>
+      <w:pPr>
+        <w:pStyle w:val="ListBullet"/>
+      </w:pPr>
+      <w:r>
+        <w:t>Use W2: Calculate distances and a tie for Embeddings and neighbourhoods. Record the answer once; the lesson and workbook refer to the same attempt.</w:t>
+      </w:r>
+    </w:p>
+    <w:tbl>
+      <w:tblPr>
+        <w:tblStyle w:val="LightShading-Accent1"/>
+        <w:tblW w:type="auto" w:w="0"/>
+        <w:tblLook w:firstColumn="1" w:firstRow="1" w:lastColumn="0" w:lastRow="0" w:noHBand="0" w:noVBand="1" w:val="04A0"/>
+      </w:tblPr>
+      <w:tblGrid>
+        <w:gridCol w:w="2556"/>
+        <w:gridCol w:w="2556"/>
+        <w:gridCol w:w="2556"/>
+        <w:gridCol w:w="2556"/>
+      </w:tblGrid>
+      <w:tr>
+        <w:trPr>
+          <w:tblHeader/>
+        </w:trPr>
+        <w:tc>
+          <w:tcPr>
+            <w:tcW w:type="dxa" w:w="2556"/>
+          </w:tcPr>
+          <w:p>
+            <w:r>
+              <w:t>Given inputs</w:t>
+            </w:r>
+          </w:p>
+        </w:tc>
+        <w:tc>
+          <w:tcPr>
+            <w:tcW w:type="dxa" w:w="2556"/>
+          </w:tcPr>
+          <w:p>
+            <w:r>
+              <w:t>Procedure I chose</w:t>
+            </w:r>
+          </w:p>
+        </w:tc>
+        <w:tc>
+          <w:tcPr>
+            <w:tcW w:type="dxa" w:w="2556"/>
+          </w:tcPr>
+          <w:p>
+            <w:r>
+              <w:t>Middle steps</w:t>
+            </w:r>
+          </w:p>
+        </w:tc>
+        <w:tc>
+          <w:tcPr>
+            <w:tcW w:type="dxa" w:w="2556"/>
+          </w:tcPr>
+          <w:p>
+            <w:r>
+              <w:t>Result and check</w:t>
+            </w:r>
+          </w:p>
+        </w:tc>
+      </w:tr>
+      <w:tr>
+        <w:tc>
+          <w:tcPr>
+            <w:tcW w:type="dxa" w:w="2556"/>
+          </w:tcPr>
+          <w:p>
+            <w:r/>
+          </w:p>
+        </w:tc>
+        <w:tc>
+          <w:tcPr>
+            <w:tcW w:type="dxa" w:w="2556"/>
+          </w:tcPr>
+          <w:p>
+            <w:r/>
+          </w:p>
+        </w:tc>
+        <w:tc>
+          <w:tcPr>
+            <w:tcW w:type="dxa" w:w="2556"/>
+          </w:tcPr>
+          <w:p>
+            <w:r/>
+          </w:p>
+        </w:tc>
+        <w:tc>
+          <w:tcPr>
+            <w:tcW w:type="dxa" w:w="2556"/>
+          </w:tcPr>
+          <w:p>
+            <w:r/>
+          </w:p>
+        </w:tc>
+      </w:tr>
+    </w:tbl>
+    <w:p>
+      <w:pPr>
+        <w:pStyle w:val="Heading3"/>
+      </w:pPr>
+      <w:r>
+        <w:t>The step I completed without help, and the hint I needed</w:t>
+      </w:r>
+    </w:p>
+    <w:p>
+      <w:r>
+        <w:t>________________________________________________________________</w:t>
+      </w:r>
+    </w:p>
+    <w:p>
+      <w:r>
+        <w:t>________________________________________________________________</w:t>
+      </w:r>
+    </w:p>
+    <w:p>
+      <w:r>
+        <w:t>________________________________________________________________</w:t>
+      </w:r>
+    </w:p>
+    <w:p>
+      <w:pPr>
+        <w:pStyle w:val="Heading1"/>
+      </w:pPr>
+      <w:r>
+        <w:t>03. Extra practice · Individual reasoning check</w:t>
+      </w:r>
+    </w:p>
+    <w:p>
+      <w:r>
+        <w:t>Keep this task’s inputs,rule and response together.</w:t>
+      </w:r>
+    </w:p>
+    <w:p>
+      <w:pPr>
+        <w:pStyle w:val="Heading2"/>
+      </w:pPr>
+      <w:r>
+        <w:t>Complete task and evidence</w:t>
+      </w:r>
+    </w:p>
+    <w:p>
+      <w:pPr>
+        <w:pStyle w:val="ListBullet"/>
+      </w:pPr>
+      <w:r>
+        <w:t>Use the worked case for Embeddings and neighbourhoods. Proposed explanation: “Token ID differences define embedding distances”. Decide whether this explanation is supported. Point to the step or supplied fact that decides; explain your repair if needed.</w:t>
+      </w:r>
+    </w:p>
+    <w:p>
+      <w:pPr>
+        <w:pStyle w:val="Heading3"/>
+      </w:pPr>
+      <w:r>
+        <w:t>My explanation before partner discussion</w:t>
+      </w:r>
+    </w:p>
+    <w:p>
+      <w:r>
+        <w:t>________________________________________________________________</w:t>
+      </w:r>
+    </w:p>
+    <w:p>
+      <w:r>
+        <w:t>________________________________________________________________</w:t>
+      </w:r>
+    </w:p>
+    <w:p>
+      <w:r>
+        <w:t>________________________________________________________________</w:t>
+      </w:r>
+    </w:p>
+    <w:p>
+      <w:r>
+        <w:t>________________________________________________________________</w:t>
+      </w:r>
+    </w:p>
+    <w:p>
+      <w:pPr>
+        <w:pStyle w:val="Heading1"/>
+      </w:pPr>
+      <w:r>
+        <w:t>08. Reference · Earlier W4 response copy</w:t>
+      </w:r>
+    </w:p>
+    <w:p>
+      <w:r>
+        <w:t>Keep this task’s inputs,rule and response together.</w:t>
+      </w:r>
+    </w:p>
+    <w:p>
+      <w:pPr>
+        <w:pStyle w:val="Heading2"/>
+      </w:pPr>
+      <w:r>
+        <w:t>Complete task and evidence</w:t>
+      </w:r>
+    </w:p>
+    <w:p>
+      <w:pPr>
+        <w:pStyle w:val="ListBullet"/>
+      </w:pPr>
+      <w:r>
+        <w:t>A separate table contains A [0, 0], B [2, 0] and C [1, 2]. For query [1, 0], give all squared distances and every nearest candidate. Then calculate the mean of A and B and compare it with the query. Can that mean identify which ordered pair produced it?</w:t>
+      </w:r>
+    </w:p>
+    <w:p>
+      <w:pPr>
+        <w:pStyle w:val="Heading3"/>
+      </w:pPr>
+      <w:r>
+        <w:t>My reasoning and evidence</w:t>
+      </w:r>
+    </w:p>
+    <w:p>
+      <w:r>
+        <w:t>________________________________________________________________</w:t>
+      </w:r>
+    </w:p>
+    <w:p>
+      <w:r>
+        <w:t>________________________________________________________________</w:t>
+      </w:r>
+    </w:p>
+    <w:p>
+      <w:r>
+        <w:t>________________________________________________________________</w:t>
+      </w:r>
+    </w:p>
+    <w:p>
+      <w:r>
+        <w:t>________________________________________________________________</w:t>
+      </w:r>
+    </w:p>
+    <w:p>
+      <w:r>
+        <w:t>________________________________________________________________</w:t>
+      </w:r>
+    </w:p>
+    <w:p>
+      <w:r>
+        <w:t>________________________________________________________________</w:t>
+      </w:r>
+    </w:p>
+    <w:p>
+      <w:r>
+        <w:t>________________________________________________________________</w:t>
+      </w:r>
+    </w:p>
+    <w:p>
+      <w:r>
+        <w:t>________________________________________________________________</w:t>
+      </w:r>
+    </w:p>
+    <w:p>
+      <w:pPr>
+        <w:pStyle w:val="Heading1"/>
+      </w:pPr>
+      <w:r>
+        <w:t>12. Extra practice · Pictured case</w:t>
+      </w:r>
+    </w:p>
+    <w:p>
+      <w:r>
+        <w:t>Keep this task’s inputs,rule and response together.</w:t>
+      </w:r>
+    </w:p>
+    <w:p>
+      <w:pPr>
+        <w:pStyle w:val="Heading2"/>
+      </w:pPr>
+      <w:r>
+        <w:t>Complete task and evidence</w:t>
+      </w:r>
+    </w:p>
+    <w:p>
+      <w:pPr>
+        <w:pStyle w:val="ListBullet"/>
+      </w:pPr>
+      <w:r>
         <w:t>Measure embedding neighbours without turning numerical proximity into factual certainty.</w:t>
       </w:r>
     </w:p>
     <w:p>
       <w:pPr>
-        <w:spacing w:line="336" w:lineRule="auto" w:after="180"/>
-      </w:pPr>
-      <w:r>
-        <w:rPr>
-          <w:b w:val="0"/>
-        </w:rPr>
-        <w:t xml:space="preserve">Toy table P =[0, 1], Q=[3, 1], R=[1, 4]; query [1, 1]. Use </w:t>
-      </w:r>
-      <w:r>
-        <w:rPr>
-          <w:b/>
-        </w:rPr>
-        <w:t>squared Euclidean distance</w:t>
-      </w:r>
-      <w:r>
-        <w:rPr>
-          <w:b w:val="0"/>
-        </w:rPr>
-        <w:t>.</w:t>
-      </w:r>
-    </w:p>
-    <w:p>
-      <w:pPr>
-        <w:spacing w:line="336" w:lineRule="auto" w:after="180"/>
-      </w:pPr>
-      <w:r>
-        <w:rPr>
-          <w:b w:val="0"/>
-        </w:rPr>
-        <w:t xml:space="preserve">All </w:t>
-      </w:r>
-      <w:r>
-        <w:rPr>
-          <w:b/>
-        </w:rPr>
-        <w:t>input</w:t>
-      </w:r>
-      <w:r>
-        <w:rPr>
-          <w:b w:val="0"/>
-        </w:rPr>
-        <w:t>s and outcomes in this worked example are invented classroom data; no real model run is claimed.</w:t>
+        <w:pStyle w:val="ListBullet"/>
+      </w:pPr>
+      <w:r>
+        <w:t>Toy table P =[0, 1], Q=[3, 1], R=[1, 4]; query [1, 1]. Use squared Euclidean distance.</w:t>
+      </w:r>
+    </w:p>
+    <w:p>
+      <w:pPr>
+        <w:pStyle w:val="ListBullet"/>
+      </w:pPr>
+      <w:r>
+        <w:t>All inputs and outcomes in this worked example are invented classroom data; no real model run is claimed.</w:t>
       </w:r>
     </w:p>
     <w:p>
@@ -1604,25 +1488,10 @@
     </w:p>
     <w:p>
       <w:pPr>
-        <w:spacing w:line="336" w:lineRule="auto" w:after="180"/>
-      </w:pPr>
-      <w:r>
-        <w:rPr>
-          <w:b w:val="0"/>
-        </w:rPr>
-        <w:t xml:space="preserve">What would justify claiming nearby vectors mean related topics? Point to the relevant step in the picture, then write the changed result and the rule or </w:t>
-      </w:r>
-      <w:r>
-        <w:rPr>
-          <w:b/>
-        </w:rPr>
-        <w:t>evidence</w:t>
-      </w:r>
-      <w:r>
-        <w:rPr>
-          <w:b w:val="0"/>
-        </w:rPr>
-        <w:t xml:space="preserve"> that supports it.</w:t>
+        <w:pStyle w:val="ListBullet"/>
+      </w:pPr>
+      <w:r>
+        <w:t>What would justify claiming nearby vectors mean related topics? Point to the relevant step in the picture, then write the changed result and the rule or evidence that supports it.</w:t>
       </w:r>
     </w:p>
     <w:p>
@@ -1665,68 +1534,18 @@
     </w:p>
     <w:p>
       <w:pPr>
-        <w:pStyle w:val="Heading3"/>
-      </w:pPr>
-      <w:r>
-        <w:t>Record the help used</w:t>
-      </w:r>
-    </w:p>
-    <w:p>
-      <w:pPr>
-        <w:spacing w:line="336" w:lineRule="auto" w:after="180"/>
-        <w:shd w:fill="F1F6F8"/>
-      </w:pPr>
-      <w:r>
-        <w:rPr>
-          <w:b w:val="0"/>
-        </w:rPr>
-        <w:t xml:space="preserve">Support used: alone / hint / worked example. This record is practice </w:t>
-      </w:r>
-      <w:r>
-        <w:rPr>
-          <w:b/>
-        </w:rPr>
-        <w:t>evidence</w:t>
-      </w:r>
-      <w:r>
-        <w:rPr>
-          <w:b w:val="0"/>
-        </w:rPr>
-        <w:t>.</w:t>
-      </w:r>
-    </w:p>
-    <w:p>
-      <w:pPr>
-        <w:spacing w:line="336" w:lineRule="auto" w:after="180"/>
-      </w:pPr>
-      <w:r>
-        <w:rPr>
-          <w:b w:val="0"/>
-        </w:rPr>
-        <w:t xml:space="preserve">Project connection: For your Image-pattern Network Investigation, save the </w:t>
-      </w:r>
-      <w:r>
-        <w:rPr>
-          <w:b/>
-        </w:rPr>
-        <w:t>input</w:t>
-      </w:r>
-      <w:r>
-        <w:rPr>
-          <w:b w:val="0"/>
-        </w:rPr>
-        <w:t>, procedure, observed result and limitation of this check.</w:t>
-      </w:r>
-    </w:p>
-    <w:p>
-      <w:pPr>
-        <w:spacing w:line="336" w:lineRule="auto" w:after="180"/>
-      </w:pPr>
-      <w:r>
-        <w:rPr>
-          <w:b w:val="0"/>
-        </w:rPr>
-        <w:t>Label this worked example as practice; use a different, previously unreviewed case when checking independent understanding.</w:t>
+        <w:pStyle w:val="ListBullet"/>
+      </w:pPr>
+      <w:r>
+        <w:t>Support used: alone / hint / worked example. This record is practice evidence.</w:t>
+      </w:r>
+    </w:p>
+    <w:p>
+      <w:pPr>
+        <w:pStyle w:val="ListBullet"/>
+      </w:pPr>
+      <w:r>
+        <w:t>Project connection: For your Image-pattern Network Investigation, save the input, procedure, observed result and limitation of this check. Label this worked example as practice; use a different, previously unreviewed case when checking independent understanding.</w:t>
       </w:r>
     </w:p>
     <w:p>
@@ -1734,80 +1553,44 @@
         <w:pStyle w:val="Heading1"/>
       </w:pPr>
       <w:r>
-        <w:t>13. Project portfolio milestone</w:t>
-      </w:r>
-    </w:p>
-    <w:p>
-      <w:r>
-        <w:t>Keep this week’s input, deciding step, result and limit together in the Image-pattern Network Investigation record.</w:t>
-      </w:r>
-    </w:p>
-    <w:p>
-      <w:pPr>
-        <w:spacing w:line="336" w:lineRule="auto" w:after="180"/>
-      </w:pPr>
-      <w:r>
-        <w:rPr>
-          <w:b w:val="0"/>
-        </w:rPr>
+        <w:t>13. Reference · Project milestone</w:t>
+      </w:r>
+    </w:p>
+    <w:p>
+      <w:r>
+        <w:t>Keep this task’s inputs,rule and response together.</w:t>
+      </w:r>
+    </w:p>
+    <w:p>
+      <w:pPr>
+        <w:pStyle w:val="Heading2"/>
+      </w:pPr>
+      <w:r>
+        <w:t>Complete task and evidence</w:t>
+      </w:r>
+    </w:p>
+    <w:p>
+      <w:pPr>
+        <w:pStyle w:val="ListBullet"/>
+      </w:pPr>
+      <w:r>
         <w:t>Project: Image-pattern Network Investigation</w:t>
       </w:r>
     </w:p>
     <w:p>
       <w:pPr>
-        <w:spacing w:line="336" w:lineRule="auto" w:after="180"/>
-      </w:pPr>
-      <w:r>
-        <w:rPr>
-          <w:b w:val="0"/>
-        </w:rPr>
-        <w:t xml:space="preserve">Current milestone: Prepare the demonstration. Gather reproducible instructions, </w:t>
-      </w:r>
-      <w:r>
-        <w:rPr>
-          <w:b/>
-        </w:rPr>
-        <w:t>evidence</w:t>
-      </w:r>
-      <w:r>
-        <w:rPr>
-          <w:b w:val="0"/>
-        </w:rPr>
-        <w:t>, access checks and remaining limitations.</w:t>
-      </w:r>
-    </w:p>
-    <w:p>
-      <w:pPr>
-        <w:spacing w:line="336" w:lineRule="auto" w:after="180"/>
-      </w:pPr>
-      <w:r>
-        <w:rPr>
-          <w:b w:val="0"/>
-        </w:rPr>
-        <w:t xml:space="preserve">For your Image-pattern Network Investigation, save the </w:t>
-      </w:r>
-      <w:r>
-        <w:rPr>
-          <w:b/>
-        </w:rPr>
-        <w:t>input</w:t>
-      </w:r>
-      <w:r>
-        <w:rPr>
-          <w:b w:val="0"/>
-        </w:rPr>
-        <w:t>, procedure, observed result and limitation of this check.</w:t>
-      </w:r>
-    </w:p>
-    <w:p>
-      <w:pPr>
-        <w:spacing w:line="336" w:lineRule="auto" w:after="180"/>
-      </w:pPr>
-      <w:r>
-        <w:rPr>
-          <w:b w:val="0"/>
-        </w:rPr>
-        <w:t>Label this worked example as practice; use a different, previously unreviewed case when checking independent understanding.</w:t>
+        <w:pStyle w:val="ListBullet"/>
+      </w:pPr>
+      <w:r>
+        <w:t>Current milestone: Prepare the demonstration. Gather reproducible instructions, evidence, access checks and remaining limitations.</w:t>
+      </w:r>
+    </w:p>
+    <w:p>
+      <w:pPr>
+        <w:pStyle w:val="ListBullet"/>
+      </w:pPr>
+      <w:r>
+        <w:t>For your Image-pattern Network Investigation, save the input, procedure, observed result and limitation of this check. Label this worked example as practice; use a different, previously unreviewed case when checking independent understanding.</w:t>
       </w:r>
     </w:p>
     <w:tbl>
@@ -1964,12 +1747,549 @@
         <w:pStyle w:val="Heading1"/>
       </w:pPr>
       <w:r>
-        <w:t>14. Supported practice and learning evidence</w:t>
-      </w:r>
-    </w:p>
-    <w:p>
-      <w:r>
-        <w:t>Try the supported questions before comparing with hints and feedback. Record what you repaired and the evidence you retained.</w:t>
+        <w:t>14. Extra practice · Predict,check and repair</w:t>
+      </w:r>
+    </w:p>
+    <w:p>
+      <w:r>
+        <w:t>Keep supported feedback separate from the independent case.</w:t>
+      </w:r>
+    </w:p>
+    <w:p>
+      <w:pPr>
+        <w:pStyle w:val="Heading2"/>
+      </w:pPr>
+      <w:r>
+        <w:t>First supported question and optional hint</w:t>
+      </w:r>
+    </w:p>
+    <w:p>
+      <w:pPr>
+        <w:pStyle w:val="ListBullet"/>
+      </w:pPr>
+      <w:r>
+        <w:t>Measure embedding neighbours without turning numerical proximity into factual certainty.</w:t>
+      </w:r>
+    </w:p>
+    <w:p>
+      <w:pPr>
+        <w:pStyle w:val="Heading3"/>
+      </w:pPr>
+      <w:r>
+        <w:t>Practice 1: explain the deciding evidence</w:t>
+      </w:r>
+    </w:p>
+    <w:p>
+      <w:pPr>
+        <w:pStyle w:val="ListBullet"/>
+      </w:pPr>
+      <w:r>
+        <w:t>Which labelled step matches this detail? P is nearest under the declared metric; this is a geometric result, not proof of meaning.</w:t>
+      </w:r>
+    </w:p>
+    <w:p>
+      <w:pPr>
+        <w:pStyle w:val="ListBullet"/>
+      </w:pPr>
+      <w:r>
+        <w:t>1. Distance to P</w:t>
+      </w:r>
+    </w:p>
+    <w:p>
+      <w:pPr>
+        <w:pStyle w:val="ListBullet"/>
+      </w:pPr>
+      <w:r>
+        <w:t>2. Select neighbour</w:t>
+      </w:r>
+    </w:p>
+    <w:p>
+      <w:pPr>
+        <w:pStyle w:val="ListBullet"/>
+      </w:pPr>
+      <w:r>
+        <w:t>3. Distances to Q/R</w:t>
+      </w:r>
+    </w:p>
+    <w:p>
+      <w:pPr>
+        <w:pStyle w:val="Heading3"/>
+      </w:pPr>
+      <w:r>
+        <w:t>My selected conclusion, deciding fact and explanation</w:t>
+      </w:r>
+    </w:p>
+    <w:p>
+      <w:r>
+        <w:t>________________________________________________________________</w:t>
+      </w:r>
+    </w:p>
+    <w:p>
+      <w:r>
+        <w:t>________________________________________________________________</w:t>
+      </w:r>
+    </w:p>
+    <w:p>
+      <w:r>
+        <w:t>________________________________________________________________</w:t>
+      </w:r>
+    </w:p>
+    <w:p>
+      <w:r>
+        <w:t>________________________________________________________________</w:t>
+      </w:r>
+    </w:p>
+    <w:p>
+      <w:r>
+        <w:t>________________________________________________________________</w:t>
+      </w:r>
+    </w:p>
+    <w:p>
+      <w:pPr>
+        <w:pStyle w:val="ListBullet"/>
+      </w:pPr>
+      <w:r>
+        <w:t>Hint if needed: Read the steps in the pictorial case. Match the supplied detail to the stage that performs or records it.</w:t>
+      </w:r>
+    </w:p>
+    <w:p>
+      <w:pPr>
+        <w:pStyle w:val="Heading2"/>
+      </w:pPr>
+      <w:r>
+        <w:t>Check after the first attempt · reference / check after trying</w:t>
+      </w:r>
+    </w:p>
+    <w:p>
+      <w:pPr>
+        <w:spacing w:line="336" w:lineRule="auto" w:after="180"/>
+      </w:pPr>
+      <w:r>
+        <w:rPr>
+          <w:b w:val="0"/>
+        </w:rPr>
+        <w:t>After your attempt, compare with the supported explanation: Select neighbour P is nearest under the declared metric; this is a geometric result, not proof of meaning. An embedding stores each item as an ordered vector.</w:t>
+      </w:r>
+    </w:p>
+    <w:p>
+      <w:pPr>
+        <w:spacing w:line="336" w:lineRule="auto" w:after="180"/>
+      </w:pPr>
+      <w:r>
+        <w:rPr>
+          <w:b w:val="0"/>
+        </w:rPr>
+        <w:t xml:space="preserve">Under </w:t>
+      </w:r>
+      <w:r>
+        <w:rPr>
+          <w:b/>
+        </w:rPr>
+        <w:t>squared Euclidean distance</w:t>
+      </w:r>
+      <w:r>
+        <w:rPr>
+          <w:b w:val="0"/>
+        </w:rPr>
+        <w:t>, subtract matching coordinates, square their differences and add. The smallest total identifies the nearest supplied vector.</w:t>
+      </w:r>
+    </w:p>
+    <w:p>
+      <w:pPr>
+        <w:spacing w:line="336" w:lineRule="auto" w:after="180"/>
+      </w:pPr>
+      <w:r>
+        <w:rPr>
+          <w:b w:val="0"/>
+        </w:rPr>
+        <w:t xml:space="preserve">These invented coordinates let us check geometry exactly; a claim that neighbours share meaning needs </w:t>
+      </w:r>
+      <w:r>
+        <w:rPr>
+          <w:b/>
+        </w:rPr>
+        <w:t>evidence</w:t>
+      </w:r>
+      <w:r>
+        <w:rPr>
+          <w:b w:val="0"/>
+        </w:rPr>
+        <w:t xml:space="preserve"> about how the representation was learned and used.</w:t>
+      </w:r>
+    </w:p>
+    <w:p>
+      <w:pPr>
+        <w:pStyle w:val="Heading2"/>
+      </w:pPr>
+      <w:r>
+        <w:t>Changed-case question and optional hint</w:t>
+      </w:r>
+    </w:p>
+    <w:p>
+      <w:pPr>
+        <w:pStyle w:val="Heading3"/>
+      </w:pPr>
+      <w:r>
+        <w:t>Practice 2: explain the deciding evidence</w:t>
+      </w:r>
+    </w:p>
+    <w:p>
+      <w:pPr>
+        <w:pStyle w:val="ListBullet"/>
+      </w:pPr>
+      <w:r>
+        <w:t>Changed-case practice: Move the query to [2, 1]. Which conclusion is supported by the supplied facts?</w:t>
+      </w:r>
+    </w:p>
+    <w:p>
+      <w:pPr>
+        <w:pStyle w:val="ListBullet"/>
+      </w:pPr>
+      <w:r>
+        <w:t>1. We can decide the result without examining the changed input or the procedure.</w:t>
+      </w:r>
+    </w:p>
+    <w:p>
+      <w:pPr>
+        <w:pStyle w:val="ListBullet"/>
+      </w:pPr>
+      <w:r>
+        <w:t>2. This one example guarantees correct results for every future input.</w:t>
+      </w:r>
+    </w:p>
+    <w:p>
+      <w:pPr>
+        <w:pStyle w:val="ListBullet"/>
+      </w:pPr>
+      <w:r>
+        <w:t>3. Q becomes nearest with squared distance 1; P distance 4; R distance 10.</w:t>
+      </w:r>
+    </w:p>
+    <w:p>
+      <w:pPr>
+        <w:pStyle w:val="Heading3"/>
+      </w:pPr>
+      <w:r>
+        <w:t>My selected conclusion, deciding fact and explanation</w:t>
+      </w:r>
+    </w:p>
+    <w:p>
+      <w:r>
+        <w:t>________________________________________________________________</w:t>
+      </w:r>
+    </w:p>
+    <w:p>
+      <w:r>
+        <w:t>________________________________________________________________</w:t>
+      </w:r>
+    </w:p>
+    <w:p>
+      <w:r>
+        <w:t>________________________________________________________________</w:t>
+      </w:r>
+    </w:p>
+    <w:p>
+      <w:r>
+        <w:t>________________________________________________________________</w:t>
+      </w:r>
+    </w:p>
+    <w:p>
+      <w:r>
+        <w:t>________________________________________________________________</w:t>
+      </w:r>
+    </w:p>
+    <w:p>
+      <w:pPr>
+        <w:pStyle w:val="ListBullet"/>
+      </w:pPr>
+      <w:r>
+        <w:t>Hint if needed: Use the changed condition and the deciding step in the pictorial trace. The answer must say what follows from those facts.</w:t>
+      </w:r>
+    </w:p>
+    <w:p>
+      <w:pPr>
+        <w:pStyle w:val="Heading2"/>
+      </w:pPr>
+      <w:r>
+        <w:t>Check after the changed attempt · reference / check after trying</w:t>
+      </w:r>
+    </w:p>
+    <w:p>
+      <w:pPr>
+        <w:spacing w:line="336" w:lineRule="auto" w:after="180"/>
+      </w:pPr>
+      <w:r>
+        <w:rPr>
+          <w:b w:val="0"/>
+        </w:rPr>
+        <w:t>After your attempt, compare with the supported explanation: Q becomes nearest with squared distance 1; P distance 4; R distance 10. Changing the query position changes geometric neighbours while the stored table remains fixed.</w:t>
+      </w:r>
+    </w:p>
+    <w:p>
+      <w:pPr>
+        <w:pStyle w:val="Heading2"/>
+      </w:pPr>
+      <w:r>
+        <w:t>Repair and retain the record</w:t>
+      </w:r>
+    </w:p>
+    <w:p>
+      <w:pPr>
+        <w:spacing w:line="336" w:lineRule="auto" w:after="180"/>
+      </w:pPr>
+      <w:r>
+        <w:rPr>
+          <w:b w:val="0"/>
+        </w:rPr>
+        <w:t>Review Sequence representations (ai-5/25). Goal: Encode an ordered sequence with an explicit vocabulary. Short practice: Which record lets the program distinguish the first and last zeros?</w:t>
+      </w:r>
+    </w:p>
+    <w:p>
+      <w:pPr>
+        <w:spacing w:line="336" w:lineRule="auto" w:after="180"/>
+      </w:pPr>
+      <w:r>
+        <w:rPr>
+          <w:b w:val="0"/>
+        </w:rPr>
+        <w:t xml:space="preserve">Point to the relevant step in the picture, then write the changed result and the rule or </w:t>
+      </w:r>
+      <w:r>
+        <w:rPr>
+          <w:b/>
+        </w:rPr>
+        <w:t>evidence</w:t>
+      </w:r>
+      <w:r>
+        <w:rPr>
+          <w:b w:val="0"/>
+        </w:rPr>
+        <w:t xml:space="preserve"> that supports it.. Return to this week and explain what you changed.</w:t>
+      </w:r>
+    </w:p>
+    <w:p>
+      <w:pPr>
+        <w:spacing w:line="336" w:lineRule="auto" w:after="180"/>
+      </w:pPr>
+      <w:r>
+        <w:rPr>
+          <w:b w:val="0"/>
+        </w:rPr>
+        <w:t xml:space="preserve">Review </w:t>
+      </w:r>
+      <w:r>
+        <w:rPr>
+          <w:b/>
+        </w:rPr>
+        <w:t>Training</w:t>
+      </w:r>
+      <w:r>
+        <w:rPr>
+          <w:b w:val="0"/>
+        </w:rPr>
+        <w:t xml:space="preserve"> a small image model (ai-5/23). Goal: Trace a complete image model with fixed features and one trained weight. Short practice: Does lower </w:t>
+      </w:r>
+      <w:r>
+        <w:rPr>
+          <w:b/>
+        </w:rPr>
+        <w:t>training</w:t>
+      </w:r>
+      <w:r>
+        <w:rPr>
+          <w:b w:val="0"/>
+        </w:rPr>
+        <w:t xml:space="preserve"> loss alone establish that four updates generalise better?</w:t>
+      </w:r>
+    </w:p>
+    <w:p>
+      <w:pPr>
+        <w:spacing w:line="336" w:lineRule="auto" w:after="180"/>
+      </w:pPr>
+      <w:r>
+        <w:rPr>
+          <w:b w:val="0"/>
+        </w:rPr>
+        <w:t xml:space="preserve">Point to the relevant step in the picture, then write the changed result and the rule or </w:t>
+      </w:r>
+      <w:r>
+        <w:rPr>
+          <w:b/>
+        </w:rPr>
+        <w:t>evidence</w:t>
+      </w:r>
+      <w:r>
+        <w:rPr>
+          <w:b w:val="0"/>
+        </w:rPr>
+        <w:t xml:space="preserve"> that supports it.. Return to this week and explain what you changed.</w:t>
+      </w:r>
+    </w:p>
+    <w:p>
+      <w:pPr>
+        <w:spacing w:line="336" w:lineRule="auto" w:after="180"/>
+      </w:pPr>
+      <w:r>
+        <w:rPr>
+          <w:b w:val="0"/>
+        </w:rPr>
+        <w:t>Review Image tensors and channels (ai-5/20). Goal: Read a pixel using declared row column and channel axes. Short practice: Where is the bottom green pixel in the first batched image?</w:t>
+      </w:r>
+    </w:p>
+    <w:p>
+      <w:pPr>
+        <w:spacing w:line="336" w:lineRule="auto" w:after="180"/>
+      </w:pPr>
+      <w:r>
+        <w:rPr>
+          <w:b w:val="0"/>
+        </w:rPr>
+        <w:t xml:space="preserve">Point to the relevant step in the picture, then write the changed result and the rule or </w:t>
+      </w:r>
+      <w:r>
+        <w:rPr>
+          <w:b/>
+        </w:rPr>
+        <w:t>evidence</w:t>
+      </w:r>
+      <w:r>
+        <w:rPr>
+          <w:b w:val="0"/>
+        </w:rPr>
+        <w:t xml:space="preserve"> that supports it.. Return to this week and explain what you changed.</w:t>
+      </w:r>
+    </w:p>
+    <w:p>
+      <w:pPr>
+        <w:spacing w:line="336" w:lineRule="auto" w:after="180"/>
+      </w:pPr>
+      <w:r>
+        <w:rPr>
+          <w:b w:val="0"/>
+        </w:rPr>
+        <w:t xml:space="preserve">The browser lab lets you edit the supported Python examples already included in this lesson. Predict first, run, inspect the actual </w:t>
+      </w:r>
+      <w:r>
+        <w:rPr>
+          <w:b/>
+        </w:rPr>
+        <w:t>output</w:t>
+      </w:r>
+      <w:r>
+        <w:rPr>
+          <w:b w:val="0"/>
+        </w:rPr>
+        <w:t xml:space="preserve"> or error, change one </w:t>
+      </w:r>
+      <w:r>
+        <w:rPr>
+          <w:b/>
+        </w:rPr>
+        <w:t>input</w:t>
+      </w:r>
+      <w:r>
+        <w:rPr>
+          <w:b w:val="0"/>
+        </w:rPr>
+        <w:t>, then run again.</w:t>
+      </w:r>
+    </w:p>
+    <w:p>
+      <w:pPr>
+        <w:spacing w:line="336" w:lineRule="auto" w:after="180"/>
+      </w:pPr>
+      <w:r>
+        <w:rPr>
+          <w:b w:val="0"/>
+        </w:rPr>
+        <w:t xml:space="preserve">Keep code, </w:t>
+      </w:r>
+      <w:r>
+        <w:rPr>
+          <w:b/>
+        </w:rPr>
+        <w:t>prediction</w:t>
+      </w:r>
+      <w:r>
+        <w:rPr>
+          <w:b w:val="0"/>
+        </w:rPr>
+        <w:t>s, actual results and a reasoned revision together. On paper, label your result as a trace rather than an execution.</w:t>
+      </w:r>
+    </w:p>
+    <w:p>
+      <w:pPr>
+        <w:spacing w:line="336" w:lineRule="auto" w:after="180"/>
+      </w:pPr>
+      <w:r>
+        <w:rPr>
+          <w:b w:val="0"/>
+        </w:rPr>
+        <w:t xml:space="preserve">Use Download completed work in the hosted lesson to export your answers, reflections, practice feedback and code-run </w:t>
+      </w:r>
+      <w:r>
+        <w:rPr>
+          <w:b/>
+        </w:rPr>
+        <w:t>evidence</w:t>
+      </w:r>
+      <w:r>
+        <w:rPr>
+          <w:b w:val="0"/>
+        </w:rPr>
+        <w:t>. Open the HTML copy to read or print it.</w:t>
+      </w:r>
+    </w:p>
+    <w:p>
+      <w:pPr>
+        <w:spacing w:line="336" w:lineRule="auto" w:after="180"/>
+      </w:pPr>
+      <w:r>
+        <w:rPr>
+          <w:b w:val="0"/>
+        </w:rPr>
+        <w:t>Drafts stay in this browser when storage is available; clear drafts on a shared device.</w:t>
+      </w:r>
+    </w:p>
+    <w:p>
+      <w:pPr>
+        <w:pStyle w:val="Heading3"/>
+      </w:pPr>
+      <w:r>
+        <w:t>What I repaired, the evidence I kept and the next test</w:t>
+      </w:r>
+    </w:p>
+    <w:p>
+      <w:r>
+        <w:t>________________________________________________________________</w:t>
+      </w:r>
+    </w:p>
+    <w:p>
+      <w:r>
+        <w:t>________________________________________________________________</w:t>
+      </w:r>
+    </w:p>
+    <w:p>
+      <w:r>
+        <w:t>________________________________________________________________</w:t>
+      </w:r>
+    </w:p>
+    <w:p>
+      <w:r>
+        <w:t>________________________________________________________________</w:t>
+      </w:r>
+    </w:p>
+    <w:p>
+      <w:r>
+        <w:t>________________________________________________________________</w:t>
+      </w:r>
+    </w:p>
+    <w:p>
+      <w:pPr>
+        <w:pStyle w:val="Heading2"/>
+      </w:pPr>
+      <w:r>
+        <w:t>Earlier wording, alternatives and picture transcripts · reference / check after trying</w:t>
       </w:r>
     </w:p>
     <w:p>
@@ -1985,68 +2305,10 @@
     </w:p>
     <w:p>
       <w:pPr>
-        <w:spacing w:line="336" w:lineRule="auto" w:after="180"/>
-      </w:pPr>
-      <w:r>
-        <w:rPr>
-          <w:b w:val="0"/>
-        </w:rPr>
-        <w:t>Measure embedding neighbours without turning numerical proximity into factual certainty.</w:t>
-      </w:r>
-    </w:p>
-    <w:p>
-      <w:pPr>
         <w:pStyle w:val="Heading3"/>
       </w:pPr>
       <w:r>
-        <w:t>Practice 1: explain the deciding evidence</w:t>
-      </w:r>
-    </w:p>
-    <w:p>
-      <w:pPr>
-        <w:spacing w:line="336" w:lineRule="auto" w:after="180"/>
-      </w:pPr>
-      <w:r>
-        <w:rPr>
-          <w:b w:val="0"/>
-        </w:rPr>
-        <w:t>Which labelled step matches this detail? P is nearest under the declared metric; this is a geometric result, not proof of meaning.</w:t>
-      </w:r>
-    </w:p>
-    <w:p>
-      <w:pPr>
-        <w:spacing w:line="336" w:lineRule="auto" w:after="180"/>
-        <w:shd w:fill="F4F9FC"/>
-      </w:pPr>
-      <w:r>
-        <w:rPr>
-          <w:b w:val="0"/>
-        </w:rPr>
-        <w:t>1. Distance to P</w:t>
-      </w:r>
-    </w:p>
-    <w:p>
-      <w:pPr>
-        <w:spacing w:line="336" w:lineRule="auto" w:after="180"/>
-        <w:shd w:fill="F4F9FC"/>
-      </w:pPr>
-      <w:r>
-        <w:rPr>
-          <w:b w:val="0"/>
-        </w:rPr>
-        <w:t>2. Select neighbour</w:t>
-      </w:r>
-    </w:p>
-    <w:p>
-      <w:pPr>
-        <w:spacing w:line="336" w:lineRule="auto" w:after="180"/>
-        <w:shd w:fill="F4F9FC"/>
-      </w:pPr>
-      <w:r>
-        <w:rPr>
-          <w:b w:val="0"/>
-        </w:rPr>
-        <w:t>3. Distances to Q/R</w:t>
+        <w:t>Repair a missing building block</w:t>
       </w:r>
     </w:p>
     <w:p>
@@ -2054,32 +2316,7 @@
         <w:pStyle w:val="Heading3"/>
       </w:pPr>
       <w:r>
-        <w:t>My selected conclusion, deciding fact and explanation</w:t>
-      </w:r>
-    </w:p>
-    <w:p>
-      <w:r>
-        <w:t>________________________________________________________________</w:t>
-      </w:r>
-    </w:p>
-    <w:p>
-      <w:r>
-        <w:t>________________________________________________________________</w:t>
-      </w:r>
-    </w:p>
-    <w:p>
-      <w:r>
-        <w:t>________________________________________________________________</w:t>
-      </w:r>
-    </w:p>
-    <w:p>
-      <w:r>
-        <w:t>________________________________________________________________</w:t>
-      </w:r>
-    </w:p>
-    <w:p>
-      <w:r>
-        <w:t>________________________________________________________________</w:t>
+        <w:t>Predict, run and debug</w:t>
       </w:r>
     </w:p>
     <w:p>
@@ -2087,541 +2324,25 @@
         <w:pStyle w:val="Heading3"/>
       </w:pPr>
       <w:r>
-        <w:t>Hint · try first</w:t>
-      </w:r>
-    </w:p>
-    <w:p>
-      <w:pPr>
-        <w:spacing w:line="336" w:lineRule="auto" w:after="180"/>
-        <w:shd w:fill="F1F6F8"/>
-      </w:pPr>
-      <w:r>
-        <w:rPr>
-          <w:b w:val="0"/>
-        </w:rPr>
-        <w:t>Hint if needed: Read the steps in the pictorial case. Match the supplied detail to the stage that performs or records it.</w:t>
-      </w:r>
-    </w:p>
-    <w:p>
-      <w:pPr>
-        <w:pStyle w:val="Heading3"/>
-      </w:pPr>
-      <w:r>
-        <w:t>Feedback · compare after trying</w:t>
-      </w:r>
-    </w:p>
-    <w:p>
-      <w:pPr>
-        <w:spacing w:line="336" w:lineRule="auto" w:after="180"/>
-        <w:shd w:fill="F1F6FC"/>
-      </w:pPr>
-      <w:r>
-        <w:rPr>
-          <w:b w:val="0"/>
-        </w:rPr>
-        <w:t>After your attempt, compare with the supported explanation: Select neighbour P is nearest under the declared metric; this is a geometric result, not proof of meaning. An embedding stores each item as an ordered vector.</w:t>
-      </w:r>
-    </w:p>
-    <w:p>
-      <w:pPr>
-        <w:spacing w:line="336" w:lineRule="auto" w:after="180"/>
-        <w:shd w:fill="F1F6FC"/>
-      </w:pPr>
-      <w:r>
-        <w:rPr>
-          <w:b w:val="0"/>
-        </w:rPr>
-        <w:t xml:space="preserve">Under </w:t>
-      </w:r>
-      <w:r>
-        <w:rPr>
-          <w:b/>
-        </w:rPr>
-        <w:t>squared Euclidean distance</w:t>
-      </w:r>
-      <w:r>
-        <w:rPr>
-          <w:b w:val="0"/>
-        </w:rPr>
-        <w:t>, subtract matching coordinates, square their differences and add. The smallest total identifies the nearest supplied vector.</w:t>
-      </w:r>
-    </w:p>
-    <w:p>
-      <w:pPr>
-        <w:spacing w:line="336" w:lineRule="auto" w:after="180"/>
-        <w:shd w:fill="F1F6FC"/>
-      </w:pPr>
-      <w:r>
-        <w:rPr>
-          <w:b w:val="0"/>
-        </w:rPr>
-        <w:t xml:space="preserve">These invented coordinates let us check geometry exactly; a claim that neighbours share meaning needs </w:t>
-      </w:r>
-      <w:r>
-        <w:rPr>
-          <w:b/>
-        </w:rPr>
-        <w:t>evidence</w:t>
-      </w:r>
-      <w:r>
-        <w:rPr>
-          <w:b w:val="0"/>
-        </w:rPr>
-        <w:t xml:space="preserve"> about how the representation was learned and used.</w:t>
-      </w:r>
-    </w:p>
-    <w:p>
-      <w:pPr>
-        <w:pStyle w:val="Heading3"/>
-      </w:pPr>
-      <w:r>
-        <w:t>Practice 2: explain the deciding evidence</w:t>
-      </w:r>
-    </w:p>
-    <w:p>
-      <w:pPr>
-        <w:pStyle w:val="Heading3"/>
-      </w:pPr>
-      <w:r>
-        <w:t>Changed case · predict first</w:t>
-      </w:r>
-    </w:p>
-    <w:p>
-      <w:pPr>
-        <w:spacing w:line="336" w:lineRule="auto" w:after="180"/>
-        <w:shd w:fill="F5F1FB"/>
-      </w:pPr>
-      <w:r>
-        <w:rPr>
-          <w:b w:val="0"/>
-        </w:rPr>
-        <w:t>Changed-case practice: Move the query to [2, 1]. Which conclusion is supported by the supplied facts?</w:t>
-      </w:r>
-    </w:p>
-    <w:p>
-      <w:pPr>
-        <w:spacing w:line="336" w:lineRule="auto" w:after="180"/>
-        <w:shd w:fill="F4F9FC"/>
-      </w:pPr>
-      <w:r>
-        <w:rPr>
-          <w:b w:val="0"/>
-        </w:rPr>
-        <w:t xml:space="preserve">1. We can decide the result without examining the changed </w:t>
-      </w:r>
-      <w:r>
-        <w:rPr>
-          <w:b/>
-        </w:rPr>
-        <w:t>input</w:t>
-      </w:r>
-      <w:r>
-        <w:rPr>
-          <w:b w:val="0"/>
-        </w:rPr>
-        <w:t xml:space="preserve"> or the procedure.</w:t>
-      </w:r>
-    </w:p>
-    <w:p>
-      <w:pPr>
-        <w:spacing w:line="336" w:lineRule="auto" w:after="180"/>
-        <w:shd w:fill="F4F9FC"/>
-      </w:pPr>
-      <w:r>
-        <w:rPr>
-          <w:b w:val="0"/>
-        </w:rPr>
-        <w:t xml:space="preserve">2. This one example guarantees correct results for every future </w:t>
-      </w:r>
-      <w:r>
-        <w:rPr>
-          <w:b/>
-        </w:rPr>
-        <w:t>input</w:t>
-      </w:r>
-      <w:r>
-        <w:rPr>
-          <w:b w:val="0"/>
-        </w:rPr>
-        <w:t>.</w:t>
-      </w:r>
-    </w:p>
-    <w:p>
-      <w:pPr>
-        <w:spacing w:line="336" w:lineRule="auto" w:after="180"/>
-        <w:shd w:fill="F4F9FC"/>
-      </w:pPr>
-      <w:r>
-        <w:rPr>
-          <w:b w:val="0"/>
-        </w:rPr>
-        <w:t>3. Q becomes nearest with squared distance 1; P distance 4; R distance 10.</w:t>
-      </w:r>
-    </w:p>
-    <w:p>
-      <w:pPr>
-        <w:pStyle w:val="Heading3"/>
-      </w:pPr>
-      <w:r>
-        <w:t>My selected conclusion, deciding fact and explanation</w:t>
-      </w:r>
-    </w:p>
-    <w:p>
-      <w:r>
-        <w:t>________________________________________________________________</w:t>
-      </w:r>
-    </w:p>
-    <w:p>
-      <w:r>
-        <w:t>________________________________________________________________</w:t>
-      </w:r>
-    </w:p>
-    <w:p>
-      <w:r>
-        <w:t>________________________________________________________________</w:t>
-      </w:r>
-    </w:p>
-    <w:p>
-      <w:r>
-        <w:t>________________________________________________________________</w:t>
-      </w:r>
-    </w:p>
-    <w:p>
-      <w:r>
-        <w:t>________________________________________________________________</w:t>
-      </w:r>
-    </w:p>
-    <w:p>
-      <w:pPr>
-        <w:pStyle w:val="Heading3"/>
-      </w:pPr>
-      <w:r>
-        <w:t>Hint · try first</w:t>
-      </w:r>
-    </w:p>
-    <w:p>
-      <w:pPr>
-        <w:spacing w:line="336" w:lineRule="auto" w:after="180"/>
-        <w:shd w:fill="F1F6F8"/>
-      </w:pPr>
-      <w:r>
-        <w:rPr>
-          <w:b w:val="0"/>
-        </w:rPr>
-        <w:t>Hint if needed: Use the changed condition and the deciding step in the pictorial trace. The answer must say what follows from those facts.</w:t>
-      </w:r>
-    </w:p>
-    <w:p>
-      <w:pPr>
-        <w:pStyle w:val="Heading3"/>
-      </w:pPr>
-      <w:r>
-        <w:t>Feedback · compare after trying</w:t>
-      </w:r>
-    </w:p>
-    <w:p>
-      <w:pPr>
-        <w:spacing w:line="336" w:lineRule="auto" w:after="180"/>
-        <w:shd w:fill="F1F6FC"/>
-      </w:pPr>
-      <w:r>
-        <w:rPr>
-          <w:b w:val="0"/>
-        </w:rPr>
-        <w:t>After your attempt, compare with the supported explanation: Q becomes nearest with squared distance 1; P distance 4; R distance 10. Changing the query position changes geometric neighbours while the stored table remains fixed.</w:t>
-      </w:r>
-    </w:p>
-    <w:p>
-      <w:pPr>
-        <w:pStyle w:val="Heading3"/>
-      </w:pPr>
-      <w:r>
-        <w:t>Repair a missing building block</w:t>
-      </w:r>
-    </w:p>
-    <w:p>
-      <w:pPr>
-        <w:spacing w:line="336" w:lineRule="auto" w:after="180"/>
-      </w:pPr>
-      <w:r>
-        <w:rPr>
-          <w:b w:val="0"/>
-        </w:rPr>
-        <w:t>Review Sequence representations (ai-5/25). Goal: Encode an ordered sequence with an explicit vocabulary. Short practice: Which record lets the program distinguish the first and last zeros?</w:t>
-      </w:r>
-    </w:p>
-    <w:p>
-      <w:pPr>
-        <w:spacing w:line="336" w:lineRule="auto" w:after="180"/>
-      </w:pPr>
-      <w:r>
-        <w:rPr>
-          <w:b w:val="0"/>
-        </w:rPr>
-        <w:t xml:space="preserve">Point to the relevant step in the picture, then write the changed result and the rule or </w:t>
-      </w:r>
-      <w:r>
-        <w:rPr>
-          <w:b/>
-        </w:rPr>
-        <w:t>evidence</w:t>
-      </w:r>
-      <w:r>
-        <w:rPr>
-          <w:b w:val="0"/>
-        </w:rPr>
-        <w:t xml:space="preserve"> that supports it.. Return to this week and explain what you changed.</w:t>
-      </w:r>
-    </w:p>
-    <w:p>
-      <w:pPr>
-        <w:spacing w:line="336" w:lineRule="auto" w:after="180"/>
-      </w:pPr>
-      <w:r>
-        <w:rPr>
-          <w:b w:val="0"/>
-        </w:rPr>
-        <w:t xml:space="preserve">Review </w:t>
-      </w:r>
-      <w:r>
-        <w:rPr>
-          <w:b/>
-        </w:rPr>
-        <w:t>Training</w:t>
-      </w:r>
-      <w:r>
-        <w:rPr>
-          <w:b w:val="0"/>
-        </w:rPr>
-        <w:t xml:space="preserve"> a small image model (ai-5/23). Goal: Trace a complete image model with fixed features and one trained weight. Short practice: Does lower </w:t>
-      </w:r>
-      <w:r>
-        <w:rPr>
-          <w:b/>
-        </w:rPr>
-        <w:t>training</w:t>
-      </w:r>
-      <w:r>
-        <w:rPr>
-          <w:b w:val="0"/>
-        </w:rPr>
-        <w:t xml:space="preserve"> loss alone establish that four updates generalise better?</w:t>
-      </w:r>
-    </w:p>
-    <w:p>
-      <w:pPr>
-        <w:spacing w:line="336" w:lineRule="auto" w:after="180"/>
-      </w:pPr>
-      <w:r>
-        <w:rPr>
-          <w:b w:val="0"/>
-        </w:rPr>
-        <w:t xml:space="preserve">Point to the relevant step in the picture, then write the changed result and the rule or </w:t>
-      </w:r>
-      <w:r>
-        <w:rPr>
-          <w:b/>
-        </w:rPr>
-        <w:t>evidence</w:t>
-      </w:r>
-      <w:r>
-        <w:rPr>
-          <w:b w:val="0"/>
-        </w:rPr>
-        <w:t xml:space="preserve"> that supports it.. Return to this week and explain what you changed.</w:t>
-      </w:r>
-    </w:p>
-    <w:p>
-      <w:pPr>
-        <w:spacing w:line="336" w:lineRule="auto" w:after="180"/>
-      </w:pPr>
-      <w:r>
-        <w:rPr>
-          <w:b w:val="0"/>
-        </w:rPr>
-        <w:t>Review Image tensors and channels (ai-5/20). Goal: Read a pixel using declared row column and channel axes. Short practice: Where is the bottom green pixel in the first batched image?</w:t>
-      </w:r>
-    </w:p>
-    <w:p>
-      <w:pPr>
-        <w:spacing w:line="336" w:lineRule="auto" w:after="180"/>
-      </w:pPr>
-      <w:r>
-        <w:rPr>
-          <w:b w:val="0"/>
-        </w:rPr>
-        <w:t xml:space="preserve">Point to the relevant step in the picture, then write the changed result and the rule or </w:t>
-      </w:r>
-      <w:r>
-        <w:rPr>
-          <w:b/>
-        </w:rPr>
-        <w:t>evidence</w:t>
-      </w:r>
-      <w:r>
-        <w:rPr>
-          <w:b w:val="0"/>
-        </w:rPr>
-        <w:t xml:space="preserve"> that supports it.. Return to this week and explain what you changed.</w:t>
-      </w:r>
-    </w:p>
-    <w:p>
-      <w:pPr>
-        <w:pStyle w:val="Heading3"/>
-      </w:pPr>
-      <w:r>
-        <w:t>Predict, run and debug</w:t>
-      </w:r>
-    </w:p>
-    <w:p>
-      <w:pPr>
-        <w:spacing w:line="336" w:lineRule="auto" w:after="180"/>
-      </w:pPr>
-      <w:r>
-        <w:rPr>
-          <w:b w:val="0"/>
-        </w:rPr>
-        <w:t xml:space="preserve">The browser lab lets you edit the supported Python examples already included in this lesson. Predict first, run, inspect the actual </w:t>
-      </w:r>
-      <w:r>
-        <w:rPr>
-          <w:b/>
-        </w:rPr>
-        <w:t>output</w:t>
-      </w:r>
-      <w:r>
-        <w:rPr>
-          <w:b w:val="0"/>
-        </w:rPr>
-        <w:t xml:space="preserve"> or error, change one </w:t>
-      </w:r>
-      <w:r>
-        <w:rPr>
-          <w:b/>
-        </w:rPr>
-        <w:t>input</w:t>
-      </w:r>
-      <w:r>
-        <w:rPr>
-          <w:b w:val="0"/>
-        </w:rPr>
-        <w:t>, then run again.</w:t>
-      </w:r>
-    </w:p>
-    <w:p>
-      <w:pPr>
-        <w:spacing w:line="336" w:lineRule="auto" w:after="180"/>
-      </w:pPr>
-      <w:r>
-        <w:rPr>
-          <w:b w:val="0"/>
-        </w:rPr>
-        <w:t xml:space="preserve">Keep code, </w:t>
-      </w:r>
-      <w:r>
-        <w:rPr>
-          <w:b/>
-        </w:rPr>
-        <w:t>prediction</w:t>
-      </w:r>
-      <w:r>
-        <w:rPr>
-          <w:b w:val="0"/>
-        </w:rPr>
-        <w:t>s, actual results and a reasoned revision together. On paper, label your result as a trace rather than an execution.</w:t>
-      </w:r>
-    </w:p>
-    <w:p>
-      <w:pPr>
-        <w:pStyle w:val="Heading3"/>
-      </w:pPr>
-      <w:r>
         <w:t>Keep your completed work</w:t>
       </w:r>
     </w:p>
     <w:p>
       <w:pPr>
-        <w:spacing w:line="336" w:lineRule="auto" w:after="180"/>
-      </w:pPr>
-      <w:r>
-        <w:rPr>
-          <w:b w:val="0"/>
-        </w:rPr>
-        <w:t xml:space="preserve">Use Download completed work in the hosted lesson to export your answers, reflections, practice feedback and code-run </w:t>
-      </w:r>
-      <w:r>
-        <w:rPr>
-          <w:b/>
-        </w:rPr>
-        <w:t>evidence</w:t>
-      </w:r>
-      <w:r>
-        <w:rPr>
-          <w:b w:val="0"/>
-        </w:rPr>
-        <w:t>. Open the HTML copy to read or print it.</w:t>
-      </w:r>
-    </w:p>
-    <w:p>
-      <w:pPr>
-        <w:spacing w:line="336" w:lineRule="auto" w:after="180"/>
-      </w:pPr>
-      <w:r>
-        <w:rPr>
-          <w:b w:val="0"/>
-        </w:rPr>
-        <w:t>Drafts stay in this browser when storage is available; clear drafts on a shared device.</w:t>
-      </w:r>
-    </w:p>
-    <w:p>
-      <w:pPr>
-        <w:pStyle w:val="Heading3"/>
-      </w:pPr>
-      <w:r>
-        <w:t>What I repaired, the evidence I kept and the next test</w:t>
-      </w:r>
-    </w:p>
-    <w:p>
-      <w:r>
-        <w:t>________________________________________________________________</w:t>
-      </w:r>
-    </w:p>
-    <w:p>
-      <w:r>
-        <w:t>________________________________________________________________</w:t>
-      </w:r>
-    </w:p>
-    <w:p>
-      <w:r>
-        <w:t>________________________________________________________________</w:t>
-      </w:r>
-    </w:p>
-    <w:p>
-      <w:r>
-        <w:t>________________________________________________________________</w:t>
-      </w:r>
-    </w:p>
-    <w:p>
-      <w:r>
-        <w:t>________________________________________________________________</w:t>
-      </w:r>
-    </w:p>
-    <w:p>
-      <w:pPr>
         <w:pStyle w:val="Heading1"/>
       </w:pPr>
       <w:r>
-        <w:t>15. Visual concept journey</w:t>
-      </w:r>
-    </w:p>
-    <w:p>
-      <w:r>
-        <w:t>Explain each Embeddings and neighbourhoods picture from its labels, then record a relevant limit.</w:t>
-      </w:r>
-    </w:p>
-    <w:p>
-      <w:pPr>
-        <w:pStyle w:val="Heading3"/>
+        <w:t>15. Reference · Six-picture response sheets</w:t>
+      </w:r>
+    </w:p>
+    <w:p>
+      <w:r>
+        <w:t>Choose the picture that helps explain the current step.</w:t>
+      </w:r>
+    </w:p>
+    <w:p>
+      <w:pPr>
+        <w:pStyle w:val="Heading2"/>
       </w:pPr>
       <w:r>
         <w:t>01. Embeddings and neighbourhoods: the case</w:t>
@@ -2712,7 +2433,6 @@
     <w:p>
       <w:pPr>
         <w:spacing w:line="336" w:lineRule="auto" w:after="180"/>
-        <w:shd w:fill="F5F1FB"/>
       </w:pPr>
       <w:r>
         <w:rPr>
@@ -2751,7 +2471,7 @@
     </w:p>
     <w:p>
       <w:pPr>
-        <w:pStyle w:val="Heading3"/>
+        <w:pStyle w:val="Heading2"/>
       </w:pPr>
       <w:r>
         <w:t>02. Follow the deciding steps</w:t>
@@ -2807,7 +2527,6 @@
     <w:p>
       <w:pPr>
         <w:spacing w:line="336" w:lineRule="auto" w:after="180"/>
-        <w:shd w:fill="F5F1FB"/>
       </w:pPr>
       <w:r>
         <w:rPr>
@@ -2858,7 +2577,7 @@
     </w:p>
     <w:p>
       <w:pPr>
-        <w:pStyle w:val="Heading3"/>
+        <w:pStyle w:val="Heading2"/>
       </w:pPr>
       <w:r>
         <w:t>03. Squared Euclidean embedding distances</w:t>
@@ -2926,7 +2645,6 @@
     <w:p>
       <w:pPr>
         <w:spacing w:line="336" w:lineRule="auto" w:after="180"/>
-        <w:shd w:fill="F5F1FB"/>
       </w:pPr>
       <w:r>
         <w:rPr>
@@ -2965,7 +2683,7 @@
     </w:p>
     <w:p>
       <w:pPr>
-        <w:pStyle w:val="Heading3"/>
+        <w:pStyle w:val="Heading2"/>
       </w:pPr>
       <w:r>
         <w:t>04. Change one thing. Trace what follows.</w:t>
@@ -3032,7 +2750,6 @@
     <w:p>
       <w:pPr>
         <w:spacing w:line="336" w:lineRule="auto" w:after="180"/>
-        <w:shd w:fill="F5F1FB"/>
       </w:pPr>
       <w:r>
         <w:rPr>
@@ -3071,7 +2788,7 @@
     </w:p>
     <w:p>
       <w:pPr>
-        <w:pStyle w:val="Heading3"/>
+        <w:pStyle w:val="Heading2"/>
       </w:pPr>
       <w:r>
         <w:t>05. Connect the explanation to its limit</w:t>
@@ -3185,7 +2902,6 @@
     <w:p>
       <w:pPr>
         <w:spacing w:line="336" w:lineRule="auto" w:after="180"/>
-        <w:shd w:fill="F5F1FB"/>
       </w:pPr>
       <w:r>
         <w:rPr>
@@ -3224,7 +2940,7 @@
     </w:p>
     <w:p>
       <w:pPr>
-        <w:pStyle w:val="Heading3"/>
+        <w:pStyle w:val="Heading2"/>
       </w:pPr>
       <w:r>
         <w:t>06. Make the idea visible in your project</w:t>
@@ -3338,7 +3054,6 @@
     <w:p>
       <w:pPr>
         <w:spacing w:line="336" w:lineRule="auto" w:after="180"/>
-        <w:shd w:fill="F5F1FB"/>
       </w:pPr>
       <w:r>
         <w:rPr>
@@ -3385,6 +3100,62 @@
     <w:p>
       <w:r>
         <w:t>________________________________________________________________</w:t>
+      </w:r>
+    </w:p>
+    <w:p>
+      <w:pPr>
+        <w:pStyle w:val="Heading2"/>
+      </w:pPr>
+      <w:r>
+        <w:t>Earlier wording, alternatives and picture transcripts · reference / check after trying</w:t>
+      </w:r>
+    </w:p>
+    <w:p>
+      <w:pPr>
+        <w:pStyle w:val="Heading3"/>
+      </w:pPr>
+      <w:r>
+        <w:t>01. Embeddings and neighbourhoods: the case</w:t>
+      </w:r>
+    </w:p>
+    <w:p>
+      <w:pPr>
+        <w:pStyle w:val="Heading3"/>
+      </w:pPr>
+      <w:r>
+        <w:t>02. Follow the deciding steps</w:t>
+      </w:r>
+    </w:p>
+    <w:p>
+      <w:pPr>
+        <w:pStyle w:val="Heading3"/>
+      </w:pPr>
+      <w:r>
+        <w:t>03. Squared Euclidean embedding distances</w:t>
+      </w:r>
+    </w:p>
+    <w:p>
+      <w:pPr>
+        <w:pStyle w:val="Heading3"/>
+      </w:pPr>
+      <w:r>
+        <w:t>04. Change one thing. Trace what follows.</w:t>
+      </w:r>
+    </w:p>
+    <w:p>
+      <w:pPr>
+        <w:pStyle w:val="Heading3"/>
+      </w:pPr>
+      <w:r>
+        <w:t>05. Connect the explanation to its limit</w:t>
+      </w:r>
+    </w:p>
+    <w:p>
+      <w:pPr>
+        <w:pStyle w:val="Heading3"/>
+      </w:pPr>
+      <w:r>
+        <w:t>06. Make the idea visible in your project</w:t>
       </w:r>
     </w:p>
     <w:sectPr>
